--- a/lab-2/Отчёт_ЛР2_Мультимодальные_модели.docx
+++ b/lab-2/Отчёт_ЛР2_Мультимодальные_модели.docx
@@ -5,50 +5,45 @@
     <w:p>
       <w:pPr>
         <w:pStyle w:val="aa"/>
+        <w:keepNext/>
         <w:jc w:val="center"/>
         <w:rPr>
           <w:lang w:val="ru-RU"/>
         </w:rPr>
-        <w:keepNext/>
       </w:pPr>
       <w:r>
         <w:rPr>
-          <w:rFonts w:ascii="Times New Roman" w:hAnsi="Times New Roman" w:eastAsia="Times New Roman"/>
-          <w:color w:val="000000"/>
-          <w:b/>
-        </w:rPr>
-        <w:t xml:space="preserve">Лабораторная работа 2</w:t>
+          <w:rFonts w:ascii="Times New Roman" w:eastAsia="Times New Roman" w:hAnsi="Times New Roman"/>
+          <w:color w:val="000000"/>
+          <w:lang w:val="ru-RU"/>
+        </w:rPr>
+        <w:t>Лабораторная работа 2</w:t>
+      </w:r>
+      <w:r>
+        <w:rPr>
+          <w:rFonts w:ascii="Times New Roman" w:eastAsia="Times New Roman" w:hAnsi="Times New Roman"/>
+          <w:color w:val="000000"/>
+          <w:lang w:val="ru-RU"/>
+        </w:rPr>
         <w:br/>
-        <w:t xml:space="preserve">Мультимодальные модели для прогноза движения акций</w:t>
-      </w:r>
-    </w:p>
-    <w:p>
-      <w:pPr>
-        <w:jc w:val="both"/>
-        <w:rPr>
-          <w:lang w:val="ru-RU"/>
-        </w:rPr>
-      </w:pPr>
-      <w:r>
-        <w:rPr>
-          <w:rFonts w:ascii="Times New Roman" w:hAnsi="Times New Roman" w:eastAsia="Times New Roman"/>
-          <w:color w:val="000000"/>
-        </w:rPr>
-        <w:t xml:space="preserve">Сравниваются восемь моделей и схем обработки сообщений, котировок и графиков. Подтверждённого выигрыша от объединения входов не получено. По заданному правилу выбран числовой baseline; на отдельных компаниях его Macro-F1 составил 0,417. Эксперимент выполнен 8 октября 2026 года.</w:t>
+        <w:t>Мультимодальные модели для прогноза движения акций</w:t>
       </w:r>
     </w:p>
     <w:p>
       <w:pPr>
         <w:pStyle w:val="21"/>
         <w:spacing w:before="80"/>
+        <w:rPr>
+          <w:lang w:val="ru-RU"/>
+        </w:rPr>
       </w:pPr>
       <w:r>
         <w:rPr>
-          <w:rFonts w:ascii="Times New Roman" w:hAnsi="Times New Roman" w:eastAsia="Times New Roman"/>
-          <w:color w:val="000000"/>
-          <w:b/>
-        </w:rPr>
-        <w:t xml:space="preserve">Цель и постановка задачи</w:t>
+          <w:rFonts w:ascii="Times New Roman" w:eastAsia="Times New Roman" w:hAnsi="Times New Roman"/>
+          <w:color w:val="000000"/>
+          <w:lang w:val="ru-RU"/>
+        </w:rPr>
+        <w:t>Цель и постановка задачи</w:t>
       </w:r>
     </w:p>
     <w:p>
@@ -60,24 +55,28 @@
       </w:pPr>
       <w:r>
         <w:rPr>
-          <w:rFonts w:ascii="Times New Roman" w:hAnsi="Times New Roman" w:eastAsia="Times New Roman"/>
-          <w:color w:val="000000"/>
-        </w:rPr>
-        <w:t xml:space="preserve">Цель работы - проверить, улучшает ли совместная обработка текста, числового ряда и изображения прогноз направления движения акции. Один объект соответствует компании и торговой сессии. По сообщениям о компании и последним 20 торговым сессиям требуется предсказать рост или падение скорректированной цены закрытия в следующую сессию. График построен по той же истории цен, поэтому он является дополнительным представлением котировок.</w:t>
+          <w:rFonts w:eastAsia="Times New Roman"/>
+          <w:color w:val="000000"/>
+          <w:lang w:val="ru-RU"/>
+        </w:rPr>
+        <w:t>Цель работы - проверить, улучшает ли совместная обработка текста, числового ряда и изображения прогноз направления движения акции. Один объект соответствует компании и торговой сессии. По сообщениям о компании и последним 20 торговым сессиям требуется предсказать рост или падение скорректированной цены закрытия в следующую сессию. График построен по той же истории цен, поэтому он является дополнительным представлением котировок.</w:t>
       </w:r>
     </w:p>
     <w:p>
       <w:pPr>
         <w:pStyle w:val="21"/>
         <w:spacing w:before="80"/>
+        <w:rPr>
+          <w:lang w:val="ru-RU"/>
+        </w:rPr>
       </w:pPr>
       <w:r>
         <w:rPr>
-          <w:rFonts w:ascii="Times New Roman" w:hAnsi="Times New Roman" w:eastAsia="Times New Roman"/>
-          <w:color w:val="000000"/>
-          <w:b/>
-        </w:rPr>
-        <w:t xml:space="preserve">Обзор пяти научных работ</w:t>
+          <w:rFonts w:ascii="Times New Roman" w:eastAsia="Times New Roman" w:hAnsi="Times New Roman"/>
+          <w:color w:val="000000"/>
+          <w:lang w:val="ru-RU"/>
+        </w:rPr>
+        <w:t>Обзор пяти научных работ</w:t>
       </w:r>
     </w:p>
     <w:p>
@@ -89,10 +88,88 @@
       </w:pPr>
       <w:r>
         <w:rPr>
-          <w:rFonts w:ascii="Times New Roman" w:hAnsi="Times New Roman" w:eastAsia="Times New Roman"/>
-          <w:color w:val="000000"/>
-        </w:rPr>
-        <w:t xml:space="preserve">1. Xu и Cohen [1] предложили StockNet для совместного анализа сообщений и истории цен. Вероятностная модель учитывает шум и временные зависимости; оценка проводится по Accuracy и MCC. Работа даёт открытый набор сообщений и котировок, использованный в лабораторной работе. Здесь применяется собственное разбиение и другие модели. Результат авторов не переносится напрямую на выбранные компании и периоды.</w:t>
+          <w:rFonts w:eastAsia="Times New Roman"/>
+          <w:color w:val="000000"/>
+          <w:lang w:val="ru-RU"/>
+        </w:rPr>
+        <w:t xml:space="preserve">1. </w:t>
+      </w:r>
+      <w:r>
+        <w:rPr>
+          <w:rFonts w:eastAsia="Times New Roman"/>
+          <w:color w:val="000000"/>
+        </w:rPr>
+        <w:t>Xu</w:t>
+      </w:r>
+      <w:r>
+        <w:rPr>
+          <w:rFonts w:eastAsia="Times New Roman"/>
+          <w:color w:val="000000"/>
+          <w:lang w:val="ru-RU"/>
+        </w:rPr>
+        <w:t xml:space="preserve"> и </w:t>
+      </w:r>
+      <w:r>
+        <w:rPr>
+          <w:rFonts w:eastAsia="Times New Roman"/>
+          <w:color w:val="000000"/>
+        </w:rPr>
+        <w:t>Cohen</w:t>
+      </w:r>
+      <w:r>
+        <w:rPr>
+          <w:rFonts w:eastAsia="Times New Roman"/>
+          <w:color w:val="000000"/>
+          <w:lang w:val="ru-RU"/>
+        </w:rPr>
+        <w:t xml:space="preserve"> [1] предложили </w:t>
+      </w:r>
+      <w:proofErr w:type="spellStart"/>
+      <w:r>
+        <w:rPr>
+          <w:rFonts w:eastAsia="Times New Roman"/>
+          <w:color w:val="000000"/>
+        </w:rPr>
+        <w:t>StockNet</w:t>
+      </w:r>
+      <w:proofErr w:type="spellEnd"/>
+      <w:r>
+        <w:rPr>
+          <w:rFonts w:eastAsia="Times New Roman"/>
+          <w:color w:val="000000"/>
+          <w:lang w:val="ru-RU"/>
+        </w:rPr>
+        <w:t xml:space="preserve"> для совместного анализа сообщений и истории цен. Вероятностная модель учитывает шум и временные зависимости; оценка проводится по </w:t>
+      </w:r>
+      <w:r>
+        <w:rPr>
+          <w:rFonts w:eastAsia="Times New Roman"/>
+          <w:color w:val="000000"/>
+        </w:rPr>
+        <w:t>Accuracy</w:t>
+      </w:r>
+      <w:r>
+        <w:rPr>
+          <w:rFonts w:eastAsia="Times New Roman"/>
+          <w:color w:val="000000"/>
+          <w:lang w:val="ru-RU"/>
+        </w:rPr>
+        <w:t xml:space="preserve"> и </w:t>
+      </w:r>
+      <w:r>
+        <w:rPr>
+          <w:rFonts w:eastAsia="Times New Roman"/>
+          <w:color w:val="000000"/>
+        </w:rPr>
+        <w:t>MCC</w:t>
+      </w:r>
+      <w:r>
+        <w:rPr>
+          <w:rFonts w:eastAsia="Times New Roman"/>
+          <w:color w:val="000000"/>
+          <w:lang w:val="ru-RU"/>
+        </w:rPr>
+        <w:t>. Работа даёт открытый набор сообщений и котировок, использованный в лабораторной работе. Здесь применяется собственное разбиение и другие модели. Результат авторов не переносится напрямую на выбранные компании и периоды.</w:t>
       </w:r>
     </w:p>
     <w:p>
@@ -104,10 +181,174 @@
       </w:pPr>
       <w:r>
         <w:rPr>
-          <w:rFonts w:ascii="Times New Roman" w:hAnsi="Times New Roman" w:eastAsia="Times New Roman"/>
-          <w:color w:val="000000"/>
-        </w:rPr>
-        <w:t xml:space="preserve">2. Araci [2] исследовал FinBERT для финансовой тональности на Financial PhraseBank и FiQA. Предобучение на финансовых текстах помогает учитывать специальную лексику; качество проверяется по Accuracy, F1 и показателям регрессии. В эксперименте FinBERT формирует текстовые признаки для отдельного классификатора. Тональность сообщения не принимается за направление цены. Публикация представлена как препринт; тексты StockNet отличаются от исходных предложений этих наборов.</w:t>
+          <w:rFonts w:eastAsia="Times New Roman"/>
+          <w:color w:val="000000"/>
+          <w:lang w:val="ru-RU"/>
+        </w:rPr>
+        <w:t xml:space="preserve">2. </w:t>
+      </w:r>
+      <w:r>
+        <w:rPr>
+          <w:rFonts w:eastAsia="Times New Roman"/>
+          <w:color w:val="000000"/>
+        </w:rPr>
+        <w:t>Araci</w:t>
+      </w:r>
+      <w:r>
+        <w:rPr>
+          <w:rFonts w:eastAsia="Times New Roman"/>
+          <w:color w:val="000000"/>
+          <w:lang w:val="ru-RU"/>
+        </w:rPr>
+        <w:t xml:space="preserve"> [2] исследовал </w:t>
+      </w:r>
+      <w:proofErr w:type="spellStart"/>
+      <w:r>
+        <w:rPr>
+          <w:rFonts w:eastAsia="Times New Roman"/>
+          <w:color w:val="000000"/>
+        </w:rPr>
+        <w:t>FinBERT</w:t>
+      </w:r>
+      <w:proofErr w:type="spellEnd"/>
+      <w:r>
+        <w:rPr>
+          <w:rFonts w:eastAsia="Times New Roman"/>
+          <w:color w:val="000000"/>
+          <w:lang w:val="ru-RU"/>
+        </w:rPr>
+        <w:t xml:space="preserve"> для финансовой тональности на </w:t>
+      </w:r>
+      <w:r>
+        <w:rPr>
+          <w:rFonts w:eastAsia="Times New Roman"/>
+          <w:color w:val="000000"/>
+        </w:rPr>
+        <w:t>Financial</w:t>
+      </w:r>
+      <w:r>
+        <w:rPr>
+          <w:rFonts w:eastAsia="Times New Roman"/>
+          <w:color w:val="000000"/>
+          <w:lang w:val="ru-RU"/>
+        </w:rPr>
+        <w:t xml:space="preserve"> </w:t>
+      </w:r>
+      <w:proofErr w:type="spellStart"/>
+      <w:r>
+        <w:rPr>
+          <w:rFonts w:eastAsia="Times New Roman"/>
+          <w:color w:val="000000"/>
+        </w:rPr>
+        <w:t>PhraseBank</w:t>
+      </w:r>
+      <w:proofErr w:type="spellEnd"/>
+      <w:r>
+        <w:rPr>
+          <w:rFonts w:eastAsia="Times New Roman"/>
+          <w:color w:val="000000"/>
+          <w:lang w:val="ru-RU"/>
+        </w:rPr>
+        <w:t xml:space="preserve"> и </w:t>
+      </w:r>
+      <w:proofErr w:type="spellStart"/>
+      <w:r>
+        <w:rPr>
+          <w:rFonts w:eastAsia="Times New Roman"/>
+          <w:color w:val="000000"/>
+        </w:rPr>
+        <w:t>FiQA</w:t>
+      </w:r>
+      <w:proofErr w:type="spellEnd"/>
+      <w:r>
+        <w:rPr>
+          <w:rFonts w:eastAsia="Times New Roman"/>
+          <w:color w:val="000000"/>
+          <w:lang w:val="ru-RU"/>
+        </w:rPr>
+        <w:t xml:space="preserve">. </w:t>
+      </w:r>
+      <w:proofErr w:type="spellStart"/>
+      <w:r>
+        <w:rPr>
+          <w:rFonts w:eastAsia="Times New Roman"/>
+          <w:color w:val="000000"/>
+          <w:lang w:val="ru-RU"/>
+        </w:rPr>
+        <w:t>Предобучение</w:t>
+      </w:r>
+      <w:proofErr w:type="spellEnd"/>
+      <w:r>
+        <w:rPr>
+          <w:rFonts w:eastAsia="Times New Roman"/>
+          <w:color w:val="000000"/>
+          <w:lang w:val="ru-RU"/>
+        </w:rPr>
+        <w:t xml:space="preserve"> на финансовых текстах помогает учитывать специальную лексику; качество проверяется по </w:t>
+      </w:r>
+      <w:r>
+        <w:rPr>
+          <w:rFonts w:eastAsia="Times New Roman"/>
+          <w:color w:val="000000"/>
+        </w:rPr>
+        <w:t>Accuracy</w:t>
+      </w:r>
+      <w:r>
+        <w:rPr>
+          <w:rFonts w:eastAsia="Times New Roman"/>
+          <w:color w:val="000000"/>
+          <w:lang w:val="ru-RU"/>
+        </w:rPr>
+        <w:t xml:space="preserve">, </w:t>
+      </w:r>
+      <w:r>
+        <w:rPr>
+          <w:rFonts w:eastAsia="Times New Roman"/>
+          <w:color w:val="000000"/>
+        </w:rPr>
+        <w:t>F</w:t>
+      </w:r>
+      <w:r>
+        <w:rPr>
+          <w:rFonts w:eastAsia="Times New Roman"/>
+          <w:color w:val="000000"/>
+          <w:lang w:val="ru-RU"/>
+        </w:rPr>
+        <w:t xml:space="preserve">1 и показателям регрессии. В эксперименте </w:t>
+      </w:r>
+      <w:proofErr w:type="spellStart"/>
+      <w:r>
+        <w:rPr>
+          <w:rFonts w:eastAsia="Times New Roman"/>
+          <w:color w:val="000000"/>
+        </w:rPr>
+        <w:t>FinBERT</w:t>
+      </w:r>
+      <w:proofErr w:type="spellEnd"/>
+      <w:r>
+        <w:rPr>
+          <w:rFonts w:eastAsia="Times New Roman"/>
+          <w:color w:val="000000"/>
+          <w:lang w:val="ru-RU"/>
+        </w:rPr>
+        <w:t xml:space="preserve"> формирует текстовые признаки для отдельного классификатора. Тональность сообщения не принимается за направление цены. Публикация представлена как препринт; тексты </w:t>
+      </w:r>
+      <w:proofErr w:type="spellStart"/>
+      <w:r>
+        <w:rPr>
+          <w:rFonts w:eastAsia="Times New Roman"/>
+          <w:color w:val="000000"/>
+        </w:rPr>
+        <w:t>StockNet</w:t>
+      </w:r>
+      <w:proofErr w:type="spellEnd"/>
+      <w:r>
+        <w:rPr>
+          <w:rFonts w:eastAsia="Times New Roman"/>
+          <w:color w:val="000000"/>
+          <w:lang w:val="ru-RU"/>
+        </w:rPr>
+        <w:t xml:space="preserve"> отличаются от исходных предложений этих наборов.</w:t>
       </w:r>
     </w:p>
     <w:p>
@@ -119,10 +360,128 @@
       </w:pPr>
       <w:r>
         <w:rPr>
-          <w:rFonts w:ascii="Times New Roman" w:hAnsi="Times New Roman" w:eastAsia="Times New Roman"/>
-          <w:color w:val="000000"/>
-        </w:rPr>
-        <w:t xml:space="preserve">3. Radford и соавторы [3] представили CLIP, который сближает представления соответствующих изображений и текстов. Модель обучена на парах изображение-текст и проверена на переносе в визуальную классификацию, включая zero-shot. В лабораторной работе используется её визуальный энкодер для свечных графиков. Основная метрика авторских классификационных тестов - Accuracy. CLIP не обучалась специально прогнозировать финансовые ряды, поэтому полезность такого представления проверяется экспериментально.</w:t>
+          <w:rFonts w:eastAsia="Times New Roman"/>
+          <w:color w:val="000000"/>
+          <w:lang w:val="ru-RU"/>
+        </w:rPr>
+        <w:t xml:space="preserve">3. </w:t>
+      </w:r>
+      <w:r>
+        <w:rPr>
+          <w:rFonts w:eastAsia="Times New Roman"/>
+          <w:color w:val="000000"/>
+        </w:rPr>
+        <w:t>Radford</w:t>
+      </w:r>
+      <w:r>
+        <w:rPr>
+          <w:rFonts w:eastAsia="Times New Roman"/>
+          <w:color w:val="000000"/>
+          <w:lang w:val="ru-RU"/>
+        </w:rPr>
+        <w:t xml:space="preserve"> и соавторы [3] представили </w:t>
+      </w:r>
+      <w:r>
+        <w:rPr>
+          <w:rFonts w:eastAsia="Times New Roman"/>
+          <w:color w:val="000000"/>
+        </w:rPr>
+        <w:t>CLIP</w:t>
+      </w:r>
+      <w:r>
+        <w:rPr>
+          <w:rFonts w:eastAsia="Times New Roman"/>
+          <w:color w:val="000000"/>
+          <w:lang w:val="ru-RU"/>
+        </w:rPr>
+        <w:t xml:space="preserve">, который сближает представления соответствующих изображений и текстов. Модель обучена на парах изображение-текст и проверена на переносе в визуальную классификацию, включая </w:t>
+      </w:r>
+      <w:r>
+        <w:rPr>
+          <w:rFonts w:eastAsia="Times New Roman"/>
+          <w:color w:val="000000"/>
+        </w:rPr>
+        <w:t>zero</w:t>
+      </w:r>
+      <w:r>
+        <w:rPr>
+          <w:rFonts w:eastAsia="Times New Roman"/>
+          <w:color w:val="000000"/>
+          <w:lang w:val="ru-RU"/>
+        </w:rPr>
+        <w:t>-</w:t>
+      </w:r>
+      <w:r>
+        <w:rPr>
+          <w:rFonts w:eastAsia="Times New Roman"/>
+          <w:color w:val="000000"/>
+        </w:rPr>
+        <w:t>shot</w:t>
+      </w:r>
+      <w:r>
+        <w:rPr>
+          <w:rFonts w:eastAsia="Times New Roman"/>
+          <w:color w:val="000000"/>
+          <w:lang w:val="ru-RU"/>
+        </w:rPr>
+        <w:t xml:space="preserve">. В лабораторной работе используется её визуальный </w:t>
+      </w:r>
+      <w:proofErr w:type="spellStart"/>
+      <w:r>
+        <w:rPr>
+          <w:rFonts w:eastAsia="Times New Roman"/>
+          <w:color w:val="000000"/>
+          <w:lang w:val="ru-RU"/>
+        </w:rPr>
+        <w:t>энкодер</w:t>
+      </w:r>
+      <w:proofErr w:type="spellEnd"/>
+      <w:r>
+        <w:rPr>
+          <w:rFonts w:eastAsia="Times New Roman"/>
+          <w:color w:val="000000"/>
+          <w:lang w:val="ru-RU"/>
+        </w:rPr>
+        <w:t xml:space="preserve"> для свечных графиков. Основная метрика авторских классификационных тестов - </w:t>
+      </w:r>
+      <w:r>
+        <w:rPr>
+          <w:rFonts w:eastAsia="Times New Roman"/>
+          <w:color w:val="000000"/>
+        </w:rPr>
+        <w:t>Accuracy</w:t>
+      </w:r>
+      <w:r>
+        <w:rPr>
+          <w:rFonts w:eastAsia="Times New Roman"/>
+          <w:color w:val="000000"/>
+          <w:lang w:val="ru-RU"/>
+        </w:rPr>
+        <w:t xml:space="preserve">. </w:t>
+      </w:r>
+      <w:r>
+        <w:rPr>
+          <w:rFonts w:eastAsia="Times New Roman"/>
+          <w:color w:val="000000"/>
+        </w:rPr>
+        <w:t>CLIP</w:t>
+      </w:r>
+      <w:r>
+        <w:rPr>
+          <w:rFonts w:eastAsia="Times New Roman"/>
+          <w:color w:val="000000"/>
+          <w:lang w:val="ru-RU"/>
+        </w:rPr>
+        <w:t xml:space="preserve"> не обучалась специально </w:t>
+      </w:r>
+      <w:r>
+        <w:rPr>
+          <w:rFonts w:eastAsia="Times New Roman"/>
+          <w:color w:val="000000"/>
+          <w:lang w:val="ru-RU"/>
+        </w:rPr>
+        <w:lastRenderedPageBreak/>
+        <w:t>прогнозировать финансовые ряды, поэтому полезность такого представления проверяется экспериментально.</w:t>
       </w:r>
     </w:p>
     <w:p>
@@ -134,10 +493,90 @@
       </w:pPr>
       <w:r>
         <w:rPr>
-          <w:rFonts w:ascii="Times New Roman" w:hAnsi="Times New Roman" w:eastAsia="Times New Roman"/>
-          <w:color w:val="000000"/>
-        </w:rPr>
-        <w:t xml:space="preserve">4. Bhatia и соавторы [4] предложили семейство FinTral на основе Mistral-7B для финансовых задач с текстом, числами, таблицами и изображениями. Доменное обучение и настройка по инструкциям оцениваются на девяти задачах и 25 наборах данных. Работа обосновывает сопоставление способов интеграции входов; набор метрик зависит от задачи. Авторские показатели относятся к их тестам. Репозиторий проекта содержит описание без готовой реализации, поэтому FinTral служит методической основой, а её обучение не воспроизводится.</w:t>
+          <w:rFonts w:eastAsia="Times New Roman"/>
+          <w:color w:val="000000"/>
+          <w:lang w:val="ru-RU"/>
+        </w:rPr>
+        <w:t xml:space="preserve">4. </w:t>
+      </w:r>
+      <w:r>
+        <w:rPr>
+          <w:rFonts w:eastAsia="Times New Roman"/>
+          <w:color w:val="000000"/>
+        </w:rPr>
+        <w:t>Bhatia</w:t>
+      </w:r>
+      <w:r>
+        <w:rPr>
+          <w:rFonts w:eastAsia="Times New Roman"/>
+          <w:color w:val="000000"/>
+          <w:lang w:val="ru-RU"/>
+        </w:rPr>
+        <w:t xml:space="preserve"> и соавторы [4] предложили семейство </w:t>
+      </w:r>
+      <w:proofErr w:type="spellStart"/>
+      <w:r>
+        <w:rPr>
+          <w:rFonts w:eastAsia="Times New Roman"/>
+          <w:color w:val="000000"/>
+        </w:rPr>
+        <w:t>FinTral</w:t>
+      </w:r>
+      <w:proofErr w:type="spellEnd"/>
+      <w:r>
+        <w:rPr>
+          <w:rFonts w:eastAsia="Times New Roman"/>
+          <w:color w:val="000000"/>
+          <w:lang w:val="ru-RU"/>
+        </w:rPr>
+        <w:t xml:space="preserve"> на основе </w:t>
+      </w:r>
+      <w:r>
+        <w:rPr>
+          <w:rFonts w:eastAsia="Times New Roman"/>
+          <w:color w:val="000000"/>
+        </w:rPr>
+        <w:t>Mistral</w:t>
+      </w:r>
+      <w:r>
+        <w:rPr>
+          <w:rFonts w:eastAsia="Times New Roman"/>
+          <w:color w:val="000000"/>
+          <w:lang w:val="ru-RU"/>
+        </w:rPr>
+        <w:t>-7</w:t>
+      </w:r>
+      <w:r>
+        <w:rPr>
+          <w:rFonts w:eastAsia="Times New Roman"/>
+          <w:color w:val="000000"/>
+        </w:rPr>
+        <w:t>B</w:t>
+      </w:r>
+      <w:r>
+        <w:rPr>
+          <w:rFonts w:eastAsia="Times New Roman"/>
+          <w:color w:val="000000"/>
+          <w:lang w:val="ru-RU"/>
+        </w:rPr>
+        <w:t xml:space="preserve"> для финансовых задач с текстом, числами, таблицами и изображениями. Доменное обучение и настройка по инструкциям оцениваются на девяти задачах и 25 наборах данных. Работа обосновывает сопоставление способов интеграции входов; набор метрик зависит от задачи. Авторские показатели относятся к их тестам. Репозиторий проекта содержит описание без готовой реализации, поэтому </w:t>
+      </w:r>
+      <w:proofErr w:type="spellStart"/>
+      <w:r>
+        <w:rPr>
+          <w:rFonts w:eastAsia="Times New Roman"/>
+          <w:color w:val="000000"/>
+        </w:rPr>
+        <w:t>FinTral</w:t>
+      </w:r>
+      <w:proofErr w:type="spellEnd"/>
+      <w:r>
+        <w:rPr>
+          <w:rFonts w:eastAsia="Times New Roman"/>
+          <w:color w:val="000000"/>
+          <w:lang w:val="ru-RU"/>
+        </w:rPr>
+        <w:t xml:space="preserve"> служит методической основой, а её обучение не воспроизводится.</w:t>
       </w:r>
     </w:p>
     <w:p>
@@ -149,24 +588,182 @@
       </w:pPr>
       <w:r>
         <w:rPr>
-          <w:rFonts w:ascii="Times New Roman" w:hAnsi="Times New Roman" w:eastAsia="Times New Roman"/>
-          <w:color w:val="000000"/>
-        </w:rPr>
-        <w:t xml:space="preserve">5. Bai и соавторы [5] описали Qwen2.5-VL для понимания изображений, документов и графиков. Визуальные признаки передаются языковой модели; качество проверяется на ChartQA, DocVQA и других тестах. Открытые веса позволяют использовать Qwen2.5-VL-7B как участника сравнения. В лабораторной работе она получает сообщения, числовую таблицу и график в режиме zero-shot. Способность читать построенную диаграмму сама по себе не доказывает способность предсказывать будущую цену.</w:t>
+          <w:rFonts w:eastAsia="Times New Roman"/>
+          <w:color w:val="000000"/>
+          <w:lang w:val="ru-RU"/>
+        </w:rPr>
+        <w:t xml:space="preserve">5. </w:t>
+      </w:r>
+      <w:r>
+        <w:rPr>
+          <w:rFonts w:eastAsia="Times New Roman"/>
+          <w:color w:val="000000"/>
+        </w:rPr>
+        <w:t>Bai</w:t>
+      </w:r>
+      <w:r>
+        <w:rPr>
+          <w:rFonts w:eastAsia="Times New Roman"/>
+          <w:color w:val="000000"/>
+          <w:lang w:val="ru-RU"/>
+        </w:rPr>
+        <w:t xml:space="preserve"> и соавторы [5] описали </w:t>
+      </w:r>
+      <w:r>
+        <w:rPr>
+          <w:rFonts w:eastAsia="Times New Roman"/>
+          <w:color w:val="000000"/>
+        </w:rPr>
+        <w:t>Qwen</w:t>
+      </w:r>
+      <w:r>
+        <w:rPr>
+          <w:rFonts w:eastAsia="Times New Roman"/>
+          <w:color w:val="000000"/>
+          <w:lang w:val="ru-RU"/>
+        </w:rPr>
+        <w:t>2.5-</w:t>
+      </w:r>
+      <w:r>
+        <w:rPr>
+          <w:rFonts w:eastAsia="Times New Roman"/>
+          <w:color w:val="000000"/>
+        </w:rPr>
+        <w:t>VL</w:t>
+      </w:r>
+      <w:r>
+        <w:rPr>
+          <w:rFonts w:eastAsia="Times New Roman"/>
+          <w:color w:val="000000"/>
+          <w:lang w:val="ru-RU"/>
+        </w:rPr>
+        <w:t xml:space="preserve"> для понимания изображений, документов и графиков. Визуальные признаки передаются языковой модели; качество проверяется на </w:t>
+      </w:r>
+      <w:proofErr w:type="spellStart"/>
+      <w:r>
+        <w:rPr>
+          <w:rFonts w:eastAsia="Times New Roman"/>
+          <w:color w:val="000000"/>
+        </w:rPr>
+        <w:t>ChartQA</w:t>
+      </w:r>
+      <w:proofErr w:type="spellEnd"/>
+      <w:r>
+        <w:rPr>
+          <w:rFonts w:eastAsia="Times New Roman"/>
+          <w:color w:val="000000"/>
+          <w:lang w:val="ru-RU"/>
+        </w:rPr>
+        <w:t xml:space="preserve">, </w:t>
+      </w:r>
+      <w:proofErr w:type="spellStart"/>
+      <w:r>
+        <w:rPr>
+          <w:rFonts w:eastAsia="Times New Roman"/>
+          <w:color w:val="000000"/>
+        </w:rPr>
+        <w:t>DocVQA</w:t>
+      </w:r>
+      <w:proofErr w:type="spellEnd"/>
+      <w:r>
+        <w:rPr>
+          <w:rFonts w:eastAsia="Times New Roman"/>
+          <w:color w:val="000000"/>
+          <w:lang w:val="ru-RU"/>
+        </w:rPr>
+        <w:t xml:space="preserve"> и других тестах. Открытые веса позволяют использовать </w:t>
+      </w:r>
+      <w:r>
+        <w:rPr>
+          <w:rFonts w:eastAsia="Times New Roman"/>
+          <w:color w:val="000000"/>
+        </w:rPr>
+        <w:t>Qwen</w:t>
+      </w:r>
+      <w:r>
+        <w:rPr>
+          <w:rFonts w:eastAsia="Times New Roman"/>
+          <w:color w:val="000000"/>
+          <w:lang w:val="ru-RU"/>
+        </w:rPr>
+        <w:t>2.5-</w:t>
+      </w:r>
+      <w:r>
+        <w:rPr>
+          <w:rFonts w:eastAsia="Times New Roman"/>
+          <w:color w:val="000000"/>
+        </w:rPr>
+        <w:t>VL</w:t>
+      </w:r>
+      <w:r>
+        <w:rPr>
+          <w:rFonts w:eastAsia="Times New Roman"/>
+          <w:color w:val="000000"/>
+          <w:lang w:val="ru-RU"/>
+        </w:rPr>
+        <w:t>-7</w:t>
+      </w:r>
+      <w:r>
+        <w:rPr>
+          <w:rFonts w:eastAsia="Times New Roman"/>
+          <w:color w:val="000000"/>
+        </w:rPr>
+        <w:t>B</w:t>
+      </w:r>
+      <w:r>
+        <w:rPr>
+          <w:rFonts w:eastAsia="Times New Roman"/>
+          <w:color w:val="000000"/>
+          <w:lang w:val="ru-RU"/>
+        </w:rPr>
+        <w:t xml:space="preserve"> как участника сравнения. В лабораторной работе она получает сообщения, числовую таблицу и график в режиме </w:t>
+      </w:r>
+      <w:r>
+        <w:rPr>
+          <w:rFonts w:eastAsia="Times New Roman"/>
+          <w:color w:val="000000"/>
+        </w:rPr>
+        <w:t>zero</w:t>
+      </w:r>
+      <w:r>
+        <w:rPr>
+          <w:rFonts w:eastAsia="Times New Roman"/>
+          <w:color w:val="000000"/>
+          <w:lang w:val="ru-RU"/>
+        </w:rPr>
+        <w:t>-</w:t>
+      </w:r>
+      <w:r>
+        <w:rPr>
+          <w:rFonts w:eastAsia="Times New Roman"/>
+          <w:color w:val="000000"/>
+        </w:rPr>
+        <w:t>shot</w:t>
+      </w:r>
+      <w:r>
+        <w:rPr>
+          <w:rFonts w:eastAsia="Times New Roman"/>
+          <w:color w:val="000000"/>
+          <w:lang w:val="ru-RU"/>
+        </w:rPr>
+        <w:t>. Способность читать построенную диаграмму сама по себе не доказывает способность предсказывать будущую цену.</w:t>
       </w:r>
     </w:p>
     <w:p>
       <w:pPr>
         <w:pStyle w:val="21"/>
         <w:spacing w:before="80"/>
+        <w:rPr>
+          <w:lang w:val="ru-RU"/>
+        </w:rPr>
       </w:pPr>
       <w:r>
         <w:rPr>
-          <w:rFonts w:ascii="Times New Roman" w:hAnsi="Times New Roman" w:eastAsia="Times New Roman"/>
-          <w:color w:val="000000"/>
-          <w:b/>
-        </w:rPr>
-        <w:t xml:space="preserve">Гипотеза</w:t>
+          <w:rFonts w:ascii="Times New Roman" w:eastAsia="Times New Roman" w:hAnsi="Times New Roman"/>
+          <w:color w:val="000000"/>
+          <w:lang w:val="ru-RU"/>
+        </w:rPr>
+        <w:t>Гипотеза</w:t>
       </w:r>
     </w:p>
     <w:p>
@@ -178,24 +775,81 @@
       </w:pPr>
       <w:r>
         <w:rPr>
-          <w:rFonts w:ascii="Times New Roman" w:hAnsi="Times New Roman" w:eastAsia="Times New Roman"/>
-          <w:color w:val="000000"/>
-        </w:rPr>
-        <w:t xml:space="preserve">Совместное использование сообщений и прошлых котировок может повысить Macro-F1 относительно лучшего unimodal baseline. Проверяется также, оправдывает ли качество увеличение времени обработки. Визуальное представление не добавляет независимый источник сведений, поскольку график построен по тем же котировкам.</w:t>
+          <w:rFonts w:eastAsia="Times New Roman"/>
+          <w:color w:val="000000"/>
+          <w:lang w:val="ru-RU"/>
+        </w:rPr>
+        <w:t xml:space="preserve">Совместное использование сообщений и прошлых котировок может повысить </w:t>
+      </w:r>
+      <w:r>
+        <w:rPr>
+          <w:rFonts w:eastAsia="Times New Roman"/>
+          <w:color w:val="000000"/>
+        </w:rPr>
+        <w:t>Macro</w:t>
+      </w:r>
+      <w:r>
+        <w:rPr>
+          <w:rFonts w:eastAsia="Times New Roman"/>
+          <w:color w:val="000000"/>
+          <w:lang w:val="ru-RU"/>
+        </w:rPr>
+        <w:t>-</w:t>
+      </w:r>
+      <w:r>
+        <w:rPr>
+          <w:rFonts w:eastAsia="Times New Roman"/>
+          <w:color w:val="000000"/>
+        </w:rPr>
+        <w:t>F</w:t>
+      </w:r>
+      <w:r>
+        <w:rPr>
+          <w:rFonts w:eastAsia="Times New Roman"/>
+          <w:color w:val="000000"/>
+          <w:lang w:val="ru-RU"/>
+        </w:rPr>
+        <w:t>1 относительно лучшего</w:t>
+      </w:r>
+      <w:r>
+        <w:rPr>
+          <w:rFonts w:eastAsia="Times New Roman"/>
+          <w:color w:val="000000"/>
+          <w:lang w:val="ru-RU"/>
+        </w:rPr>
+        <w:t xml:space="preserve"> одномодального </w:t>
+      </w:r>
+      <w:r>
+        <w:rPr>
+          <w:rFonts w:eastAsia="Times New Roman"/>
+          <w:color w:val="000000"/>
+        </w:rPr>
+        <w:t>baseline</w:t>
+      </w:r>
+      <w:r>
+        <w:rPr>
+          <w:rFonts w:eastAsia="Times New Roman"/>
+          <w:color w:val="000000"/>
+          <w:lang w:val="ru-RU"/>
+        </w:rPr>
+        <w:t>. Проверяется также, оправдывает ли качество увеличение времени обработки. Визуальное представление не добавляет независимый источник сведений, поскольку график построен по тем же котировкам.</w:t>
       </w:r>
     </w:p>
     <w:p>
       <w:pPr>
         <w:pStyle w:val="21"/>
         <w:spacing w:before="80"/>
+        <w:rPr>
+          <w:lang w:val="ru-RU"/>
+        </w:rPr>
       </w:pPr>
       <w:r>
         <w:rPr>
-          <w:rFonts w:ascii="Times New Roman" w:hAnsi="Times New Roman" w:eastAsia="Times New Roman"/>
-          <w:color w:val="000000"/>
-          <w:b/>
-        </w:rPr>
-        <w:t xml:space="preserve">Данные и синхронизация</w:t>
+          <w:rFonts w:ascii="Times New Roman" w:eastAsia="Times New Roman" w:hAnsi="Times New Roman"/>
+          <w:color w:val="000000"/>
+          <w:lang w:val="ru-RU"/>
+        </w:rPr>
+        <w:t>Данные и синхронизация</w:t>
       </w:r>
     </w:p>
     <w:p>
@@ -207,10 +861,73 @@
       </w:pPr>
       <w:r>
         <w:rPr>
-          <w:rFonts w:ascii="Times New Roman" w:hAnsi="Times New Roman" w:eastAsia="Times New Roman"/>
-          <w:color w:val="000000"/>
-        </w:rPr>
-        <w:t xml:space="preserve">Использован открытый архив StockNet [6]. Для восьми компаний прочитаны 34 689 сообщений Twitter и 10 064 строки котировок Yahoo Finance. После удаления коротких текстов и точных повторов осталось 23 022 сообщения. В пределах периода подготовки использованы 5 656 строк котировок. Это два компонента одного набора, а не независимые корпуса.</w:t>
+          <w:rFonts w:eastAsia="Times New Roman"/>
+          <w:color w:val="000000"/>
+          <w:lang w:val="ru-RU"/>
+        </w:rPr>
+        <w:t xml:space="preserve">Использован открытый архив </w:t>
+      </w:r>
+      <w:proofErr w:type="spellStart"/>
+      <w:r>
+        <w:rPr>
+          <w:rFonts w:eastAsia="Times New Roman"/>
+          <w:color w:val="000000"/>
+        </w:rPr>
+        <w:t>StockNet</w:t>
+      </w:r>
+      <w:proofErr w:type="spellEnd"/>
+      <w:r>
+        <w:rPr>
+          <w:rFonts w:eastAsia="Times New Roman"/>
+          <w:color w:val="000000"/>
+          <w:lang w:val="ru-RU"/>
+        </w:rPr>
+        <w:t xml:space="preserve"> [6]. Для восьми компаний прочитаны 34 689 сообщений </w:t>
+      </w:r>
+      <w:r>
+        <w:rPr>
+          <w:rFonts w:eastAsia="Times New Roman"/>
+          <w:color w:val="000000"/>
+        </w:rPr>
+        <w:t>Twitter</w:t>
+      </w:r>
+      <w:r>
+        <w:rPr>
+          <w:rFonts w:eastAsia="Times New Roman"/>
+          <w:color w:val="000000"/>
+          <w:lang w:val="ru-RU"/>
+        </w:rPr>
+        <w:t xml:space="preserve"> и 10 064 строки котировок </w:t>
+      </w:r>
+      <w:r>
+        <w:rPr>
+          <w:rFonts w:eastAsia="Times New Roman"/>
+          <w:color w:val="000000"/>
+        </w:rPr>
+        <w:t>Yahoo</w:t>
+      </w:r>
+      <w:r>
+        <w:rPr>
+          <w:rFonts w:eastAsia="Times New Roman"/>
+          <w:color w:val="000000"/>
+          <w:lang w:val="ru-RU"/>
+        </w:rPr>
+        <w:t xml:space="preserve"> </w:t>
+      </w:r>
+      <w:r>
+        <w:rPr>
+          <w:rFonts w:eastAsia="Times New Roman"/>
+          <w:color w:val="000000"/>
+        </w:rPr>
+        <w:t>Finance</w:t>
+      </w:r>
+      <w:r>
+        <w:rPr>
+          <w:rFonts w:eastAsia="Times New Roman"/>
+          <w:color w:val="000000"/>
+          <w:lang w:val="ru-RU"/>
+        </w:rPr>
+        <w:t>. После удаления коротких текстов и точных повторов осталось 23 022 сообщения. В пределах периода подготовки использованы 5 656 строк котировок. Это два компонента одного набора, а не независимые корпуса.</w:t>
       </w:r>
     </w:p>
     <w:p>
@@ -222,10 +939,132 @@
       </w:pPr>
       <w:r>
         <w:rPr>
-          <w:rFonts w:ascii="Times New Roman" w:hAnsi="Times New Roman" w:eastAsia="Times New Roman"/>
-          <w:color w:val="000000"/>
-        </w:rPr>
-        <w:t xml:space="preserve">Основные компании: Apple, Microsoft, Amazon, Google, Intel и Cisco. Facebook и Oracle оставлены для отдельной проверки. Удалены ссылки, упоминания пользователей и лишние пробелы; в объект входят последние шесть уникальных сообщений, суммарно не более 220 слов. Дни без текста и случаи нулевой следующей доходности исключены. Итоговая выборка содержит 659 объектов.</w:t>
+          <w:rFonts w:eastAsia="Times New Roman"/>
+          <w:color w:val="000000"/>
+          <w:lang w:val="ru-RU"/>
+        </w:rPr>
+        <w:lastRenderedPageBreak/>
+        <w:t xml:space="preserve">Основные компании: </w:t>
+      </w:r>
+      <w:r>
+        <w:rPr>
+          <w:rFonts w:eastAsia="Times New Roman"/>
+          <w:color w:val="000000"/>
+        </w:rPr>
+        <w:t>Apple</w:t>
+      </w:r>
+      <w:r>
+        <w:rPr>
+          <w:rFonts w:eastAsia="Times New Roman"/>
+          <w:color w:val="000000"/>
+          <w:lang w:val="ru-RU"/>
+        </w:rPr>
+        <w:t xml:space="preserve">, </w:t>
+      </w:r>
+      <w:r>
+        <w:rPr>
+          <w:rFonts w:eastAsia="Times New Roman"/>
+          <w:color w:val="000000"/>
+        </w:rPr>
+        <w:t>Microsoft</w:t>
+      </w:r>
+      <w:r>
+        <w:rPr>
+          <w:rFonts w:eastAsia="Times New Roman"/>
+          <w:color w:val="000000"/>
+          <w:lang w:val="ru-RU"/>
+        </w:rPr>
+        <w:t xml:space="preserve">, </w:t>
+      </w:r>
+      <w:r>
+        <w:rPr>
+          <w:rFonts w:eastAsia="Times New Roman"/>
+          <w:color w:val="000000"/>
+        </w:rPr>
+        <w:t>Amazon</w:t>
+      </w:r>
+      <w:r>
+        <w:rPr>
+          <w:rFonts w:eastAsia="Times New Roman"/>
+          <w:color w:val="000000"/>
+          <w:lang w:val="ru-RU"/>
+        </w:rPr>
+        <w:t xml:space="preserve">, </w:t>
+      </w:r>
+      <w:r>
+        <w:rPr>
+          <w:rFonts w:eastAsia="Times New Roman"/>
+          <w:color w:val="000000"/>
+        </w:rPr>
+        <w:t>Google</w:t>
+      </w:r>
+      <w:r>
+        <w:rPr>
+          <w:rFonts w:eastAsia="Times New Roman"/>
+          <w:color w:val="000000"/>
+          <w:lang w:val="ru-RU"/>
+        </w:rPr>
+        <w:t xml:space="preserve">, </w:t>
+      </w:r>
+      <w:r>
+        <w:rPr>
+          <w:rFonts w:eastAsia="Times New Roman"/>
+          <w:color w:val="000000"/>
+        </w:rPr>
+        <w:t>Intel</w:t>
+      </w:r>
+      <w:r>
+        <w:rPr>
+          <w:rFonts w:eastAsia="Times New Roman"/>
+          <w:color w:val="000000"/>
+          <w:lang w:val="ru-RU"/>
+        </w:rPr>
+        <w:t xml:space="preserve"> и </w:t>
+      </w:r>
+      <w:r>
+        <w:rPr>
+          <w:rFonts w:eastAsia="Times New Roman"/>
+          <w:color w:val="000000"/>
+        </w:rPr>
+        <w:t>Cisco</w:t>
+      </w:r>
+      <w:r>
+        <w:rPr>
+          <w:rFonts w:eastAsia="Times New Roman"/>
+          <w:color w:val="000000"/>
+          <w:lang w:val="ru-RU"/>
+        </w:rPr>
+        <w:t xml:space="preserve">. </w:t>
+      </w:r>
+      <w:r>
+        <w:rPr>
+          <w:rFonts w:eastAsia="Times New Roman"/>
+          <w:color w:val="000000"/>
+        </w:rPr>
+        <w:t>Facebook</w:t>
+      </w:r>
+      <w:r>
+        <w:rPr>
+          <w:rFonts w:eastAsia="Times New Roman"/>
+          <w:color w:val="000000"/>
+          <w:lang w:val="ru-RU"/>
+        </w:rPr>
+        <w:t xml:space="preserve"> и </w:t>
+      </w:r>
+      <w:r>
+        <w:rPr>
+          <w:rFonts w:eastAsia="Times New Roman"/>
+          <w:color w:val="000000"/>
+        </w:rPr>
+        <w:t>Oracle</w:t>
+      </w:r>
+      <w:r>
+        <w:rPr>
+          <w:rFonts w:eastAsia="Times New Roman"/>
+          <w:color w:val="000000"/>
+          <w:lang w:val="ru-RU"/>
+        </w:rPr>
+        <w:t xml:space="preserve"> оставлены для отдельной проверки. Удалены ссылки, упоминания пользователей и лишние пробелы; в объект входят последние шесть уникальных сообщений, суммарно не более 220 слов. Дни без текста и случаи нулевой следующей доходности исключены. Итоговая выборка содержит 659 объектов.</w:t>
       </w:r>
     </w:p>
     <w:p>
@@ -237,29 +1076,59 @@
       </w:pPr>
       <w:r>
         <w:rPr>
-          <w:rFonts w:ascii="Times New Roman" w:hAnsi="Times New Roman" w:eastAsia="Times New Roman"/>
-          <w:color w:val="000000"/>
-        </w:rPr>
-        <w:t xml:space="preserve">Временные метки сообщений читаются в UTC и сопоставляются с закрытием NYSE с учётом праздников, сокращённых сессий и переходов на летнее время. Сообщения после закрытия относятся к следующей сессии. Прогноз формируется через 15 минут после закрытия, при этом текст содержит только сообщения, доступные до закрытия. В числах и на графике используются только прошедшие 20 сессий. Группы разделены по времени с промежутками, исключающими пересечение ценовых окон.</w:t>
+          <w:rFonts w:eastAsia="Times New Roman"/>
+          <w:color w:val="000000"/>
+          <w:lang w:val="ru-RU"/>
+        </w:rPr>
+        <w:t xml:space="preserve">Временные метки сообщений читаются в </w:t>
+      </w:r>
+      <w:r>
+        <w:rPr>
+          <w:rFonts w:eastAsia="Times New Roman"/>
+          <w:color w:val="000000"/>
+        </w:rPr>
+        <w:t>UTC</w:t>
+      </w:r>
+      <w:r>
+        <w:rPr>
+          <w:rFonts w:eastAsia="Times New Roman"/>
+          <w:color w:val="000000"/>
+          <w:lang w:val="ru-RU"/>
+        </w:rPr>
+        <w:t xml:space="preserve"> и сопоставляются с закрытием </w:t>
+      </w:r>
+      <w:r>
+        <w:rPr>
+          <w:rFonts w:eastAsia="Times New Roman"/>
+          <w:color w:val="000000"/>
+        </w:rPr>
+        <w:t>NYSE</w:t>
+      </w:r>
+      <w:r>
+        <w:rPr>
+          <w:rFonts w:eastAsia="Times New Roman"/>
+          <w:color w:val="000000"/>
+          <w:lang w:val="ru-RU"/>
+        </w:rPr>
+        <w:t xml:space="preserve"> с учётом праздников, сокращённых сессий и переходов на летнее время. Сообщения после закрытия относятся к следующей сессии. Прогноз формируется через 15 минут после закрытия, при этом текст содержит только сообщения, доступные до закрытия. В числах и на графике используются только прошедшие 20 сессий. Группы разделены по времени с промежутками, исключающими пересечение ценовых окон.</w:t>
       </w:r>
     </w:p>
     <w:p>
       <w:pPr>
-        <w:jc w:val="left"/>
-        <w:rPr>
-          <w:lang w:val="ru-RU"/>
-        </w:rPr>
-        <w:spacing w:before="0" w:after="80" w:line="240" w:lineRule="auto"/>
+        <w:keepNext/>
+        <w:spacing w:after="80" w:line="240" w:lineRule="auto"/>
         <w:ind w:firstLine="0"/>
-        <w:keepNext/>
+        <w:rPr>
+          <w:lang w:val="ru-RU"/>
+        </w:rPr>
       </w:pPr>
       <w:r>
         <w:rPr>
-          <w:rFonts w:ascii="Times New Roman" w:hAnsi="Times New Roman" w:eastAsia="Times New Roman"/>
+          <w:rFonts w:eastAsia="Times New Roman"/>
           <w:color w:val="000000"/>
           <w:sz w:val="24"/>
         </w:rPr>
-        <w:t xml:space="preserve">Таблица 1 - Разделение выборки</w:t>
+        <w:t>Таблица 1 - Разделение выборки</w:t>
       </w:r>
     </w:p>
     <w:tbl>
@@ -275,13 +1144,13 @@
           <w:insideV w:val="single" w:sz="8" w:space="0" w:color="000000"/>
         </w:tblBorders>
         <w:tblLayout w:type="fixed"/>
-        <w:tblLook w:val="04A0" w:firstRow="1" w:lastRow="0" w:firstColumn="1" w:lastColumn="0" w:noHBand="0" w:noVBand="1"/>
         <w:tblCellMar>
           <w:top w:w="60" w:type="dxa"/>
+          <w:left w:w="90" w:type="dxa"/>
           <w:bottom w:w="60" w:type="dxa"/>
-          <w:left w:w="90" w:type="dxa"/>
           <w:right w:w="90" w:type="dxa"/>
         </w:tblCellMar>
+        <w:tblLook w:val="04A0" w:firstRow="1" w:lastRow="0" w:firstColumn="1" w:lastColumn="0" w:noHBand="0" w:noVBand="1"/>
       </w:tblPr>
       <w:tblGrid>
         <w:gridCol w:w="2200"/>
@@ -303,18 +1172,18 @@
           </w:tcPr>
           <w:p>
             <w:pPr>
+              <w:spacing w:line="240" w:lineRule="auto"/>
               <w:ind w:firstLine="0"/>
-              <w:spacing w:before="0" w:after="0" w:line="240" w:lineRule="auto"/>
               <w:jc w:val="center"/>
             </w:pPr>
             <w:r>
               <w:rPr>
-                <w:rFonts w:ascii="Times New Roman" w:hAnsi="Times New Roman" w:eastAsia="Times New Roman"/>
-                <w:color w:val="000000"/>
+                <w:rFonts w:eastAsia="Times New Roman"/>
                 <w:b/>
-                <w:sz w:val="24"/>
-              </w:rPr>
-              <w:t xml:space="preserve">Группа</w:t>
+                <w:color w:val="000000"/>
+                <w:sz w:val="24"/>
+              </w:rPr>
+              <w:t>Группа</w:t>
             </w:r>
           </w:p>
         </w:tc>
@@ -325,18 +1194,18 @@
           </w:tcPr>
           <w:p>
             <w:pPr>
+              <w:spacing w:line="240" w:lineRule="auto"/>
               <w:ind w:firstLine="0"/>
-              <w:spacing w:before="0" w:after="0" w:line="240" w:lineRule="auto"/>
               <w:jc w:val="center"/>
             </w:pPr>
             <w:r>
               <w:rPr>
-                <w:rFonts w:ascii="Times New Roman" w:hAnsi="Times New Roman" w:eastAsia="Times New Roman"/>
-                <w:color w:val="000000"/>
+                <w:rFonts w:eastAsia="Times New Roman"/>
                 <w:b/>
-                <w:sz w:val="24"/>
-              </w:rPr>
-              <w:t xml:space="preserve">Период</w:t>
+                <w:color w:val="000000"/>
+                <w:sz w:val="24"/>
+              </w:rPr>
+              <w:t>Период</w:t>
             </w:r>
           </w:p>
         </w:tc>
@@ -347,18 +1216,18 @@
           </w:tcPr>
           <w:p>
             <w:pPr>
+              <w:spacing w:line="240" w:lineRule="auto"/>
               <w:ind w:firstLine="0"/>
-              <w:spacing w:before="0" w:after="0" w:line="240" w:lineRule="auto"/>
               <w:jc w:val="center"/>
             </w:pPr>
             <w:r>
               <w:rPr>
-                <w:rFonts w:ascii="Times New Roman" w:hAnsi="Times New Roman" w:eastAsia="Times New Roman"/>
-                <w:color w:val="000000"/>
+                <w:rFonts w:eastAsia="Times New Roman"/>
                 <w:b/>
-                <w:sz w:val="24"/>
-              </w:rPr>
-              <w:t xml:space="preserve">Всего</w:t>
+                <w:color w:val="000000"/>
+                <w:sz w:val="24"/>
+              </w:rPr>
+              <w:t>Всего</w:t>
             </w:r>
           </w:p>
         </w:tc>
@@ -369,18 +1238,18 @@
           </w:tcPr>
           <w:p>
             <w:pPr>
+              <w:spacing w:line="240" w:lineRule="auto"/>
               <w:ind w:firstLine="0"/>
-              <w:spacing w:before="0" w:after="0" w:line="240" w:lineRule="auto"/>
               <w:jc w:val="center"/>
             </w:pPr>
             <w:r>
               <w:rPr>
-                <w:rFonts w:ascii="Times New Roman" w:hAnsi="Times New Roman" w:eastAsia="Times New Roman"/>
-                <w:color w:val="000000"/>
+                <w:rFonts w:eastAsia="Times New Roman"/>
                 <w:b/>
-                <w:sz w:val="24"/>
-              </w:rPr>
-              <w:t xml:space="preserve">Рост</w:t>
+                <w:color w:val="000000"/>
+                <w:sz w:val="24"/>
+              </w:rPr>
+              <w:t>Рост</w:t>
             </w:r>
           </w:p>
         </w:tc>
@@ -391,18 +1260,18 @@
           </w:tcPr>
           <w:p>
             <w:pPr>
+              <w:spacing w:line="240" w:lineRule="auto"/>
               <w:ind w:firstLine="0"/>
-              <w:spacing w:before="0" w:after="0" w:line="240" w:lineRule="auto"/>
               <w:jc w:val="center"/>
             </w:pPr>
             <w:r>
               <w:rPr>
-                <w:rFonts w:ascii="Times New Roman" w:hAnsi="Times New Roman" w:eastAsia="Times New Roman"/>
-                <w:color w:val="000000"/>
+                <w:rFonts w:eastAsia="Times New Roman"/>
                 <w:b/>
-                <w:sz w:val="24"/>
-              </w:rPr>
-              <w:t xml:space="preserve">Падение</w:t>
+                <w:color w:val="000000"/>
+                <w:sz w:val="24"/>
+              </w:rPr>
+              <w:t>Падение</w:t>
             </w:r>
           </w:p>
         </w:tc>
@@ -419,17 +1288,16 @@
           </w:tcPr>
           <w:p>
             <w:pPr>
+              <w:spacing w:line="240" w:lineRule="auto"/>
               <w:ind w:firstLine="0"/>
-              <w:spacing w:before="0" w:after="0" w:line="240" w:lineRule="auto"/>
-              <w:jc w:val="left"/>
             </w:pPr>
             <w:r>
               <w:rPr>
-                <w:rFonts w:ascii="Times New Roman" w:hAnsi="Times New Roman" w:eastAsia="Times New Roman"/>
-                <w:color w:val="000000"/>
-                <w:sz w:val="24"/>
-              </w:rPr>
-              <w:t xml:space="preserve">Обучение</w:t>
+                <w:rFonts w:eastAsia="Times New Roman"/>
+                <w:color w:val="000000"/>
+                <w:sz w:val="24"/>
+              </w:rPr>
+              <w:t>Обучение</w:t>
             </w:r>
           </w:p>
         </w:tc>
@@ -440,17 +1308,16 @@
           </w:tcPr>
           <w:p>
             <w:pPr>
+              <w:spacing w:line="240" w:lineRule="auto"/>
               <w:ind w:firstLine="0"/>
-              <w:spacing w:before="0" w:after="0" w:line="240" w:lineRule="auto"/>
-              <w:jc w:val="left"/>
             </w:pPr>
             <w:r>
               <w:rPr>
-                <w:rFonts w:ascii="Times New Roman" w:hAnsi="Times New Roman" w:eastAsia="Times New Roman"/>
-                <w:color w:val="000000"/>
-                <w:sz w:val="24"/>
-              </w:rPr>
-              <w:t xml:space="preserve">Февраль - август 2014</w:t>
+                <w:rFonts w:eastAsia="Times New Roman"/>
+                <w:color w:val="000000"/>
+                <w:sz w:val="24"/>
+              </w:rPr>
+              <w:t>Февраль - август 2014</w:t>
             </w:r>
           </w:p>
         </w:tc>
@@ -461,17 +1328,17 @@
           </w:tcPr>
           <w:p>
             <w:pPr>
+              <w:spacing w:line="240" w:lineRule="auto"/>
               <w:ind w:firstLine="0"/>
-              <w:spacing w:before="0" w:after="0" w:line="240" w:lineRule="auto"/>
               <w:jc w:val="center"/>
             </w:pPr>
             <w:r>
               <w:rPr>
-                <w:rFonts w:ascii="Times New Roman" w:hAnsi="Times New Roman" w:eastAsia="Times New Roman"/>
-                <w:color w:val="000000"/>
-                <w:sz w:val="24"/>
-              </w:rPr>
-              <w:t xml:space="preserve">400</w:t>
+                <w:rFonts w:eastAsia="Times New Roman"/>
+                <w:color w:val="000000"/>
+                <w:sz w:val="24"/>
+              </w:rPr>
+              <w:t>400</w:t>
             </w:r>
           </w:p>
         </w:tc>
@@ -482,17 +1349,17 @@
           </w:tcPr>
           <w:p>
             <w:pPr>
+              <w:spacing w:line="240" w:lineRule="auto"/>
               <w:ind w:firstLine="0"/>
-              <w:spacing w:before="0" w:after="0" w:line="240" w:lineRule="auto"/>
               <w:jc w:val="center"/>
             </w:pPr>
             <w:r>
               <w:rPr>
-                <w:rFonts w:ascii="Times New Roman" w:hAnsi="Times New Roman" w:eastAsia="Times New Roman"/>
-                <w:color w:val="000000"/>
-                <w:sz w:val="24"/>
-              </w:rPr>
-              <w:t xml:space="preserve">210</w:t>
+                <w:rFonts w:eastAsia="Times New Roman"/>
+                <w:color w:val="000000"/>
+                <w:sz w:val="24"/>
+              </w:rPr>
+              <w:t>210</w:t>
             </w:r>
           </w:p>
         </w:tc>
@@ -503,17 +1370,17 @@
           </w:tcPr>
           <w:p>
             <w:pPr>
+              <w:spacing w:line="240" w:lineRule="auto"/>
               <w:ind w:firstLine="0"/>
-              <w:spacing w:before="0" w:after="0" w:line="240" w:lineRule="auto"/>
               <w:jc w:val="center"/>
             </w:pPr>
             <w:r>
               <w:rPr>
-                <w:rFonts w:ascii="Times New Roman" w:hAnsi="Times New Roman" w:eastAsia="Times New Roman"/>
-                <w:color w:val="000000"/>
-                <w:sz w:val="24"/>
-              </w:rPr>
-              <w:t xml:space="preserve">190</w:t>
+                <w:rFonts w:eastAsia="Times New Roman"/>
+                <w:color w:val="000000"/>
+                <w:sz w:val="24"/>
+              </w:rPr>
+              <w:t>190</w:t>
             </w:r>
           </w:p>
         </w:tc>
@@ -530,17 +1397,16 @@
           </w:tcPr>
           <w:p>
             <w:pPr>
+              <w:spacing w:line="240" w:lineRule="auto"/>
               <w:ind w:firstLine="0"/>
-              <w:spacing w:before="0" w:after="0" w:line="240" w:lineRule="auto"/>
-              <w:jc w:val="left"/>
             </w:pPr>
             <w:r>
               <w:rPr>
-                <w:rFonts w:ascii="Times New Roman" w:hAnsi="Times New Roman" w:eastAsia="Times New Roman"/>
-                <w:color w:val="000000"/>
-                <w:sz w:val="24"/>
-              </w:rPr>
-              <w:t xml:space="preserve">Калибровка</w:t>
+                <w:rFonts w:eastAsia="Times New Roman"/>
+                <w:color w:val="000000"/>
+                <w:sz w:val="24"/>
+              </w:rPr>
+              <w:t>Калибровка</w:t>
             </w:r>
           </w:p>
         </w:tc>
@@ -551,17 +1417,16 @@
           </w:tcPr>
           <w:p>
             <w:pPr>
+              <w:spacing w:line="240" w:lineRule="auto"/>
               <w:ind w:firstLine="0"/>
-              <w:spacing w:before="0" w:after="0" w:line="240" w:lineRule="auto"/>
-              <w:jc w:val="left"/>
             </w:pPr>
             <w:r>
               <w:rPr>
-                <w:rFonts w:ascii="Times New Roman" w:hAnsi="Times New Roman" w:eastAsia="Times New Roman"/>
-                <w:color w:val="000000"/>
-                <w:sz w:val="24"/>
-              </w:rPr>
-              <w:t xml:space="preserve">Сентябрь 2014</w:t>
+                <w:rFonts w:eastAsia="Times New Roman"/>
+                <w:color w:val="000000"/>
+                <w:sz w:val="24"/>
+              </w:rPr>
+              <w:t>Сентябрь 2014</w:t>
             </w:r>
           </w:p>
         </w:tc>
@@ -572,17 +1437,17 @@
           </w:tcPr>
           <w:p>
             <w:pPr>
+              <w:spacing w:line="240" w:lineRule="auto"/>
               <w:ind w:firstLine="0"/>
-              <w:spacing w:before="0" w:after="0" w:line="240" w:lineRule="auto"/>
               <w:jc w:val="center"/>
             </w:pPr>
             <w:r>
               <w:rPr>
-                <w:rFonts w:ascii="Times New Roman" w:hAnsi="Times New Roman" w:eastAsia="Times New Roman"/>
-                <w:color w:val="000000"/>
-                <w:sz w:val="24"/>
-              </w:rPr>
-              <w:t xml:space="preserve">48</w:t>
+                <w:rFonts w:eastAsia="Times New Roman"/>
+                <w:color w:val="000000"/>
+                <w:sz w:val="24"/>
+              </w:rPr>
+              <w:t>48</w:t>
             </w:r>
           </w:p>
         </w:tc>
@@ -593,17 +1458,17 @@
           </w:tcPr>
           <w:p>
             <w:pPr>
+              <w:spacing w:line="240" w:lineRule="auto"/>
               <w:ind w:firstLine="0"/>
-              <w:spacing w:before="0" w:after="0" w:line="240" w:lineRule="auto"/>
               <w:jc w:val="center"/>
             </w:pPr>
             <w:r>
               <w:rPr>
-                <w:rFonts w:ascii="Times New Roman" w:hAnsi="Times New Roman" w:eastAsia="Times New Roman"/>
-                <w:color w:val="000000"/>
-                <w:sz w:val="24"/>
-              </w:rPr>
-              <w:t xml:space="preserve">26</w:t>
+                <w:rFonts w:eastAsia="Times New Roman"/>
+                <w:color w:val="000000"/>
+                <w:sz w:val="24"/>
+              </w:rPr>
+              <w:t>26</w:t>
             </w:r>
           </w:p>
         </w:tc>
@@ -614,17 +1479,17 @@
           </w:tcPr>
           <w:p>
             <w:pPr>
+              <w:spacing w:line="240" w:lineRule="auto"/>
               <w:ind w:firstLine="0"/>
-              <w:spacing w:before="0" w:after="0" w:line="240" w:lineRule="auto"/>
               <w:jc w:val="center"/>
             </w:pPr>
             <w:r>
               <w:rPr>
-                <w:rFonts w:ascii="Times New Roman" w:hAnsi="Times New Roman" w:eastAsia="Times New Roman"/>
-                <w:color w:val="000000"/>
-                <w:sz w:val="24"/>
-              </w:rPr>
-              <w:t xml:space="preserve">22</w:t>
+                <w:rFonts w:eastAsia="Times New Roman"/>
+                <w:color w:val="000000"/>
+                <w:sz w:val="24"/>
+              </w:rPr>
+              <w:t>22</w:t>
             </w:r>
           </w:p>
         </w:tc>
@@ -641,17 +1506,16 @@
           </w:tcPr>
           <w:p>
             <w:pPr>
+              <w:spacing w:line="240" w:lineRule="auto"/>
               <w:ind w:firstLine="0"/>
-              <w:spacing w:before="0" w:after="0" w:line="240" w:lineRule="auto"/>
-              <w:jc w:val="left"/>
             </w:pPr>
             <w:r>
               <w:rPr>
-                <w:rFonts w:ascii="Times New Roman" w:hAnsi="Times New Roman" w:eastAsia="Times New Roman"/>
-                <w:color w:val="000000"/>
-                <w:sz w:val="24"/>
-              </w:rPr>
-              <w:t xml:space="preserve">Выбор модели</w:t>
+                <w:rFonts w:eastAsia="Times New Roman"/>
+                <w:color w:val="000000"/>
+                <w:sz w:val="24"/>
+              </w:rPr>
+              <w:t>Выбор модели</w:t>
             </w:r>
           </w:p>
         </w:tc>
@@ -662,17 +1526,16 @@
           </w:tcPr>
           <w:p>
             <w:pPr>
+              <w:spacing w:line="240" w:lineRule="auto"/>
               <w:ind w:firstLine="0"/>
-              <w:spacing w:before="0" w:after="0" w:line="240" w:lineRule="auto"/>
-              <w:jc w:val="left"/>
             </w:pPr>
             <w:r>
               <w:rPr>
-                <w:rFonts w:ascii="Times New Roman" w:hAnsi="Times New Roman" w:eastAsia="Times New Roman"/>
-                <w:color w:val="000000"/>
-                <w:sz w:val="24"/>
-              </w:rPr>
-              <w:t xml:space="preserve">Ноябрь - декабрь 2014</w:t>
+                <w:rFonts w:eastAsia="Times New Roman"/>
+                <w:color w:val="000000"/>
+                <w:sz w:val="24"/>
+              </w:rPr>
+              <w:t>Ноябрь - декабрь 2014</w:t>
             </w:r>
           </w:p>
         </w:tc>
@@ -683,17 +1546,17 @@
           </w:tcPr>
           <w:p>
             <w:pPr>
+              <w:spacing w:line="240" w:lineRule="auto"/>
               <w:ind w:firstLine="0"/>
-              <w:spacing w:before="0" w:after="0" w:line="240" w:lineRule="auto"/>
               <w:jc w:val="center"/>
             </w:pPr>
             <w:r>
               <w:rPr>
-                <w:rFonts w:ascii="Times New Roman" w:hAnsi="Times New Roman" w:eastAsia="Times New Roman"/>
-                <w:color w:val="000000"/>
-                <w:sz w:val="24"/>
-              </w:rPr>
-              <w:t xml:space="preserve">64</w:t>
+                <w:rFonts w:eastAsia="Times New Roman"/>
+                <w:color w:val="000000"/>
+                <w:sz w:val="24"/>
+              </w:rPr>
+              <w:t>64</w:t>
             </w:r>
           </w:p>
         </w:tc>
@@ -704,17 +1567,17 @@
           </w:tcPr>
           <w:p>
             <w:pPr>
+              <w:spacing w:line="240" w:lineRule="auto"/>
               <w:ind w:firstLine="0"/>
-              <w:spacing w:before="0" w:after="0" w:line="240" w:lineRule="auto"/>
               <w:jc w:val="center"/>
             </w:pPr>
             <w:r>
               <w:rPr>
-                <w:rFonts w:ascii="Times New Roman" w:hAnsi="Times New Roman" w:eastAsia="Times New Roman"/>
-                <w:color w:val="000000"/>
-                <w:sz w:val="24"/>
-              </w:rPr>
-              <w:t xml:space="preserve">33</w:t>
+                <w:rFonts w:eastAsia="Times New Roman"/>
+                <w:color w:val="000000"/>
+                <w:sz w:val="24"/>
+              </w:rPr>
+              <w:t>33</w:t>
             </w:r>
           </w:p>
         </w:tc>
@@ -725,17 +1588,17 @@
           </w:tcPr>
           <w:p>
             <w:pPr>
+              <w:spacing w:line="240" w:lineRule="auto"/>
               <w:ind w:firstLine="0"/>
-              <w:spacing w:before="0" w:after="0" w:line="240" w:lineRule="auto"/>
               <w:jc w:val="center"/>
             </w:pPr>
             <w:r>
               <w:rPr>
-                <w:rFonts w:ascii="Times New Roman" w:hAnsi="Times New Roman" w:eastAsia="Times New Roman"/>
-                <w:color w:val="000000"/>
-                <w:sz w:val="24"/>
-              </w:rPr>
-              <w:t xml:space="preserve">31</w:t>
+                <w:rFonts w:eastAsia="Times New Roman"/>
+                <w:color w:val="000000"/>
+                <w:sz w:val="24"/>
+              </w:rPr>
+              <w:t>31</w:t>
             </w:r>
           </w:p>
         </w:tc>
@@ -752,17 +1615,16 @@
           </w:tcPr>
           <w:p>
             <w:pPr>
+              <w:spacing w:line="240" w:lineRule="auto"/>
               <w:ind w:firstLine="0"/>
-              <w:spacing w:before="0" w:after="0" w:line="240" w:lineRule="auto"/>
-              <w:jc w:val="left"/>
             </w:pPr>
             <w:r>
               <w:rPr>
-                <w:rFonts w:ascii="Times New Roman" w:hAnsi="Times New Roman" w:eastAsia="Times New Roman"/>
-                <w:color w:val="000000"/>
-                <w:sz w:val="24"/>
-              </w:rPr>
-              <w:t xml:space="preserve">Итоговый тест</w:t>
+                <w:rFonts w:eastAsia="Times New Roman"/>
+                <w:color w:val="000000"/>
+                <w:sz w:val="24"/>
+              </w:rPr>
+              <w:t>Итоговый тест</w:t>
             </w:r>
           </w:p>
         </w:tc>
@@ -773,17 +1635,16 @@
           </w:tcPr>
           <w:p>
             <w:pPr>
+              <w:spacing w:line="240" w:lineRule="auto"/>
               <w:ind w:firstLine="0"/>
-              <w:spacing w:before="0" w:after="0" w:line="240" w:lineRule="auto"/>
-              <w:jc w:val="left"/>
             </w:pPr>
             <w:r>
               <w:rPr>
-                <w:rFonts w:ascii="Times New Roman" w:hAnsi="Times New Roman" w:eastAsia="Times New Roman"/>
-                <w:color w:val="000000"/>
-                <w:sz w:val="24"/>
-              </w:rPr>
-              <w:t xml:space="preserve">Февраль - март 2015</w:t>
+                <w:rFonts w:eastAsia="Times New Roman"/>
+                <w:color w:val="000000"/>
+                <w:sz w:val="24"/>
+              </w:rPr>
+              <w:t>Февраль - март 2015</w:t>
             </w:r>
           </w:p>
         </w:tc>
@@ -794,17 +1655,17 @@
           </w:tcPr>
           <w:p>
             <w:pPr>
+              <w:spacing w:line="240" w:lineRule="auto"/>
               <w:ind w:firstLine="0"/>
-              <w:spacing w:before="0" w:after="0" w:line="240" w:lineRule="auto"/>
               <w:jc w:val="center"/>
             </w:pPr>
             <w:r>
               <w:rPr>
-                <w:rFonts w:ascii="Times New Roman" w:hAnsi="Times New Roman" w:eastAsia="Times New Roman"/>
-                <w:color w:val="000000"/>
-                <w:sz w:val="24"/>
-              </w:rPr>
-              <w:t xml:space="preserve">120</w:t>
+                <w:rFonts w:eastAsia="Times New Roman"/>
+                <w:color w:val="000000"/>
+                <w:sz w:val="24"/>
+              </w:rPr>
+              <w:t>120</w:t>
             </w:r>
           </w:p>
         </w:tc>
@@ -815,17 +1676,17 @@
           </w:tcPr>
           <w:p>
             <w:pPr>
+              <w:spacing w:line="240" w:lineRule="auto"/>
               <w:ind w:firstLine="0"/>
-              <w:spacing w:before="0" w:after="0" w:line="240" w:lineRule="auto"/>
               <w:jc w:val="center"/>
             </w:pPr>
             <w:r>
               <w:rPr>
-                <w:rFonts w:ascii="Times New Roman" w:hAnsi="Times New Roman" w:eastAsia="Times New Roman"/>
-                <w:color w:val="000000"/>
-                <w:sz w:val="24"/>
-              </w:rPr>
-              <w:t xml:space="preserve">55</w:t>
+                <w:rFonts w:eastAsia="Times New Roman"/>
+                <w:color w:val="000000"/>
+                <w:sz w:val="24"/>
+              </w:rPr>
+              <w:t>55</w:t>
             </w:r>
           </w:p>
         </w:tc>
@@ -836,17 +1697,17 @@
           </w:tcPr>
           <w:p>
             <w:pPr>
+              <w:spacing w:line="240" w:lineRule="auto"/>
               <w:ind w:firstLine="0"/>
-              <w:spacing w:before="0" w:after="0" w:line="240" w:lineRule="auto"/>
               <w:jc w:val="center"/>
             </w:pPr>
             <w:r>
               <w:rPr>
-                <w:rFonts w:ascii="Times New Roman" w:hAnsi="Times New Roman" w:eastAsia="Times New Roman"/>
-                <w:color w:val="000000"/>
-                <w:sz w:val="24"/>
-              </w:rPr>
-              <w:t xml:space="preserve">65</w:t>
+                <w:rFonts w:eastAsia="Times New Roman"/>
+                <w:color w:val="000000"/>
+                <w:sz w:val="24"/>
+              </w:rPr>
+              <w:t>65</w:t>
             </w:r>
           </w:p>
         </w:tc>
@@ -863,17 +1724,16 @@
           </w:tcPr>
           <w:p>
             <w:pPr>
+              <w:spacing w:line="240" w:lineRule="auto"/>
               <w:ind w:firstLine="0"/>
-              <w:spacing w:before="0" w:after="0" w:line="240" w:lineRule="auto"/>
-              <w:jc w:val="left"/>
             </w:pPr>
             <w:r>
               <w:rPr>
-                <w:rFonts w:ascii="Times New Roman" w:hAnsi="Times New Roman" w:eastAsia="Times New Roman"/>
-                <w:color w:val="000000"/>
-                <w:sz w:val="24"/>
-              </w:rPr>
-              <w:t xml:space="preserve">Отдельная проверка</w:t>
+                <w:rFonts w:eastAsia="Times New Roman"/>
+                <w:color w:val="000000"/>
+                <w:sz w:val="24"/>
+              </w:rPr>
+              <w:t>Отдельная проверка</w:t>
             </w:r>
           </w:p>
         </w:tc>
@@ -884,17 +1744,16 @@
           </w:tcPr>
           <w:p>
             <w:pPr>
+              <w:spacing w:line="240" w:lineRule="auto"/>
               <w:ind w:firstLine="0"/>
-              <w:spacing w:before="0" w:after="0" w:line="240" w:lineRule="auto"/>
-              <w:jc w:val="left"/>
             </w:pPr>
             <w:r>
               <w:rPr>
-                <w:rFonts w:ascii="Times New Roman" w:hAnsi="Times New Roman" w:eastAsia="Times New Roman"/>
-                <w:color w:val="000000"/>
-                <w:sz w:val="24"/>
-              </w:rPr>
-              <w:t xml:space="preserve">Май 2015</w:t>
+                <w:rFonts w:eastAsia="Times New Roman"/>
+                <w:color w:val="000000"/>
+                <w:sz w:val="24"/>
+              </w:rPr>
+              <w:t>Май 2015</w:t>
             </w:r>
           </w:p>
         </w:tc>
@@ -905,17 +1764,17 @@
           </w:tcPr>
           <w:p>
             <w:pPr>
+              <w:spacing w:line="240" w:lineRule="auto"/>
               <w:ind w:firstLine="0"/>
-              <w:spacing w:before="0" w:after="0" w:line="240" w:lineRule="auto"/>
               <w:jc w:val="center"/>
             </w:pPr>
             <w:r>
               <w:rPr>
-                <w:rFonts w:ascii="Times New Roman" w:hAnsi="Times New Roman" w:eastAsia="Times New Roman"/>
-                <w:color w:val="000000"/>
-                <w:sz w:val="24"/>
-              </w:rPr>
-              <w:t xml:space="preserve">27</w:t>
+                <w:rFonts w:eastAsia="Times New Roman"/>
+                <w:color w:val="000000"/>
+                <w:sz w:val="24"/>
+              </w:rPr>
+              <w:t>27</w:t>
             </w:r>
           </w:p>
         </w:tc>
@@ -926,17 +1785,17 @@
           </w:tcPr>
           <w:p>
             <w:pPr>
+              <w:spacing w:line="240" w:lineRule="auto"/>
               <w:ind w:firstLine="0"/>
-              <w:spacing w:before="0" w:after="0" w:line="240" w:lineRule="auto"/>
               <w:jc w:val="center"/>
             </w:pPr>
             <w:r>
               <w:rPr>
-                <w:rFonts w:ascii="Times New Roman" w:hAnsi="Times New Roman" w:eastAsia="Times New Roman"/>
-                <w:color w:val="000000"/>
-                <w:sz w:val="24"/>
-              </w:rPr>
-              <w:t xml:space="preserve">14</w:t>
+                <w:rFonts w:eastAsia="Times New Roman"/>
+                <w:color w:val="000000"/>
+                <w:sz w:val="24"/>
+              </w:rPr>
+              <w:t>14</w:t>
             </w:r>
           </w:p>
         </w:tc>
@@ -947,17 +1806,17 @@
           </w:tcPr>
           <w:p>
             <w:pPr>
+              <w:spacing w:line="240" w:lineRule="auto"/>
               <w:ind w:firstLine="0"/>
-              <w:spacing w:before="0" w:after="0" w:line="240" w:lineRule="auto"/>
               <w:jc w:val="center"/>
             </w:pPr>
             <w:r>
               <w:rPr>
-                <w:rFonts w:ascii="Times New Roman" w:hAnsi="Times New Roman" w:eastAsia="Times New Roman"/>
-                <w:color w:val="000000"/>
-                <w:sz w:val="24"/>
-              </w:rPr>
-              <w:t xml:space="preserve">13</w:t>
+                <w:rFonts w:eastAsia="Times New Roman"/>
+                <w:color w:val="000000"/>
+                <w:sz w:val="24"/>
+              </w:rPr>
+              <w:t>13</w:t>
             </w:r>
           </w:p>
         </w:tc>
@@ -970,11 +1829,10 @@
       </w:pPr>
       <w:r>
         <w:rPr>
-          <w:rFonts w:ascii="Times New Roman" w:hAnsi="Times New Roman" w:eastAsia="Times New Roman"/>
-          <w:color w:val="000000"/>
-          <w:b/>
-        </w:rPr>
-        <w:t xml:space="preserve">Модели и протокол сравнения</w:t>
+          <w:rFonts w:ascii="Times New Roman" w:eastAsia="Times New Roman" w:hAnsi="Times New Roman"/>
+          <w:color w:val="000000"/>
+        </w:rPr>
+        <w:t>Модели и протокол сравнения</w:t>
       </w:r>
     </w:p>
     <w:p>
@@ -986,29 +1844,136 @@
       </w:pPr>
       <w:r>
         <w:rPr>
-          <w:rFonts w:ascii="Times New Roman" w:hAnsi="Times New Roman" w:eastAsia="Times New Roman"/>
-          <w:color w:val="000000"/>
-        </w:rPr>
-        <w:t xml:space="preserve">Текстовые и визуальные признаки извлекаются замороженными FinBERT и CLIP. Числовые признаки описывают доходности, диапазоны цен, объём и волатильность. Для этих признаков обучается логистическая регрессия. Early fusion объединяет признаки до классификации; late fusion усредняет калиброванные вероятности трёх baseline с равными весами.</w:t>
+          <w:rFonts w:eastAsia="Times New Roman"/>
+          <w:color w:val="000000"/>
+          <w:lang w:val="ru-RU"/>
+        </w:rPr>
+        <w:t xml:space="preserve">Текстовые и визуальные признаки извлекаются замороженными </w:t>
+      </w:r>
+      <w:proofErr w:type="spellStart"/>
+      <w:r>
+        <w:rPr>
+          <w:rFonts w:eastAsia="Times New Roman"/>
+          <w:color w:val="000000"/>
+        </w:rPr>
+        <w:t>FinBERT</w:t>
+      </w:r>
+      <w:proofErr w:type="spellEnd"/>
+      <w:r>
+        <w:rPr>
+          <w:rFonts w:eastAsia="Times New Roman"/>
+          <w:color w:val="000000"/>
+          <w:lang w:val="ru-RU"/>
+        </w:rPr>
+        <w:t xml:space="preserve"> и </w:t>
+      </w:r>
+      <w:r>
+        <w:rPr>
+          <w:rFonts w:eastAsia="Times New Roman"/>
+          <w:color w:val="000000"/>
+        </w:rPr>
+        <w:t>CLIP</w:t>
+      </w:r>
+      <w:r>
+        <w:rPr>
+          <w:rFonts w:eastAsia="Times New Roman"/>
+          <w:color w:val="000000"/>
+          <w:lang w:val="ru-RU"/>
+        </w:rPr>
+        <w:t xml:space="preserve">. Числовые признаки описывают доходности, диапазоны цен, объём и волатильность. Для этих признаков обучается логистическая регрессия. </w:t>
+      </w:r>
+      <w:r>
+        <w:rPr>
+          <w:rFonts w:eastAsia="Times New Roman"/>
+          <w:color w:val="000000"/>
+        </w:rPr>
+        <w:t>Early</w:t>
+      </w:r>
+      <w:r>
+        <w:rPr>
+          <w:rFonts w:eastAsia="Times New Roman"/>
+          <w:color w:val="000000"/>
+          <w:lang w:val="ru-RU"/>
+        </w:rPr>
+        <w:t xml:space="preserve"> </w:t>
+      </w:r>
+      <w:r>
+        <w:rPr>
+          <w:rFonts w:eastAsia="Times New Roman"/>
+          <w:color w:val="000000"/>
+        </w:rPr>
+        <w:t>fusion</w:t>
+      </w:r>
+      <w:r>
+        <w:rPr>
+          <w:rFonts w:eastAsia="Times New Roman"/>
+          <w:color w:val="000000"/>
+          <w:lang w:val="ru-RU"/>
+        </w:rPr>
+        <w:t xml:space="preserve"> объединяет признаки до классификации; </w:t>
+      </w:r>
+      <w:r>
+        <w:rPr>
+          <w:rFonts w:eastAsia="Times New Roman"/>
+          <w:color w:val="000000"/>
+        </w:rPr>
+        <w:t>late</w:t>
+      </w:r>
+      <w:r>
+        <w:rPr>
+          <w:rFonts w:eastAsia="Times New Roman"/>
+          <w:color w:val="000000"/>
+          <w:lang w:val="ru-RU"/>
+        </w:rPr>
+        <w:t xml:space="preserve"> </w:t>
+      </w:r>
+      <w:r>
+        <w:rPr>
+          <w:rFonts w:eastAsia="Times New Roman"/>
+          <w:color w:val="000000"/>
+        </w:rPr>
+        <w:t>fusion</w:t>
+      </w:r>
+      <w:r>
+        <w:rPr>
+          <w:rFonts w:eastAsia="Times New Roman"/>
+          <w:color w:val="000000"/>
+          <w:lang w:val="ru-RU"/>
+        </w:rPr>
+        <w:t xml:space="preserve"> усредняет калиброванные вероятности трёх </w:t>
+      </w:r>
+      <w:r>
+        <w:rPr>
+          <w:rFonts w:eastAsia="Times New Roman"/>
+          <w:color w:val="000000"/>
+        </w:rPr>
+        <w:t>baseline</w:t>
+      </w:r>
+      <w:r>
+        <w:rPr>
+          <w:rFonts w:eastAsia="Times New Roman"/>
+          <w:color w:val="000000"/>
+          <w:lang w:val="ru-RU"/>
+        </w:rPr>
+        <w:t xml:space="preserve"> с равными весами.</w:t>
       </w:r>
     </w:p>
     <w:p>
       <w:pPr>
-        <w:jc w:val="left"/>
-        <w:rPr>
-          <w:lang w:val="ru-RU"/>
-        </w:rPr>
-        <w:spacing w:before="0" w:after="80" w:line="240" w:lineRule="auto"/>
+        <w:keepNext/>
+        <w:spacing w:after="80" w:line="240" w:lineRule="auto"/>
         <w:ind w:firstLine="0"/>
-        <w:keepNext/>
+        <w:rPr>
+          <w:lang w:val="ru-RU"/>
+        </w:rPr>
       </w:pPr>
       <w:r>
         <w:rPr>
-          <w:rFonts w:ascii="Times New Roman" w:hAnsi="Times New Roman" w:eastAsia="Times New Roman"/>
+          <w:rFonts w:eastAsia="Times New Roman"/>
           <w:color w:val="000000"/>
           <w:sz w:val="24"/>
         </w:rPr>
-        <w:t xml:space="preserve">Таблица 2 - Восемь сравниваемых вариантов</w:t>
+        <w:t>Таблица 2 - Восемь сравниваемых вариантов</w:t>
       </w:r>
     </w:p>
     <w:tbl>
@@ -1024,13 +1989,13 @@
           <w:insideV w:val="single" w:sz="8" w:space="0" w:color="000000"/>
         </w:tblBorders>
         <w:tblLayout w:type="fixed"/>
-        <w:tblLook w:val="04A0" w:firstRow="1" w:lastRow="0" w:firstColumn="1" w:lastColumn="0" w:noHBand="0" w:noVBand="1"/>
         <w:tblCellMar>
           <w:top w:w="60" w:type="dxa"/>
+          <w:left w:w="90" w:type="dxa"/>
           <w:bottom w:w="60" w:type="dxa"/>
-          <w:left w:w="90" w:type="dxa"/>
           <w:right w:w="90" w:type="dxa"/>
         </w:tblCellMar>
+        <w:tblLook w:val="04A0" w:firstRow="1" w:lastRow="0" w:firstColumn="1" w:lastColumn="0" w:noHBand="0" w:noVBand="1"/>
       </w:tblPr>
       <w:tblGrid>
         <w:gridCol w:w="2600"/>
@@ -1050,18 +2015,18 @@
           </w:tcPr>
           <w:p>
             <w:pPr>
+              <w:spacing w:line="240" w:lineRule="auto"/>
               <w:ind w:firstLine="0"/>
-              <w:spacing w:before="0" w:after="0" w:line="240" w:lineRule="auto"/>
               <w:jc w:val="center"/>
             </w:pPr>
             <w:r>
               <w:rPr>
-                <w:rFonts w:ascii="Times New Roman" w:hAnsi="Times New Roman" w:eastAsia="Times New Roman"/>
-                <w:color w:val="000000"/>
+                <w:rFonts w:eastAsia="Times New Roman"/>
                 <w:b/>
-                <w:sz w:val="24"/>
-              </w:rPr>
-              <w:t xml:space="preserve">Вариант</w:t>
+                <w:color w:val="000000"/>
+                <w:sz w:val="24"/>
+              </w:rPr>
+              <w:t>Вариант</w:t>
             </w:r>
           </w:p>
         </w:tc>
@@ -1072,18 +2037,18 @@
           </w:tcPr>
           <w:p>
             <w:pPr>
+              <w:spacing w:line="240" w:lineRule="auto"/>
               <w:ind w:firstLine="0"/>
-              <w:spacing w:before="0" w:after="0" w:line="240" w:lineRule="auto"/>
               <w:jc w:val="center"/>
             </w:pPr>
             <w:r>
               <w:rPr>
-                <w:rFonts w:ascii="Times New Roman" w:hAnsi="Times New Roman" w:eastAsia="Times New Roman"/>
-                <w:color w:val="000000"/>
+                <w:rFonts w:eastAsia="Times New Roman"/>
                 <w:b/>
-                <w:sz w:val="24"/>
-              </w:rPr>
-              <w:t xml:space="preserve">Состав</w:t>
+                <w:color w:val="000000"/>
+                <w:sz w:val="24"/>
+              </w:rPr>
+              <w:t>Состав</w:t>
             </w:r>
           </w:p>
         </w:tc>
@@ -1094,18 +2059,18 @@
           </w:tcPr>
           <w:p>
             <w:pPr>
+              <w:spacing w:line="240" w:lineRule="auto"/>
               <w:ind w:firstLine="0"/>
-              <w:spacing w:before="0" w:after="0" w:line="240" w:lineRule="auto"/>
               <w:jc w:val="center"/>
             </w:pPr>
             <w:r>
               <w:rPr>
-                <w:rFonts w:ascii="Times New Roman" w:hAnsi="Times New Roman" w:eastAsia="Times New Roman"/>
-                <w:color w:val="000000"/>
+                <w:rFonts w:eastAsia="Times New Roman"/>
                 <w:b/>
-                <w:sz w:val="24"/>
-              </w:rPr>
-              <w:t xml:space="preserve">Режим</w:t>
+                <w:color w:val="000000"/>
+                <w:sz w:val="24"/>
+              </w:rPr>
+              <w:t>Режим</w:t>
             </w:r>
           </w:p>
         </w:tc>
@@ -1122,17 +2087,16 @@
           </w:tcPr>
           <w:p>
             <w:pPr>
+              <w:spacing w:line="240" w:lineRule="auto"/>
               <w:ind w:firstLine="0"/>
-              <w:spacing w:before="0" w:after="0" w:line="240" w:lineRule="auto"/>
-              <w:jc w:val="left"/>
             </w:pPr>
             <w:r>
               <w:rPr>
-                <w:rFonts w:ascii="Times New Roman" w:hAnsi="Times New Roman" w:eastAsia="Times New Roman"/>
-                <w:color w:val="000000"/>
-                <w:sz w:val="24"/>
-              </w:rPr>
-              <w:t xml:space="preserve">Текстовый baseline</w:t>
+                <w:rFonts w:eastAsia="Times New Roman"/>
+                <w:color w:val="000000"/>
+                <w:sz w:val="24"/>
+              </w:rPr>
+              <w:t>Текстовый baseline</w:t>
             </w:r>
           </w:p>
         </w:tc>
@@ -1143,17 +2107,16 @@
           </w:tcPr>
           <w:p>
             <w:pPr>
+              <w:spacing w:line="240" w:lineRule="auto"/>
               <w:ind w:firstLine="0"/>
-              <w:spacing w:before="0" w:after="0" w:line="240" w:lineRule="auto"/>
-              <w:jc w:val="left"/>
             </w:pPr>
             <w:r>
               <w:rPr>
-                <w:rFonts w:ascii="Times New Roman" w:hAnsi="Times New Roman" w:eastAsia="Times New Roman"/>
-                <w:color w:val="000000"/>
-                <w:sz w:val="24"/>
-              </w:rPr>
-              <w:t xml:space="preserve">FinBERT FP16 и классификатор</w:t>
+                <w:rFonts w:eastAsia="Times New Roman"/>
+                <w:color w:val="000000"/>
+                <w:sz w:val="24"/>
+              </w:rPr>
+              <w:t>FinBERT FP16 и классификатор</w:t>
             </w:r>
           </w:p>
         </w:tc>
@@ -1164,17 +2127,16 @@
           </w:tcPr>
           <w:p>
             <w:pPr>
+              <w:spacing w:line="240" w:lineRule="auto"/>
               <w:ind w:firstLine="0"/>
-              <w:spacing w:before="0" w:after="0" w:line="240" w:lineRule="auto"/>
-              <w:jc w:val="left"/>
             </w:pPr>
             <w:r>
               <w:rPr>
-                <w:rFonts w:ascii="Times New Roman" w:hAnsi="Times New Roman" w:eastAsia="Times New Roman"/>
-                <w:color w:val="000000"/>
-                <w:sz w:val="24"/>
-              </w:rPr>
-              <w:t xml:space="preserve">Обучается классификатор</w:t>
+                <w:rFonts w:eastAsia="Times New Roman"/>
+                <w:color w:val="000000"/>
+                <w:sz w:val="24"/>
+              </w:rPr>
+              <w:t>Обучается классификатор</w:t>
             </w:r>
           </w:p>
         </w:tc>
@@ -1191,17 +2153,17 @@
           </w:tcPr>
           <w:p>
             <w:pPr>
+              <w:spacing w:line="240" w:lineRule="auto"/>
               <w:ind w:firstLine="0"/>
-              <w:spacing w:before="0" w:after="0" w:line="240" w:lineRule="auto"/>
-              <w:jc w:val="left"/>
             </w:pPr>
             <w:r>
               <w:rPr>
-                <w:rFonts w:ascii="Times New Roman" w:hAnsi="Times New Roman" w:eastAsia="Times New Roman"/>
-                <w:color w:val="000000"/>
-                <w:sz w:val="24"/>
-              </w:rPr>
-              <w:t xml:space="preserve">Числовой baseline</w:t>
+                <w:rFonts w:eastAsia="Times New Roman"/>
+                <w:color w:val="000000"/>
+                <w:sz w:val="24"/>
+              </w:rPr>
+              <w:lastRenderedPageBreak/>
+              <w:t>Числовой baseline</w:t>
             </w:r>
           </w:p>
         </w:tc>
@@ -1212,17 +2174,16 @@
           </w:tcPr>
           <w:p>
             <w:pPr>
+              <w:spacing w:line="240" w:lineRule="auto"/>
               <w:ind w:firstLine="0"/>
-              <w:spacing w:before="0" w:after="0" w:line="240" w:lineRule="auto"/>
-              <w:jc w:val="left"/>
             </w:pPr>
             <w:r>
               <w:rPr>
-                <w:rFonts w:ascii="Times New Roman" w:hAnsi="Times New Roman" w:eastAsia="Times New Roman"/>
-                <w:color w:val="000000"/>
-                <w:sz w:val="24"/>
-              </w:rPr>
-              <w:t xml:space="preserve">Признаки котировок и классификатор</w:t>
+                <w:rFonts w:eastAsia="Times New Roman"/>
+                <w:color w:val="000000"/>
+                <w:sz w:val="24"/>
+              </w:rPr>
+              <w:t>Признаки котировок и классификатор</w:t>
             </w:r>
           </w:p>
         </w:tc>
@@ -1233,17 +2194,16 @@
           </w:tcPr>
           <w:p>
             <w:pPr>
+              <w:spacing w:line="240" w:lineRule="auto"/>
               <w:ind w:firstLine="0"/>
-              <w:spacing w:before="0" w:after="0" w:line="240" w:lineRule="auto"/>
-              <w:jc w:val="left"/>
             </w:pPr>
             <w:r>
               <w:rPr>
-                <w:rFonts w:ascii="Times New Roman" w:hAnsi="Times New Roman" w:eastAsia="Times New Roman"/>
-                <w:color w:val="000000"/>
-                <w:sz w:val="24"/>
-              </w:rPr>
-              <w:t xml:space="preserve">Обучается классификатор</w:t>
+                <w:rFonts w:eastAsia="Times New Roman"/>
+                <w:color w:val="000000"/>
+                <w:sz w:val="24"/>
+              </w:rPr>
+              <w:t>Обучается классификатор</w:t>
             </w:r>
           </w:p>
         </w:tc>
@@ -1260,17 +2220,16 @@
           </w:tcPr>
           <w:p>
             <w:pPr>
+              <w:spacing w:line="240" w:lineRule="auto"/>
               <w:ind w:firstLine="0"/>
-              <w:spacing w:before="0" w:after="0" w:line="240" w:lineRule="auto"/>
-              <w:jc w:val="left"/>
             </w:pPr>
             <w:r>
               <w:rPr>
-                <w:rFonts w:ascii="Times New Roman" w:hAnsi="Times New Roman" w:eastAsia="Times New Roman"/>
-                <w:color w:val="000000"/>
-                <w:sz w:val="24"/>
-              </w:rPr>
-              <w:t xml:space="preserve">Визуальный baseline</w:t>
+                <w:rFonts w:eastAsia="Times New Roman"/>
+                <w:color w:val="000000"/>
+                <w:sz w:val="24"/>
+              </w:rPr>
+              <w:t>Визуальный baseline</w:t>
             </w:r>
           </w:p>
         </w:tc>
@@ -1281,17 +2240,81 @@
           </w:tcPr>
           <w:p>
             <w:pPr>
+              <w:spacing w:line="240" w:lineRule="auto"/>
               <w:ind w:firstLine="0"/>
-              <w:spacing w:before="0" w:after="0" w:line="240" w:lineRule="auto"/>
-              <w:jc w:val="left"/>
+              <w:rPr>
+                <w:lang w:val="ru-RU"/>
+              </w:rPr>
             </w:pPr>
             <w:r>
               <w:rPr>
-                <w:rFonts w:ascii="Times New Roman" w:hAnsi="Times New Roman" w:eastAsia="Times New Roman"/>
-                <w:color w:val="000000"/>
-                <w:sz w:val="24"/>
-              </w:rPr>
-              <w:t xml:space="preserve">CLIP ViT-B/32 FP16 и классификатор</w:t>
+                <w:rFonts w:eastAsia="Times New Roman"/>
+                <w:color w:val="000000"/>
+                <w:sz w:val="24"/>
+              </w:rPr>
+              <w:t>CLIP</w:t>
+            </w:r>
+            <w:r>
+              <w:rPr>
+                <w:rFonts w:eastAsia="Times New Roman"/>
+                <w:color w:val="000000"/>
+                <w:sz w:val="24"/>
+                <w:lang w:val="ru-RU"/>
+              </w:rPr>
+              <w:t xml:space="preserve"> </w:t>
+            </w:r>
+            <w:proofErr w:type="spellStart"/>
+            <w:r>
+              <w:rPr>
+                <w:rFonts w:eastAsia="Times New Roman"/>
+                <w:color w:val="000000"/>
+                <w:sz w:val="24"/>
+              </w:rPr>
+              <w:t>ViT</w:t>
+            </w:r>
+            <w:proofErr w:type="spellEnd"/>
+            <w:r>
+              <w:rPr>
+                <w:rFonts w:eastAsia="Times New Roman"/>
+                <w:color w:val="000000"/>
+                <w:sz w:val="24"/>
+                <w:lang w:val="ru-RU"/>
+              </w:rPr>
+              <w:t>-</w:t>
+            </w:r>
+            <w:r>
+              <w:rPr>
+                <w:rFonts w:eastAsia="Times New Roman"/>
+                <w:color w:val="000000"/>
+                <w:sz w:val="24"/>
+              </w:rPr>
+              <w:t>B</w:t>
+            </w:r>
+            <w:r>
+              <w:rPr>
+                <w:rFonts w:eastAsia="Times New Roman"/>
+                <w:color w:val="000000"/>
+                <w:sz w:val="24"/>
+                <w:lang w:val="ru-RU"/>
+              </w:rPr>
+              <w:t xml:space="preserve">/32 </w:t>
+            </w:r>
+            <w:r>
+              <w:rPr>
+                <w:rFonts w:eastAsia="Times New Roman"/>
+                <w:color w:val="000000"/>
+                <w:sz w:val="24"/>
+              </w:rPr>
+              <w:t>FP</w:t>
+            </w:r>
+            <w:r>
+              <w:rPr>
+                <w:rFonts w:eastAsia="Times New Roman"/>
+                <w:color w:val="000000"/>
+                <w:sz w:val="24"/>
+                <w:lang w:val="ru-RU"/>
+              </w:rPr>
+              <w:t>16 и классификатор</w:t>
             </w:r>
           </w:p>
         </w:tc>
@@ -1302,18 +2325,37 @@
           </w:tcPr>
           <w:p>
             <w:pPr>
+              <w:spacing w:line="240" w:lineRule="auto"/>
               <w:ind w:firstLine="0"/>
-              <w:spacing w:before="0" w:after="0" w:line="240" w:lineRule="auto"/>
-              <w:jc w:val="left"/>
             </w:pPr>
-            <w:r>
-              <w:rPr>
-                <w:rFonts w:ascii="Times New Roman" w:hAnsi="Times New Roman" w:eastAsia="Times New Roman"/>
-                <w:color w:val="000000"/>
-                <w:sz w:val="24"/>
-              </w:rPr>
-              <w:t xml:space="preserve">Обучается классификатор</w:t>
-            </w:r>
+            <w:proofErr w:type="spellStart"/>
+            <w:r>
+              <w:rPr>
+                <w:rFonts w:eastAsia="Times New Roman"/>
+                <w:color w:val="000000"/>
+                <w:sz w:val="24"/>
+              </w:rPr>
+              <w:t>Обучается</w:t>
+            </w:r>
+            <w:proofErr w:type="spellEnd"/>
+            <w:r>
+              <w:rPr>
+                <w:rFonts w:eastAsia="Times New Roman"/>
+                <w:color w:val="000000"/>
+                <w:sz w:val="24"/>
+              </w:rPr>
+              <w:t xml:space="preserve"> </w:t>
+            </w:r>
+            <w:proofErr w:type="spellStart"/>
+            <w:r>
+              <w:rPr>
+                <w:rFonts w:eastAsia="Times New Roman"/>
+                <w:color w:val="000000"/>
+                <w:sz w:val="24"/>
+              </w:rPr>
+              <w:t>классификатор</w:t>
+            </w:r>
+            <w:proofErr w:type="spellEnd"/>
           </w:p>
         </w:tc>
       </w:tr>
@@ -1329,17 +2371,45 @@
           </w:tcPr>
           <w:p>
             <w:pPr>
+              <w:spacing w:line="240" w:lineRule="auto"/>
               <w:ind w:firstLine="0"/>
-              <w:spacing w:before="0" w:after="0" w:line="240" w:lineRule="auto"/>
-              <w:jc w:val="left"/>
+              <w:rPr>
+                <w:lang w:val="ru-RU"/>
+              </w:rPr>
             </w:pPr>
             <w:r>
               <w:rPr>
-                <w:rFonts w:ascii="Times New Roman" w:hAnsi="Times New Roman" w:eastAsia="Times New Roman"/>
-                <w:color w:val="000000"/>
-                <w:sz w:val="24"/>
-              </w:rPr>
-              <w:t xml:space="preserve">Early fusion текста и чисел</w:t>
+                <w:rFonts w:eastAsia="Times New Roman"/>
+                <w:color w:val="000000"/>
+                <w:sz w:val="24"/>
+              </w:rPr>
+              <w:t>Early</w:t>
+            </w:r>
+            <w:r>
+              <w:rPr>
+                <w:rFonts w:eastAsia="Times New Roman"/>
+                <w:color w:val="000000"/>
+                <w:sz w:val="24"/>
+                <w:lang w:val="ru-RU"/>
+              </w:rPr>
+              <w:t xml:space="preserve"> </w:t>
+            </w:r>
+            <w:r>
+              <w:rPr>
+                <w:rFonts w:eastAsia="Times New Roman"/>
+                <w:color w:val="000000"/>
+                <w:sz w:val="24"/>
+              </w:rPr>
+              <w:t>fusion</w:t>
+            </w:r>
+            <w:r>
+              <w:rPr>
+                <w:rFonts w:eastAsia="Times New Roman"/>
+                <w:color w:val="000000"/>
+                <w:sz w:val="24"/>
+                <w:lang w:val="ru-RU"/>
+              </w:rPr>
+              <w:t xml:space="preserve"> текста и чисел</w:t>
             </w:r>
           </w:p>
         </w:tc>
@@ -1350,18 +2420,55 @@
           </w:tcPr>
           <w:p>
             <w:pPr>
+              <w:spacing w:line="240" w:lineRule="auto"/>
               <w:ind w:firstLine="0"/>
-              <w:spacing w:before="0" w:after="0" w:line="240" w:lineRule="auto"/>
-              <w:jc w:val="left"/>
             </w:pPr>
-            <w:r>
-              <w:rPr>
-                <w:rFonts w:ascii="Times New Roman" w:hAnsi="Times New Roman" w:eastAsia="Times New Roman"/>
-                <w:color w:val="000000"/>
-                <w:sz w:val="24"/>
-              </w:rPr>
-              <w:t xml:space="preserve">FinBERT и числовые признаки</w:t>
-            </w:r>
+            <w:proofErr w:type="spellStart"/>
+            <w:r>
+              <w:rPr>
+                <w:rFonts w:eastAsia="Times New Roman"/>
+                <w:color w:val="000000"/>
+                <w:sz w:val="24"/>
+              </w:rPr>
+              <w:t>FinBERT</w:t>
+            </w:r>
+            <w:proofErr w:type="spellEnd"/>
+            <w:r>
+              <w:rPr>
+                <w:rFonts w:eastAsia="Times New Roman"/>
+                <w:color w:val="000000"/>
+                <w:sz w:val="24"/>
+              </w:rPr>
+              <w:t xml:space="preserve"> и </w:t>
+            </w:r>
+            <w:proofErr w:type="spellStart"/>
+            <w:r>
+              <w:rPr>
+                <w:rFonts w:eastAsia="Times New Roman"/>
+                <w:color w:val="000000"/>
+                <w:sz w:val="24"/>
+              </w:rPr>
+              <w:t>числовые</w:t>
+            </w:r>
+            <w:proofErr w:type="spellEnd"/>
+            <w:r>
+              <w:rPr>
+                <w:rFonts w:eastAsia="Times New Roman"/>
+                <w:color w:val="000000"/>
+                <w:sz w:val="24"/>
+              </w:rPr>
+              <w:t xml:space="preserve"> </w:t>
+            </w:r>
+            <w:proofErr w:type="spellStart"/>
+            <w:r>
+              <w:rPr>
+                <w:rFonts w:eastAsia="Times New Roman"/>
+                <w:color w:val="000000"/>
+                <w:sz w:val="24"/>
+              </w:rPr>
+              <w:t>признаки</w:t>
+            </w:r>
+            <w:proofErr w:type="spellEnd"/>
           </w:p>
         </w:tc>
         <w:tc>
@@ -1371,17 +2478,16 @@
           </w:tcPr>
           <w:p>
             <w:pPr>
+              <w:spacing w:line="240" w:lineRule="auto"/>
               <w:ind w:firstLine="0"/>
-              <w:spacing w:before="0" w:after="0" w:line="240" w:lineRule="auto"/>
-              <w:jc w:val="left"/>
             </w:pPr>
             <w:r>
               <w:rPr>
-                <w:rFonts w:ascii="Times New Roman" w:hAnsi="Times New Roman" w:eastAsia="Times New Roman"/>
-                <w:color w:val="000000"/>
-                <w:sz w:val="24"/>
-              </w:rPr>
-              <w:t xml:space="preserve">Обучается классификатор</w:t>
+                <w:rFonts w:eastAsia="Times New Roman"/>
+                <w:color w:val="000000"/>
+                <w:sz w:val="24"/>
+              </w:rPr>
+              <w:t>Обучается классификатор</w:t>
             </w:r>
           </w:p>
         </w:tc>
@@ -1398,17 +2504,16 @@
           </w:tcPr>
           <w:p>
             <w:pPr>
+              <w:spacing w:line="240" w:lineRule="auto"/>
               <w:ind w:firstLine="0"/>
-              <w:spacing w:before="0" w:after="0" w:line="240" w:lineRule="auto"/>
-              <w:jc w:val="left"/>
             </w:pPr>
             <w:r>
               <w:rPr>
-                <w:rFonts w:ascii="Times New Roman" w:hAnsi="Times New Roman" w:eastAsia="Times New Roman"/>
-                <w:color w:val="000000"/>
-                <w:sz w:val="24"/>
-              </w:rPr>
-              <w:t xml:space="preserve">Early fusion трёх входов</w:t>
+                <w:rFonts w:eastAsia="Times New Roman"/>
+                <w:color w:val="000000"/>
+                <w:sz w:val="24"/>
+              </w:rPr>
+              <w:t>Early fusion трёх входов</w:t>
             </w:r>
           </w:p>
         </w:tc>
@@ -1419,17 +2524,47 @@
           </w:tcPr>
           <w:p>
             <w:pPr>
+              <w:spacing w:line="240" w:lineRule="auto"/>
               <w:ind w:firstLine="0"/>
-              <w:spacing w:before="0" w:after="0" w:line="240" w:lineRule="auto"/>
-              <w:jc w:val="left"/>
+              <w:rPr>
+                <w:lang w:val="ru-RU"/>
+              </w:rPr>
             </w:pPr>
-            <w:r>
-              <w:rPr>
-                <w:rFonts w:ascii="Times New Roman" w:hAnsi="Times New Roman" w:eastAsia="Times New Roman"/>
-                <w:color w:val="000000"/>
-                <w:sz w:val="24"/>
-              </w:rPr>
-              <w:t xml:space="preserve">FinBERT, CLIP и числовые признаки</w:t>
+            <w:proofErr w:type="spellStart"/>
+            <w:r>
+              <w:rPr>
+                <w:rFonts w:eastAsia="Times New Roman"/>
+                <w:color w:val="000000"/>
+                <w:sz w:val="24"/>
+              </w:rPr>
+              <w:t>FinBERT</w:t>
+            </w:r>
+            <w:proofErr w:type="spellEnd"/>
+            <w:r>
+              <w:rPr>
+                <w:rFonts w:eastAsia="Times New Roman"/>
+                <w:color w:val="000000"/>
+                <w:sz w:val="24"/>
+                <w:lang w:val="ru-RU"/>
+              </w:rPr>
+              <w:t xml:space="preserve">, </w:t>
+            </w:r>
+            <w:r>
+              <w:rPr>
+                <w:rFonts w:eastAsia="Times New Roman"/>
+                <w:color w:val="000000"/>
+                <w:sz w:val="24"/>
+              </w:rPr>
+              <w:t>CLIP</w:t>
+            </w:r>
+            <w:r>
+              <w:rPr>
+                <w:rFonts w:eastAsia="Times New Roman"/>
+                <w:color w:val="000000"/>
+                <w:sz w:val="24"/>
+                <w:lang w:val="ru-RU"/>
+              </w:rPr>
+              <w:t xml:space="preserve"> и числовые признаки</w:t>
             </w:r>
           </w:p>
         </w:tc>
@@ -1440,18 +2575,37 @@
           </w:tcPr>
           <w:p>
             <w:pPr>
+              <w:spacing w:line="240" w:lineRule="auto"/>
               <w:ind w:firstLine="0"/>
-              <w:spacing w:before="0" w:after="0" w:line="240" w:lineRule="auto"/>
-              <w:jc w:val="left"/>
             </w:pPr>
-            <w:r>
-              <w:rPr>
-                <w:rFonts w:ascii="Times New Roman" w:hAnsi="Times New Roman" w:eastAsia="Times New Roman"/>
-                <w:color w:val="000000"/>
-                <w:sz w:val="24"/>
-              </w:rPr>
-              <w:t xml:space="preserve">Обучается классификатор</w:t>
-            </w:r>
+            <w:proofErr w:type="spellStart"/>
+            <w:r>
+              <w:rPr>
+                <w:rFonts w:eastAsia="Times New Roman"/>
+                <w:color w:val="000000"/>
+                <w:sz w:val="24"/>
+              </w:rPr>
+              <w:t>Обучается</w:t>
+            </w:r>
+            <w:proofErr w:type="spellEnd"/>
+            <w:r>
+              <w:rPr>
+                <w:rFonts w:eastAsia="Times New Roman"/>
+                <w:color w:val="000000"/>
+                <w:sz w:val="24"/>
+              </w:rPr>
+              <w:t xml:space="preserve"> </w:t>
+            </w:r>
+            <w:proofErr w:type="spellStart"/>
+            <w:r>
+              <w:rPr>
+                <w:rFonts w:eastAsia="Times New Roman"/>
+                <w:color w:val="000000"/>
+                <w:sz w:val="24"/>
+              </w:rPr>
+              <w:t>классификатор</w:t>
+            </w:r>
+            <w:proofErr w:type="spellEnd"/>
           </w:p>
         </w:tc>
       </w:tr>
@@ -1467,17 +2621,16 @@
           </w:tcPr>
           <w:p>
             <w:pPr>
+              <w:spacing w:line="240" w:lineRule="auto"/>
               <w:ind w:firstLine="0"/>
-              <w:spacing w:before="0" w:after="0" w:line="240" w:lineRule="auto"/>
-              <w:jc w:val="left"/>
             </w:pPr>
             <w:r>
               <w:rPr>
-                <w:rFonts w:ascii="Times New Roman" w:hAnsi="Times New Roman" w:eastAsia="Times New Roman"/>
-                <w:color w:val="000000"/>
-                <w:sz w:val="24"/>
-              </w:rPr>
-              <w:t xml:space="preserve">Late fusion трёх входов</w:t>
+                <w:rFonts w:eastAsia="Times New Roman"/>
+                <w:color w:val="000000"/>
+                <w:sz w:val="24"/>
+              </w:rPr>
+              <w:t>Late fusion трёх входов</w:t>
             </w:r>
           </w:p>
         </w:tc>
@@ -1488,17 +2641,16 @@
           </w:tcPr>
           <w:p>
             <w:pPr>
+              <w:spacing w:line="240" w:lineRule="auto"/>
               <w:ind w:firstLine="0"/>
-              <w:spacing w:before="0" w:after="0" w:line="240" w:lineRule="auto"/>
-              <w:jc w:val="left"/>
             </w:pPr>
             <w:r>
               <w:rPr>
-                <w:rFonts w:ascii="Times New Roman" w:hAnsi="Times New Roman" w:eastAsia="Times New Roman"/>
-                <w:color w:val="000000"/>
-                <w:sz w:val="24"/>
-              </w:rPr>
-              <w:t xml:space="preserve">Среднее вероятностей трёх baseline</w:t>
+                <w:rFonts w:eastAsia="Times New Roman"/>
+                <w:color w:val="000000"/>
+                <w:sz w:val="24"/>
+              </w:rPr>
+              <w:t>Среднее вероятностей трёх baseline</w:t>
             </w:r>
           </w:p>
         </w:tc>
@@ -1509,17 +2661,16 @@
           </w:tcPr>
           <w:p>
             <w:pPr>
+              <w:spacing w:line="240" w:lineRule="auto"/>
               <w:ind w:firstLine="0"/>
-              <w:spacing w:before="0" w:after="0" w:line="240" w:lineRule="auto"/>
-              <w:jc w:val="left"/>
             </w:pPr>
             <w:r>
               <w:rPr>
-                <w:rFonts w:ascii="Times New Roman" w:hAnsi="Times New Roman" w:eastAsia="Times New Roman"/>
-                <w:color w:val="000000"/>
-                <w:sz w:val="24"/>
-              </w:rPr>
-              <w:t xml:space="preserve">Отдельная калибровка</w:t>
+                <w:rFonts w:eastAsia="Times New Roman"/>
+                <w:color w:val="000000"/>
+                <w:sz w:val="24"/>
+              </w:rPr>
+              <w:t>Отдельная калибровка</w:t>
             </w:r>
           </w:p>
         </w:tc>
@@ -1536,17 +2687,16 @@
           </w:tcPr>
           <w:p>
             <w:pPr>
+              <w:spacing w:line="240" w:lineRule="auto"/>
               <w:ind w:firstLine="0"/>
-              <w:spacing w:before="0" w:after="0" w:line="240" w:lineRule="auto"/>
-              <w:jc w:val="left"/>
             </w:pPr>
             <w:r>
               <w:rPr>
-                <w:rFonts w:ascii="Times New Roman" w:hAnsi="Times New Roman" w:eastAsia="Times New Roman"/>
-                <w:color w:val="000000"/>
-                <w:sz w:val="24"/>
-              </w:rPr>
-              <w:t xml:space="preserve">BLIP-2 OPT-2.7B</w:t>
+                <w:rFonts w:eastAsia="Times New Roman"/>
+                <w:color w:val="000000"/>
+                <w:sz w:val="24"/>
+              </w:rPr>
+              <w:t>BLIP-2 OPT-2.7B</w:t>
             </w:r>
           </w:p>
         </w:tc>
@@ -1557,17 +2707,82 @@
           </w:tcPr>
           <w:p>
             <w:pPr>
+              <w:spacing w:line="240" w:lineRule="auto"/>
               <w:ind w:firstLine="0"/>
-              <w:spacing w:before="0" w:after="0" w:line="240" w:lineRule="auto"/>
-              <w:jc w:val="left"/>
+              <w:rPr>
+                <w:lang w:val="ru-RU"/>
+              </w:rPr>
             </w:pPr>
             <w:r>
               <w:rPr>
-                <w:rFonts w:ascii="Times New Roman" w:hAnsi="Times New Roman" w:eastAsia="Times New Roman"/>
-                <w:color w:val="000000"/>
-                <w:sz w:val="24"/>
-              </w:rPr>
-              <w:t xml:space="preserve">Визуальный энкодер, Q-Former и OPT</w:t>
+                <w:rFonts w:eastAsia="Times New Roman"/>
+                <w:color w:val="000000"/>
+                <w:sz w:val="24"/>
+                <w:lang w:val="ru-RU"/>
+              </w:rPr>
+              <w:t xml:space="preserve">Визуальный </w:t>
+            </w:r>
+            <w:proofErr w:type="spellStart"/>
+            <w:r>
+              <w:rPr>
+                <w:rFonts w:eastAsia="Times New Roman"/>
+                <w:color w:val="000000"/>
+                <w:sz w:val="24"/>
+                <w:lang w:val="ru-RU"/>
+              </w:rPr>
+              <w:t>энкодер</w:t>
+            </w:r>
+            <w:proofErr w:type="spellEnd"/>
+            <w:r>
+              <w:rPr>
+                <w:rFonts w:eastAsia="Times New Roman"/>
+                <w:color w:val="000000"/>
+                <w:sz w:val="24"/>
+                <w:lang w:val="ru-RU"/>
+              </w:rPr>
+              <w:t xml:space="preserve">, </w:t>
+            </w:r>
+            <w:r>
+              <w:rPr>
+                <w:rFonts w:eastAsia="Times New Roman"/>
+                <w:color w:val="000000"/>
+                <w:sz w:val="24"/>
+              </w:rPr>
+              <w:t>Q</w:t>
+            </w:r>
+            <w:r>
+              <w:rPr>
+                <w:rFonts w:eastAsia="Times New Roman"/>
+                <w:color w:val="000000"/>
+                <w:sz w:val="24"/>
+                <w:lang w:val="ru-RU"/>
+              </w:rPr>
+              <w:t>-</w:t>
+            </w:r>
+            <w:r>
+              <w:rPr>
+                <w:rFonts w:eastAsia="Times New Roman"/>
+                <w:color w:val="000000"/>
+                <w:sz w:val="24"/>
+              </w:rPr>
+              <w:t>Former</w:t>
+            </w:r>
+            <w:r>
+              <w:rPr>
+                <w:rFonts w:eastAsia="Times New Roman"/>
+                <w:color w:val="000000"/>
+                <w:sz w:val="24"/>
+                <w:lang w:val="ru-RU"/>
+              </w:rPr>
+              <w:t xml:space="preserve"> и </w:t>
+            </w:r>
+            <w:r>
+              <w:rPr>
+                <w:rFonts w:eastAsia="Times New Roman"/>
+                <w:color w:val="000000"/>
+                <w:sz w:val="24"/>
+              </w:rPr>
+              <w:t>OPT</w:t>
             </w:r>
           </w:p>
         </w:tc>
@@ -1578,17 +2793,16 @@
           </w:tcPr>
           <w:p>
             <w:pPr>
+              <w:spacing w:line="240" w:lineRule="auto"/>
               <w:ind w:firstLine="0"/>
-              <w:spacing w:before="0" w:after="0" w:line="240" w:lineRule="auto"/>
-              <w:jc w:val="left"/>
             </w:pPr>
             <w:r>
               <w:rPr>
-                <w:rFonts w:ascii="Times New Roman" w:hAnsi="Times New Roman" w:eastAsia="Times New Roman"/>
-                <w:color w:val="000000"/>
-                <w:sz w:val="24"/>
-              </w:rPr>
-              <w:t xml:space="preserve">FP16, zero-shot</w:t>
+                <w:rFonts w:eastAsia="Times New Roman"/>
+                <w:color w:val="000000"/>
+                <w:sz w:val="24"/>
+              </w:rPr>
+              <w:t>FP16, zero-shot</w:t>
             </w:r>
           </w:p>
         </w:tc>
@@ -1605,17 +2819,16 @@
           </w:tcPr>
           <w:p>
             <w:pPr>
+              <w:spacing w:line="240" w:lineRule="auto"/>
               <w:ind w:firstLine="0"/>
-              <w:spacing w:before="0" w:after="0" w:line="240" w:lineRule="auto"/>
-              <w:jc w:val="left"/>
             </w:pPr>
             <w:r>
               <w:rPr>
-                <w:rFonts w:ascii="Times New Roman" w:hAnsi="Times New Roman" w:eastAsia="Times New Roman"/>
-                <w:color w:val="000000"/>
-                <w:sz w:val="24"/>
-              </w:rPr>
-              <w:t xml:space="preserve">Qwen2.5-VL-7B</w:t>
+                <w:rFonts w:eastAsia="Times New Roman"/>
+                <w:color w:val="000000"/>
+                <w:sz w:val="24"/>
+              </w:rPr>
+              <w:t>Qwen2.5-VL-7B</w:t>
             </w:r>
           </w:p>
         </w:tc>
@@ -1626,17 +2839,40 @@
           </w:tcPr>
           <w:p>
             <w:pPr>
+              <w:spacing w:line="240" w:lineRule="auto"/>
               <w:ind w:firstLine="0"/>
-              <w:spacing w:before="0" w:after="0" w:line="240" w:lineRule="auto"/>
-              <w:jc w:val="left"/>
+              <w:rPr>
+                <w:lang w:val="ru-RU"/>
+              </w:rPr>
             </w:pPr>
             <w:r>
               <w:rPr>
-                <w:rFonts w:ascii="Times New Roman" w:hAnsi="Times New Roman" w:eastAsia="Times New Roman"/>
-                <w:color w:val="000000"/>
-                <w:sz w:val="24"/>
-              </w:rPr>
-              <w:t xml:space="preserve">Визуальный энкодер и языковая модель</w:t>
+                <w:rFonts w:eastAsia="Times New Roman"/>
+                <w:color w:val="000000"/>
+                <w:sz w:val="24"/>
+                <w:lang w:val="ru-RU"/>
+              </w:rPr>
+              <w:t xml:space="preserve">Визуальный </w:t>
+            </w:r>
+            <w:proofErr w:type="spellStart"/>
+            <w:r>
+              <w:rPr>
+                <w:rFonts w:eastAsia="Times New Roman"/>
+                <w:color w:val="000000"/>
+                <w:sz w:val="24"/>
+                <w:lang w:val="ru-RU"/>
+              </w:rPr>
+              <w:t>энкодер</w:t>
+            </w:r>
+            <w:proofErr w:type="spellEnd"/>
+            <w:r>
+              <w:rPr>
+                <w:rFonts w:eastAsia="Times New Roman"/>
+                <w:color w:val="000000"/>
+                <w:sz w:val="24"/>
+                <w:lang w:val="ru-RU"/>
+              </w:rPr>
+              <w:t xml:space="preserve"> и языковая модель</w:t>
             </w:r>
           </w:p>
         </w:tc>
@@ -1647,17 +2883,16 @@
           </w:tcPr>
           <w:p>
             <w:pPr>
+              <w:spacing w:line="240" w:lineRule="auto"/>
               <w:ind w:firstLine="0"/>
-              <w:spacing w:before="0" w:after="0" w:line="240" w:lineRule="auto"/>
-              <w:jc w:val="left"/>
             </w:pPr>
             <w:r>
               <w:rPr>
-                <w:rFonts w:ascii="Times New Roman" w:hAnsi="Times New Roman" w:eastAsia="Times New Roman"/>
-                <w:color w:val="000000"/>
-                <w:sz w:val="24"/>
-              </w:rPr>
-              <w:t xml:space="preserve">NF4, zero-shot</w:t>
+                <w:rFonts w:eastAsia="Times New Roman"/>
+                <w:color w:val="000000"/>
+                <w:sz w:val="24"/>
+              </w:rPr>
+              <w:t>NF4, zero-shot</w:t>
             </w:r>
           </w:p>
         </w:tc>
@@ -1665,18 +2900,164 @@
     </w:tbl>
     <w:p>
       <w:pPr>
+        <w:spacing w:before="120"/>
         <w:jc w:val="both"/>
         <w:rPr>
           <w:lang w:val="ru-RU"/>
         </w:rPr>
-        <w:spacing w:before="120"/>
       </w:pPr>
       <w:r>
         <w:rPr>
-          <w:rFonts w:ascii="Times New Roman" w:hAnsi="Times New Roman" w:eastAsia="Times New Roman"/>
-          <w:color w:val="000000"/>
-        </w:rPr>
-        <w:t xml:space="preserve">BLIP-2 [7] связывает визуальный энкодер с языковой моделью через Q-Former. Размер 2,7 млрд относится к OPT; вся система содержит около 4 млрд параметров. BLIP-2 работает без квантования, Qwen использует 4-битное NF4. Обе модели получают одни и те же три входа. Оцениваются два допустимых ответа A и B, после чего вероятности калибруются. В запросах скрываются названия компаний и годы. Примеры ответов не добавляются.</w:t>
+          <w:rFonts w:eastAsia="Times New Roman"/>
+          <w:color w:val="000000"/>
+        </w:rPr>
+        <w:t>BLIP</w:t>
+      </w:r>
+      <w:r>
+        <w:rPr>
+          <w:rFonts w:eastAsia="Times New Roman"/>
+          <w:color w:val="000000"/>
+          <w:lang w:val="ru-RU"/>
+        </w:rPr>
+        <w:t xml:space="preserve">-2 [7] связывает визуальный </w:t>
+      </w:r>
+      <w:proofErr w:type="spellStart"/>
+      <w:r>
+        <w:rPr>
+          <w:rFonts w:eastAsia="Times New Roman"/>
+          <w:color w:val="000000"/>
+          <w:lang w:val="ru-RU"/>
+        </w:rPr>
+        <w:t>энкодер</w:t>
+      </w:r>
+      <w:proofErr w:type="spellEnd"/>
+      <w:r>
+        <w:rPr>
+          <w:rFonts w:eastAsia="Times New Roman"/>
+          <w:color w:val="000000"/>
+          <w:lang w:val="ru-RU"/>
+        </w:rPr>
+        <w:t xml:space="preserve"> с языковой моделью через </w:t>
+      </w:r>
+      <w:r>
+        <w:rPr>
+          <w:rFonts w:eastAsia="Times New Roman"/>
+          <w:color w:val="000000"/>
+        </w:rPr>
+        <w:t>Q</w:t>
+      </w:r>
+      <w:r>
+        <w:rPr>
+          <w:rFonts w:eastAsia="Times New Roman"/>
+          <w:color w:val="000000"/>
+          <w:lang w:val="ru-RU"/>
+        </w:rPr>
+        <w:t>-</w:t>
+      </w:r>
+      <w:r>
+        <w:rPr>
+          <w:rFonts w:eastAsia="Times New Roman"/>
+          <w:color w:val="000000"/>
+        </w:rPr>
+        <w:t>Former</w:t>
+      </w:r>
+      <w:r>
+        <w:rPr>
+          <w:rFonts w:eastAsia="Times New Roman"/>
+          <w:color w:val="000000"/>
+          <w:lang w:val="ru-RU"/>
+        </w:rPr>
+        <w:t xml:space="preserve">. Размер 2,7 млрд относится к </w:t>
+      </w:r>
+      <w:r>
+        <w:rPr>
+          <w:rFonts w:eastAsia="Times New Roman"/>
+          <w:color w:val="000000"/>
+        </w:rPr>
+        <w:t>OPT</w:t>
+      </w:r>
+      <w:r>
+        <w:rPr>
+          <w:rFonts w:eastAsia="Times New Roman"/>
+          <w:color w:val="000000"/>
+          <w:lang w:val="ru-RU"/>
+        </w:rPr>
+        <w:t xml:space="preserve">; вся система содержит около 4 млрд параметров. </w:t>
+      </w:r>
+      <w:r>
+        <w:rPr>
+          <w:rFonts w:eastAsia="Times New Roman"/>
+          <w:color w:val="000000"/>
+        </w:rPr>
+        <w:t>BLIP</w:t>
+      </w:r>
+      <w:r>
+        <w:rPr>
+          <w:rFonts w:eastAsia="Times New Roman"/>
+          <w:color w:val="000000"/>
+          <w:lang w:val="ru-RU"/>
+        </w:rPr>
+        <w:t xml:space="preserve">-2 работает без квантования, </w:t>
+      </w:r>
+      <w:r>
+        <w:rPr>
+          <w:rFonts w:eastAsia="Times New Roman"/>
+          <w:color w:val="000000"/>
+        </w:rPr>
+        <w:t>Qwen</w:t>
+      </w:r>
+      <w:r>
+        <w:rPr>
+          <w:rFonts w:eastAsia="Times New Roman"/>
+          <w:color w:val="000000"/>
+          <w:lang w:val="ru-RU"/>
+        </w:rPr>
+        <w:t xml:space="preserve"> использует 4-битное </w:t>
+      </w:r>
+      <w:r>
+        <w:rPr>
+          <w:rFonts w:eastAsia="Times New Roman"/>
+          <w:color w:val="000000"/>
+        </w:rPr>
+        <w:t>NF</w:t>
+      </w:r>
+      <w:r>
+        <w:rPr>
+          <w:rFonts w:eastAsia="Times New Roman"/>
+          <w:color w:val="000000"/>
+          <w:lang w:val="ru-RU"/>
+        </w:rPr>
+        <w:t xml:space="preserve">4. Обе модели получают одни и те же три входа. Оцениваются два допустимых ответа </w:t>
+      </w:r>
+      <w:r>
+        <w:rPr>
+          <w:rFonts w:eastAsia="Times New Roman"/>
+          <w:color w:val="000000"/>
+        </w:rPr>
+        <w:t>A</w:t>
+      </w:r>
+      <w:r>
+        <w:rPr>
+          <w:rFonts w:eastAsia="Times New Roman"/>
+          <w:color w:val="000000"/>
+          <w:lang w:val="ru-RU"/>
+        </w:rPr>
+        <w:t xml:space="preserve"> и </w:t>
+      </w:r>
+      <w:r>
+        <w:rPr>
+          <w:rFonts w:eastAsia="Times New Roman"/>
+          <w:color w:val="000000"/>
+        </w:rPr>
+        <w:t>B</w:t>
+      </w:r>
+      <w:r>
+        <w:rPr>
+          <w:rFonts w:eastAsia="Times New Roman"/>
+          <w:color w:val="000000"/>
+          <w:lang w:val="ru-RU"/>
+        </w:rPr>
+        <w:t>, после чего вероятности калибруются. В запросах скрываются названия компаний и годы. Примеры ответов не добавляются.</w:t>
       </w:r>
     </w:p>
     <w:p>
@@ -1688,24 +3069,104 @@
       </w:pPr>
       <w:r>
         <w:rPr>
-          <w:rFonts w:ascii="Times New Roman" w:hAnsi="Times New Roman" w:eastAsia="Times New Roman"/>
-          <w:color w:val="000000"/>
-        </w:rPr>
-        <w:t xml:space="preserve">Классификатор и нормализация обучаются только на обучающей группе. Вероятности отдельно калибруются на 48 объектах; порог решения заранее фиксирован на 0,5. Параметры и веса fusion не подбираются по итоговому тесту. Все GPU-модели выполняются последовательно на одной NVIDIA Tesla T4 с 14,6 ГиБ памяти. Версии данных, весов и библиотек зафиксированы в ноутбуке.</w:t>
+          <w:rFonts w:eastAsia="Times New Roman"/>
+          <w:color w:val="000000"/>
+          <w:lang w:val="ru-RU"/>
+        </w:rPr>
+        <w:t xml:space="preserve">Классификатор и нормализация обучаются только на обучающей группе. Вероятности отдельно калибруются на 48 объектах; порог решения заранее фиксирован на 0,5. Параметры и веса </w:t>
+      </w:r>
+      <w:r>
+        <w:rPr>
+          <w:rFonts w:eastAsia="Times New Roman"/>
+          <w:color w:val="000000"/>
+        </w:rPr>
+        <w:t>fusion</w:t>
+      </w:r>
+      <w:r>
+        <w:rPr>
+          <w:rFonts w:eastAsia="Times New Roman"/>
+          <w:color w:val="000000"/>
+          <w:lang w:val="ru-RU"/>
+        </w:rPr>
+        <w:t xml:space="preserve"> не подбираются по итоговому тесту. Все </w:t>
+      </w:r>
+      <w:r>
+        <w:rPr>
+          <w:rFonts w:eastAsia="Times New Roman"/>
+          <w:color w:val="000000"/>
+        </w:rPr>
+        <w:t>GPU</w:t>
+      </w:r>
+      <w:r>
+        <w:rPr>
+          <w:rFonts w:eastAsia="Times New Roman"/>
+          <w:color w:val="000000"/>
+          <w:lang w:val="ru-RU"/>
+        </w:rPr>
+        <w:t xml:space="preserve">-модели выполняются последовательно на одной </w:t>
+      </w:r>
+      <w:r>
+        <w:rPr>
+          <w:rFonts w:eastAsia="Times New Roman"/>
+          <w:color w:val="000000"/>
+        </w:rPr>
+        <w:t>Tesla</w:t>
+      </w:r>
+      <w:r>
+        <w:rPr>
+          <w:rFonts w:eastAsia="Times New Roman"/>
+          <w:color w:val="000000"/>
+          <w:lang w:val="ru-RU"/>
+        </w:rPr>
+        <w:t xml:space="preserve"> </w:t>
+      </w:r>
+      <w:r>
+        <w:rPr>
+          <w:rFonts w:eastAsia="Times New Roman"/>
+          <w:color w:val="000000"/>
+        </w:rPr>
+        <w:t>T</w:t>
+      </w:r>
+      <w:r>
+        <w:rPr>
+          <w:rFonts w:eastAsia="Times New Roman"/>
+          <w:color w:val="000000"/>
+          <w:lang w:val="ru-RU"/>
+        </w:rPr>
+        <w:t>4 с 14,6 Г</w:t>
+      </w:r>
+      <w:r>
+        <w:rPr>
+          <w:rFonts w:eastAsia="Times New Roman"/>
+          <w:color w:val="000000"/>
+          <w:lang w:val="ru-RU"/>
+        </w:rPr>
+        <w:t xml:space="preserve">Б </w:t>
+      </w:r>
+      <w:r>
+        <w:rPr>
+          <w:rFonts w:eastAsia="Times New Roman"/>
+          <w:color w:val="000000"/>
+          <w:lang w:val="ru-RU"/>
+        </w:rPr>
+        <w:t>памяти. Версии данных, весов и библиотек зафиксированы в ноутбуке.</w:t>
       </w:r>
     </w:p>
     <w:p>
       <w:pPr>
         <w:pStyle w:val="21"/>
         <w:spacing w:before="80"/>
+        <w:rPr>
+          <w:lang w:val="ru-RU"/>
+        </w:rPr>
       </w:pPr>
       <w:r>
         <w:rPr>
-          <w:rFonts w:ascii="Times New Roman" w:hAnsi="Times New Roman" w:eastAsia="Times New Roman"/>
-          <w:color w:val="000000"/>
-          <w:b/>
-        </w:rPr>
-        <w:t xml:space="preserve">Количественные результаты</w:t>
+          <w:rFonts w:ascii="Times New Roman" w:eastAsia="Times New Roman" w:hAnsi="Times New Roman"/>
+          <w:color w:val="000000"/>
+          <w:lang w:val="ru-RU"/>
+        </w:rPr>
+        <w:t>Количественные результаты</w:t>
       </w:r>
     </w:p>
     <w:p>
@@ -1717,29 +3178,98 @@
       </w:pPr>
       <w:r>
         <w:rPr>
-          <w:rFonts w:ascii="Times New Roman" w:hAnsi="Times New Roman" w:eastAsia="Times New Roman"/>
-          <w:color w:val="000000"/>
-        </w:rPr>
-        <w:t xml:space="preserve">Основная метрика сравнения - Macro-F1. В таблице приведены результаты итогового теста из 120 объектов. В ноутбуке дополнительно сохранены MCC, ECE, log loss и доверительные интервалы.</w:t>
+          <w:rFonts w:eastAsia="Times New Roman"/>
+          <w:color w:val="000000"/>
+          <w:lang w:val="ru-RU"/>
+        </w:rPr>
+        <w:t xml:space="preserve">Основная метрика сравнения - </w:t>
+      </w:r>
+      <w:r>
+        <w:rPr>
+          <w:rFonts w:eastAsia="Times New Roman"/>
+          <w:color w:val="000000"/>
+        </w:rPr>
+        <w:t>Macro</w:t>
+      </w:r>
+      <w:r>
+        <w:rPr>
+          <w:rFonts w:eastAsia="Times New Roman"/>
+          <w:color w:val="000000"/>
+          <w:lang w:val="ru-RU"/>
+        </w:rPr>
+        <w:t>-</w:t>
+      </w:r>
+      <w:r>
+        <w:rPr>
+          <w:rFonts w:eastAsia="Times New Roman"/>
+          <w:color w:val="000000"/>
+        </w:rPr>
+        <w:t>F</w:t>
+      </w:r>
+      <w:r>
+        <w:rPr>
+          <w:rFonts w:eastAsia="Times New Roman"/>
+          <w:color w:val="000000"/>
+          <w:lang w:val="ru-RU"/>
+        </w:rPr>
+        <w:t xml:space="preserve">1. В таблице приведены результаты итогового теста из 120 объектов. В ноутбуке дополнительно сохранены </w:t>
+      </w:r>
+      <w:r>
+        <w:rPr>
+          <w:rFonts w:eastAsia="Times New Roman"/>
+          <w:color w:val="000000"/>
+          <w:lang w:val="ru-RU"/>
+        </w:rPr>
+        <w:t xml:space="preserve">доп метрики, в том числе </w:t>
+      </w:r>
+      <w:r>
+        <w:rPr>
+          <w:rFonts w:eastAsia="Times New Roman"/>
+          <w:color w:val="000000"/>
+        </w:rPr>
+        <w:t>log</w:t>
+      </w:r>
+      <w:r>
+        <w:rPr>
+          <w:rFonts w:eastAsia="Times New Roman"/>
+          <w:color w:val="000000"/>
+          <w:lang w:val="ru-RU"/>
+        </w:rPr>
+        <w:t xml:space="preserve"> </w:t>
+      </w:r>
+      <w:r>
+        <w:rPr>
+          <w:rFonts w:eastAsia="Times New Roman"/>
+          <w:color w:val="000000"/>
+        </w:rPr>
+        <w:t>loss</w:t>
+      </w:r>
+      <w:r>
+        <w:rPr>
+          <w:rFonts w:eastAsia="Times New Roman"/>
+          <w:color w:val="000000"/>
+          <w:lang w:val="ru-RU"/>
+        </w:rPr>
+        <w:t>.</w:t>
       </w:r>
     </w:p>
     <w:p>
       <w:pPr>
-        <w:jc w:val="left"/>
-        <w:rPr>
-          <w:lang w:val="ru-RU"/>
-        </w:rPr>
-        <w:spacing w:before="0" w:after="80" w:line="240" w:lineRule="auto"/>
+        <w:keepNext/>
+        <w:spacing w:after="80" w:line="240" w:lineRule="auto"/>
         <w:ind w:firstLine="0"/>
-        <w:keepNext/>
+        <w:rPr>
+          <w:lang w:val="ru-RU"/>
+        </w:rPr>
       </w:pPr>
       <w:r>
         <w:rPr>
-          <w:rFonts w:ascii="Times New Roman" w:hAnsi="Times New Roman" w:eastAsia="Times New Roman"/>
+          <w:rFonts w:eastAsia="Times New Roman"/>
           <w:color w:val="000000"/>
           <w:sz w:val="24"/>
         </w:rPr>
-        <w:t xml:space="preserve">Таблица 3 - Качество на итоговом тесте</w:t>
+        <w:lastRenderedPageBreak/>
+        <w:t>Таблица 3 - Качество на итоговом тесте</w:t>
       </w:r>
     </w:p>
     <w:tbl>
@@ -1755,13 +3285,13 @@
           <w:insideV w:val="single" w:sz="8" w:space="0" w:color="000000"/>
         </w:tblBorders>
         <w:tblLayout w:type="fixed"/>
-        <w:tblLook w:val="04A0" w:firstRow="1" w:lastRow="0" w:firstColumn="1" w:lastColumn="0" w:noHBand="0" w:noVBand="1"/>
         <w:tblCellMar>
           <w:top w:w="60" w:type="dxa"/>
+          <w:left w:w="90" w:type="dxa"/>
           <w:bottom w:w="60" w:type="dxa"/>
-          <w:left w:w="90" w:type="dxa"/>
           <w:right w:w="90" w:type="dxa"/>
         </w:tblCellMar>
+        <w:tblLook w:val="04A0" w:firstRow="1" w:lastRow="0" w:firstColumn="1" w:lastColumn="0" w:noHBand="0" w:noVBand="1"/>
       </w:tblPr>
       <w:tblGrid>
         <w:gridCol w:w="3177"/>
@@ -1783,18 +3313,18 @@
           </w:tcPr>
           <w:p>
             <w:pPr>
+              <w:spacing w:line="240" w:lineRule="auto"/>
               <w:ind w:firstLine="0"/>
-              <w:spacing w:before="0" w:after="0" w:line="240" w:lineRule="auto"/>
               <w:jc w:val="center"/>
             </w:pPr>
             <w:r>
               <w:rPr>
-                <w:rFonts w:ascii="Times New Roman" w:hAnsi="Times New Roman" w:eastAsia="Times New Roman"/>
-                <w:color w:val="000000"/>
+                <w:rFonts w:eastAsia="Times New Roman"/>
                 <w:b/>
-                <w:sz w:val="24"/>
-              </w:rPr>
-              <w:t xml:space="preserve">Вариант</w:t>
+                <w:color w:val="000000"/>
+                <w:sz w:val="24"/>
+              </w:rPr>
+              <w:t>Вариант</w:t>
             </w:r>
           </w:p>
         </w:tc>
@@ -1805,18 +3335,18 @@
           </w:tcPr>
           <w:p>
             <w:pPr>
+              <w:spacing w:line="240" w:lineRule="auto"/>
               <w:ind w:firstLine="0"/>
-              <w:spacing w:before="0" w:after="0" w:line="240" w:lineRule="auto"/>
               <w:jc w:val="center"/>
             </w:pPr>
             <w:r>
               <w:rPr>
-                <w:rFonts w:ascii="Times New Roman" w:hAnsi="Times New Roman" w:eastAsia="Times New Roman"/>
-                <w:color w:val="000000"/>
+                <w:rFonts w:eastAsia="Times New Roman"/>
                 <w:b/>
-                <w:sz w:val="24"/>
-              </w:rPr>
-              <w:t xml:space="preserve">Accuracy</w:t>
+                <w:color w:val="000000"/>
+                <w:sz w:val="24"/>
+              </w:rPr>
+              <w:t>Accuracy</w:t>
             </w:r>
           </w:p>
         </w:tc>
@@ -1827,18 +3357,18 @@
           </w:tcPr>
           <w:p>
             <w:pPr>
+              <w:spacing w:line="240" w:lineRule="auto"/>
               <w:ind w:firstLine="0"/>
-              <w:spacing w:before="0" w:after="0" w:line="240" w:lineRule="auto"/>
               <w:jc w:val="center"/>
             </w:pPr>
             <w:r>
               <w:rPr>
-                <w:rFonts w:ascii="Times New Roman" w:hAnsi="Times New Roman" w:eastAsia="Times New Roman"/>
-                <w:color w:val="000000"/>
+                <w:rFonts w:eastAsia="Times New Roman"/>
                 <w:b/>
-                <w:sz w:val="24"/>
-              </w:rPr>
-              <w:t xml:space="preserve">Macro-F1</w:t>
+                <w:color w:val="000000"/>
+                <w:sz w:val="24"/>
+              </w:rPr>
+              <w:t>Macro-F1</w:t>
             </w:r>
           </w:p>
         </w:tc>
@@ -1849,18 +3379,19 @@
           </w:tcPr>
           <w:p>
             <w:pPr>
+              <w:spacing w:line="240" w:lineRule="auto"/>
               <w:ind w:firstLine="0"/>
-              <w:spacing w:before="0" w:after="0" w:line="240" w:lineRule="auto"/>
               <w:jc w:val="center"/>
             </w:pPr>
             <w:r>
               <w:rPr>
-                <w:rFonts w:ascii="Times New Roman" w:hAnsi="Times New Roman" w:eastAsia="Times New Roman"/>
-                <w:color w:val="000000"/>
+                <w:rFonts w:eastAsia="Times New Roman"/>
                 <w:b/>
-                <w:sz w:val="24"/>
-              </w:rPr>
-              <w:t xml:space="preserve">AUROC</w:t>
+                <w:bCs/>
+                <w:color w:val="000000"/>
+                <w:sz w:val="24"/>
+              </w:rPr>
+              <w:t>ROC-AUC</w:t>
             </w:r>
           </w:p>
         </w:tc>
@@ -1871,18 +3402,18 @@
           </w:tcPr>
           <w:p>
             <w:pPr>
+              <w:spacing w:line="240" w:lineRule="auto"/>
               <w:ind w:firstLine="0"/>
-              <w:spacing w:before="0" w:after="0" w:line="240" w:lineRule="auto"/>
               <w:jc w:val="center"/>
             </w:pPr>
             <w:r>
               <w:rPr>
-                <w:rFonts w:ascii="Times New Roman" w:hAnsi="Times New Roman" w:eastAsia="Times New Roman"/>
-                <w:color w:val="000000"/>
+                <w:rFonts w:eastAsia="Times New Roman"/>
                 <w:b/>
-                <w:sz w:val="24"/>
-              </w:rPr>
-              <w:t xml:space="preserve">Brier</w:t>
+                <w:color w:val="000000"/>
+                <w:sz w:val="24"/>
+              </w:rPr>
+              <w:t>Brier</w:t>
             </w:r>
           </w:p>
         </w:tc>
@@ -1899,17 +3430,16 @@
           </w:tcPr>
           <w:p>
             <w:pPr>
+              <w:spacing w:line="240" w:lineRule="auto"/>
               <w:ind w:firstLine="0"/>
-              <w:spacing w:before="0" w:after="0" w:line="240" w:lineRule="auto"/>
-              <w:jc w:val="left"/>
             </w:pPr>
             <w:r>
               <w:rPr>
-                <w:rFonts w:ascii="Times New Roman" w:hAnsi="Times New Roman" w:eastAsia="Times New Roman"/>
-                <w:color w:val="000000"/>
-                <w:sz w:val="24"/>
-              </w:rPr>
-              <w:t xml:space="preserve">Текстовый baseline</w:t>
+                <w:rFonts w:eastAsia="Times New Roman"/>
+                <w:color w:val="000000"/>
+                <w:sz w:val="24"/>
+              </w:rPr>
+              <w:t>Текстовый baseline</w:t>
             </w:r>
           </w:p>
         </w:tc>
@@ -1920,17 +3450,17 @@
           </w:tcPr>
           <w:p>
             <w:pPr>
+              <w:spacing w:line="240" w:lineRule="auto"/>
               <w:ind w:firstLine="0"/>
-              <w:spacing w:before="0" w:after="0" w:line="240" w:lineRule="auto"/>
               <w:jc w:val="center"/>
             </w:pPr>
             <w:r>
               <w:rPr>
-                <w:rFonts w:ascii="Times New Roman" w:hAnsi="Times New Roman" w:eastAsia="Times New Roman"/>
-                <w:color w:val="000000"/>
-                <w:sz w:val="24"/>
-              </w:rPr>
-              <w:t xml:space="preserve">0,467</w:t>
+                <w:rFonts w:eastAsia="Times New Roman"/>
+                <w:color w:val="000000"/>
+                <w:sz w:val="24"/>
+              </w:rPr>
+              <w:t>0,467</w:t>
             </w:r>
           </w:p>
         </w:tc>
@@ -1941,17 +3471,17 @@
           </w:tcPr>
           <w:p>
             <w:pPr>
+              <w:spacing w:line="240" w:lineRule="auto"/>
               <w:ind w:firstLine="0"/>
-              <w:spacing w:before="0" w:after="0" w:line="240" w:lineRule="auto"/>
               <w:jc w:val="center"/>
             </w:pPr>
             <w:r>
               <w:rPr>
-                <w:rFonts w:ascii="Times New Roman" w:hAnsi="Times New Roman" w:eastAsia="Times New Roman"/>
-                <w:color w:val="000000"/>
-                <w:sz w:val="24"/>
-              </w:rPr>
-              <w:t xml:space="preserve">0,414</w:t>
+                <w:rFonts w:eastAsia="Times New Roman"/>
+                <w:color w:val="000000"/>
+                <w:sz w:val="24"/>
+              </w:rPr>
+              <w:t>0,414</w:t>
             </w:r>
           </w:p>
         </w:tc>
@@ -1962,17 +3492,17 @@
           </w:tcPr>
           <w:p>
             <w:pPr>
+              <w:spacing w:line="240" w:lineRule="auto"/>
               <w:ind w:firstLine="0"/>
-              <w:spacing w:before="0" w:after="0" w:line="240" w:lineRule="auto"/>
               <w:jc w:val="center"/>
             </w:pPr>
             <w:r>
               <w:rPr>
-                <w:rFonts w:ascii="Times New Roman" w:hAnsi="Times New Roman" w:eastAsia="Times New Roman"/>
-                <w:color w:val="000000"/>
-                <w:sz w:val="24"/>
-              </w:rPr>
-              <w:t xml:space="preserve">0,453</w:t>
+                <w:rFonts w:eastAsia="Times New Roman"/>
+                <w:color w:val="000000"/>
+                <w:sz w:val="24"/>
+              </w:rPr>
+              <w:t>0,453</w:t>
             </w:r>
           </w:p>
         </w:tc>
@@ -1983,17 +3513,17 @@
           </w:tcPr>
           <w:p>
             <w:pPr>
+              <w:spacing w:line="240" w:lineRule="auto"/>
               <w:ind w:firstLine="0"/>
-              <w:spacing w:before="0" w:after="0" w:line="240" w:lineRule="auto"/>
               <w:jc w:val="center"/>
             </w:pPr>
             <w:r>
               <w:rPr>
-                <w:rFonts w:ascii="Times New Roman" w:hAnsi="Times New Roman" w:eastAsia="Times New Roman"/>
-                <w:color w:val="000000"/>
-                <w:sz w:val="24"/>
-              </w:rPr>
-              <w:t xml:space="preserve">0,259</w:t>
+                <w:rFonts w:eastAsia="Times New Roman"/>
+                <w:color w:val="000000"/>
+                <w:sz w:val="24"/>
+              </w:rPr>
+              <w:t>0,259</w:t>
             </w:r>
           </w:p>
         </w:tc>
@@ -2010,17 +3540,16 @@
           </w:tcPr>
           <w:p>
             <w:pPr>
+              <w:spacing w:line="240" w:lineRule="auto"/>
               <w:ind w:firstLine="0"/>
-              <w:spacing w:before="0" w:after="0" w:line="240" w:lineRule="auto"/>
-              <w:jc w:val="left"/>
             </w:pPr>
             <w:r>
               <w:rPr>
-                <w:rFonts w:ascii="Times New Roman" w:hAnsi="Times New Roman" w:eastAsia="Times New Roman"/>
-                <w:color w:val="000000"/>
-                <w:sz w:val="24"/>
-              </w:rPr>
-              <w:t xml:space="preserve">Числовой baseline</w:t>
+                <w:rFonts w:eastAsia="Times New Roman"/>
+                <w:color w:val="000000"/>
+                <w:sz w:val="24"/>
+              </w:rPr>
+              <w:t>Числовой baseline</w:t>
             </w:r>
           </w:p>
         </w:tc>
@@ -2031,17 +3560,17 @@
           </w:tcPr>
           <w:p>
             <w:pPr>
+              <w:spacing w:line="240" w:lineRule="auto"/>
               <w:ind w:firstLine="0"/>
-              <w:spacing w:before="0" w:after="0" w:line="240" w:lineRule="auto"/>
               <w:jc w:val="center"/>
             </w:pPr>
             <w:r>
               <w:rPr>
-                <w:rFonts w:ascii="Times New Roman" w:hAnsi="Times New Roman" w:eastAsia="Times New Roman"/>
-                <w:color w:val="000000"/>
-                <w:sz w:val="24"/>
-              </w:rPr>
-              <w:t xml:space="preserve">0,467</w:t>
+                <w:rFonts w:eastAsia="Times New Roman"/>
+                <w:color w:val="000000"/>
+                <w:sz w:val="24"/>
+              </w:rPr>
+              <w:t>0,467</w:t>
             </w:r>
           </w:p>
         </w:tc>
@@ -2052,17 +3581,17 @@
           </w:tcPr>
           <w:p>
             <w:pPr>
+              <w:spacing w:line="240" w:lineRule="auto"/>
               <w:ind w:firstLine="0"/>
-              <w:spacing w:before="0" w:after="0" w:line="240" w:lineRule="auto"/>
               <w:jc w:val="center"/>
             </w:pPr>
             <w:r>
               <w:rPr>
-                <w:rFonts w:ascii="Times New Roman" w:hAnsi="Times New Roman" w:eastAsia="Times New Roman"/>
-                <w:color w:val="000000"/>
-                <w:sz w:val="24"/>
-              </w:rPr>
-              <w:t xml:space="preserve">0,444</w:t>
+                <w:rFonts w:eastAsia="Times New Roman"/>
+                <w:color w:val="000000"/>
+                <w:sz w:val="24"/>
+              </w:rPr>
+              <w:t>0,444</w:t>
             </w:r>
           </w:p>
         </w:tc>
@@ -2073,17 +3602,17 @@
           </w:tcPr>
           <w:p>
             <w:pPr>
+              <w:spacing w:line="240" w:lineRule="auto"/>
               <w:ind w:firstLine="0"/>
-              <w:spacing w:before="0" w:after="0" w:line="240" w:lineRule="auto"/>
               <w:jc w:val="center"/>
             </w:pPr>
             <w:r>
               <w:rPr>
-                <w:rFonts w:ascii="Times New Roman" w:hAnsi="Times New Roman" w:eastAsia="Times New Roman"/>
-                <w:color w:val="000000"/>
-                <w:sz w:val="24"/>
-              </w:rPr>
-              <w:t xml:space="preserve">0,480</w:t>
+                <w:rFonts w:eastAsia="Times New Roman"/>
+                <w:color w:val="000000"/>
+                <w:sz w:val="24"/>
+              </w:rPr>
+              <w:t>0,480</w:t>
             </w:r>
           </w:p>
         </w:tc>
@@ -2094,17 +3623,17 @@
           </w:tcPr>
           <w:p>
             <w:pPr>
+              <w:spacing w:line="240" w:lineRule="auto"/>
               <w:ind w:firstLine="0"/>
-              <w:spacing w:before="0" w:after="0" w:line="240" w:lineRule="auto"/>
               <w:jc w:val="center"/>
             </w:pPr>
             <w:r>
               <w:rPr>
-                <w:rFonts w:ascii="Times New Roman" w:hAnsi="Times New Roman" w:eastAsia="Times New Roman"/>
-                <w:color w:val="000000"/>
-                <w:sz w:val="24"/>
-              </w:rPr>
-              <w:t xml:space="preserve">0,265</w:t>
+                <w:rFonts w:eastAsia="Times New Roman"/>
+                <w:color w:val="000000"/>
+                <w:sz w:val="24"/>
+              </w:rPr>
+              <w:t>0,265</w:t>
             </w:r>
           </w:p>
         </w:tc>
@@ -2121,17 +3650,16 @@
           </w:tcPr>
           <w:p>
             <w:pPr>
+              <w:spacing w:line="240" w:lineRule="auto"/>
               <w:ind w:firstLine="0"/>
-              <w:spacing w:before="0" w:after="0" w:line="240" w:lineRule="auto"/>
-              <w:jc w:val="left"/>
             </w:pPr>
             <w:r>
               <w:rPr>
-                <w:rFonts w:ascii="Times New Roman" w:hAnsi="Times New Roman" w:eastAsia="Times New Roman"/>
-                <w:color w:val="000000"/>
-                <w:sz w:val="24"/>
-              </w:rPr>
-              <w:t xml:space="preserve">Визуальный baseline</w:t>
+                <w:rFonts w:eastAsia="Times New Roman"/>
+                <w:color w:val="000000"/>
+                <w:sz w:val="24"/>
+              </w:rPr>
+              <w:t>Визуальный baseline</w:t>
             </w:r>
           </w:p>
         </w:tc>
@@ -2142,17 +3670,17 @@
           </w:tcPr>
           <w:p>
             <w:pPr>
+              <w:spacing w:line="240" w:lineRule="auto"/>
               <w:ind w:firstLine="0"/>
-              <w:spacing w:before="0" w:after="0" w:line="240" w:lineRule="auto"/>
               <w:jc w:val="center"/>
             </w:pPr>
             <w:r>
               <w:rPr>
-                <w:rFonts w:ascii="Times New Roman" w:hAnsi="Times New Roman" w:eastAsia="Times New Roman"/>
-                <w:color w:val="000000"/>
-                <w:sz w:val="24"/>
-              </w:rPr>
-              <w:t xml:space="preserve">0,458</w:t>
+                <w:rFonts w:eastAsia="Times New Roman"/>
+                <w:color w:val="000000"/>
+                <w:sz w:val="24"/>
+              </w:rPr>
+              <w:t>0,458</w:t>
             </w:r>
           </w:p>
         </w:tc>
@@ -2163,17 +3691,17 @@
           </w:tcPr>
           <w:p>
             <w:pPr>
+              <w:spacing w:line="240" w:lineRule="auto"/>
               <w:ind w:firstLine="0"/>
-              <w:spacing w:before="0" w:after="0" w:line="240" w:lineRule="auto"/>
               <w:jc w:val="center"/>
             </w:pPr>
             <w:r>
               <w:rPr>
-                <w:rFonts w:ascii="Times New Roman" w:hAnsi="Times New Roman" w:eastAsia="Times New Roman"/>
-                <w:color w:val="000000"/>
-                <w:sz w:val="24"/>
-              </w:rPr>
-              <w:t xml:space="preserve">0,314</w:t>
+                <w:rFonts w:eastAsia="Times New Roman"/>
+                <w:color w:val="000000"/>
+                <w:sz w:val="24"/>
+              </w:rPr>
+              <w:t>0,314</w:t>
             </w:r>
           </w:p>
         </w:tc>
@@ -2184,17 +3712,17 @@
           </w:tcPr>
           <w:p>
             <w:pPr>
+              <w:spacing w:line="240" w:lineRule="auto"/>
               <w:ind w:firstLine="0"/>
-              <w:spacing w:before="0" w:after="0" w:line="240" w:lineRule="auto"/>
               <w:jc w:val="center"/>
             </w:pPr>
             <w:r>
               <w:rPr>
-                <w:rFonts w:ascii="Times New Roman" w:hAnsi="Times New Roman" w:eastAsia="Times New Roman"/>
-                <w:color w:val="000000"/>
-                <w:sz w:val="24"/>
-              </w:rPr>
-              <w:t xml:space="preserve">0,507</w:t>
+                <w:rFonts w:eastAsia="Times New Roman"/>
+                <w:color w:val="000000"/>
+                <w:sz w:val="24"/>
+              </w:rPr>
+              <w:t>0,507</w:t>
             </w:r>
           </w:p>
         </w:tc>
@@ -2205,17 +3733,17 @@
           </w:tcPr>
           <w:p>
             <w:pPr>
+              <w:spacing w:line="240" w:lineRule="auto"/>
               <w:ind w:firstLine="0"/>
-              <w:spacing w:before="0" w:after="0" w:line="240" w:lineRule="auto"/>
               <w:jc w:val="center"/>
             </w:pPr>
             <w:r>
               <w:rPr>
-                <w:rFonts w:ascii="Times New Roman" w:hAnsi="Times New Roman" w:eastAsia="Times New Roman"/>
-                <w:color w:val="000000"/>
-                <w:sz w:val="24"/>
-              </w:rPr>
-              <w:t xml:space="preserve">0,255</w:t>
+                <w:rFonts w:eastAsia="Times New Roman"/>
+                <w:color w:val="000000"/>
+                <w:sz w:val="24"/>
+              </w:rPr>
+              <w:t>0,255</w:t>
             </w:r>
           </w:p>
         </w:tc>
@@ -2232,17 +3760,45 @@
           </w:tcPr>
           <w:p>
             <w:pPr>
+              <w:spacing w:line="240" w:lineRule="auto"/>
               <w:ind w:firstLine="0"/>
-              <w:spacing w:before="0" w:after="0" w:line="240" w:lineRule="auto"/>
-              <w:jc w:val="left"/>
+              <w:rPr>
+                <w:lang w:val="ru-RU"/>
+              </w:rPr>
             </w:pPr>
             <w:r>
               <w:rPr>
-                <w:rFonts w:ascii="Times New Roman" w:hAnsi="Times New Roman" w:eastAsia="Times New Roman"/>
-                <w:color w:val="000000"/>
-                <w:sz w:val="24"/>
-              </w:rPr>
-              <w:t xml:space="preserve">Early fusion текста и чисел</w:t>
+                <w:rFonts w:eastAsia="Times New Roman"/>
+                <w:color w:val="000000"/>
+                <w:sz w:val="24"/>
+              </w:rPr>
+              <w:t>Early</w:t>
+            </w:r>
+            <w:r>
+              <w:rPr>
+                <w:rFonts w:eastAsia="Times New Roman"/>
+                <w:color w:val="000000"/>
+                <w:sz w:val="24"/>
+                <w:lang w:val="ru-RU"/>
+              </w:rPr>
+              <w:t xml:space="preserve"> </w:t>
+            </w:r>
+            <w:r>
+              <w:rPr>
+                <w:rFonts w:eastAsia="Times New Roman"/>
+                <w:color w:val="000000"/>
+                <w:sz w:val="24"/>
+              </w:rPr>
+              <w:t>fusion</w:t>
+            </w:r>
+            <w:r>
+              <w:rPr>
+                <w:rFonts w:eastAsia="Times New Roman"/>
+                <w:color w:val="000000"/>
+                <w:sz w:val="24"/>
+                <w:lang w:val="ru-RU"/>
+              </w:rPr>
+              <w:t xml:space="preserve"> текста и чисел</w:t>
             </w:r>
           </w:p>
         </w:tc>
@@ -2253,17 +3809,17 @@
           </w:tcPr>
           <w:p>
             <w:pPr>
+              <w:spacing w:line="240" w:lineRule="auto"/>
               <w:ind w:firstLine="0"/>
-              <w:spacing w:before="0" w:after="0" w:line="240" w:lineRule="auto"/>
               <w:jc w:val="center"/>
             </w:pPr>
             <w:r>
               <w:rPr>
-                <w:rFonts w:ascii="Times New Roman" w:hAnsi="Times New Roman" w:eastAsia="Times New Roman"/>
-                <w:color w:val="000000"/>
-                <w:sz w:val="24"/>
-              </w:rPr>
-              <w:t xml:space="preserve">0,500</w:t>
+                <w:rFonts w:eastAsia="Times New Roman"/>
+                <w:color w:val="000000"/>
+                <w:sz w:val="24"/>
+              </w:rPr>
+              <w:t>0,500</w:t>
             </w:r>
           </w:p>
         </w:tc>
@@ -2274,17 +3830,17 @@
           </w:tcPr>
           <w:p>
             <w:pPr>
+              <w:spacing w:line="240" w:lineRule="auto"/>
               <w:ind w:firstLine="0"/>
-              <w:spacing w:before="0" w:after="0" w:line="240" w:lineRule="auto"/>
               <w:jc w:val="center"/>
             </w:pPr>
             <w:r>
               <w:rPr>
-                <w:rFonts w:ascii="Times New Roman" w:hAnsi="Times New Roman" w:eastAsia="Times New Roman"/>
-                <w:color w:val="000000"/>
-                <w:sz w:val="24"/>
-              </w:rPr>
-              <w:t xml:space="preserve">0,422</w:t>
+                <w:rFonts w:eastAsia="Times New Roman"/>
+                <w:color w:val="000000"/>
+                <w:sz w:val="24"/>
+              </w:rPr>
+              <w:t>0,422</w:t>
             </w:r>
           </w:p>
         </w:tc>
@@ -2295,17 +3851,17 @@
           </w:tcPr>
           <w:p>
             <w:pPr>
+              <w:spacing w:line="240" w:lineRule="auto"/>
               <w:ind w:firstLine="0"/>
-              <w:spacing w:before="0" w:after="0" w:line="240" w:lineRule="auto"/>
               <w:jc w:val="center"/>
             </w:pPr>
             <w:r>
               <w:rPr>
-                <w:rFonts w:ascii="Times New Roman" w:hAnsi="Times New Roman" w:eastAsia="Times New Roman"/>
-                <w:color w:val="000000"/>
-                <w:sz w:val="24"/>
-              </w:rPr>
-              <w:t xml:space="preserve">0,489</w:t>
+                <w:rFonts w:eastAsia="Times New Roman"/>
+                <w:color w:val="000000"/>
+                <w:sz w:val="24"/>
+              </w:rPr>
+              <w:t>0,489</w:t>
             </w:r>
           </w:p>
         </w:tc>
@@ -2316,17 +3872,17 @@
           </w:tcPr>
           <w:p>
             <w:pPr>
+              <w:spacing w:line="240" w:lineRule="auto"/>
               <w:ind w:firstLine="0"/>
-              <w:spacing w:before="0" w:after="0" w:line="240" w:lineRule="auto"/>
               <w:jc w:val="center"/>
             </w:pPr>
             <w:r>
               <w:rPr>
-                <w:rFonts w:ascii="Times New Roman" w:hAnsi="Times New Roman" w:eastAsia="Times New Roman"/>
-                <w:color w:val="000000"/>
-                <w:sz w:val="24"/>
-              </w:rPr>
-              <w:t xml:space="preserve">0,256</w:t>
+                <w:rFonts w:eastAsia="Times New Roman"/>
+                <w:color w:val="000000"/>
+                <w:sz w:val="24"/>
+              </w:rPr>
+              <w:t>0,256</w:t>
             </w:r>
           </w:p>
         </w:tc>
@@ -2343,17 +3899,16 @@
           </w:tcPr>
           <w:p>
             <w:pPr>
+              <w:spacing w:line="240" w:lineRule="auto"/>
               <w:ind w:firstLine="0"/>
-              <w:spacing w:before="0" w:after="0" w:line="240" w:lineRule="auto"/>
-              <w:jc w:val="left"/>
             </w:pPr>
             <w:r>
               <w:rPr>
-                <w:rFonts w:ascii="Times New Roman" w:hAnsi="Times New Roman" w:eastAsia="Times New Roman"/>
-                <w:color w:val="000000"/>
-                <w:sz w:val="24"/>
-              </w:rPr>
-              <w:t xml:space="preserve">Early fusion трёх входов</w:t>
+                <w:rFonts w:eastAsia="Times New Roman"/>
+                <w:color w:val="000000"/>
+                <w:sz w:val="24"/>
+              </w:rPr>
+              <w:t>Early fusion трёх входов</w:t>
             </w:r>
           </w:p>
         </w:tc>
@@ -2364,17 +3919,17 @@
           </w:tcPr>
           <w:p>
             <w:pPr>
+              <w:spacing w:line="240" w:lineRule="auto"/>
               <w:ind w:firstLine="0"/>
-              <w:spacing w:before="0" w:after="0" w:line="240" w:lineRule="auto"/>
               <w:jc w:val="center"/>
             </w:pPr>
             <w:r>
               <w:rPr>
-                <w:rFonts w:ascii="Times New Roman" w:hAnsi="Times New Roman" w:eastAsia="Times New Roman"/>
-                <w:color w:val="000000"/>
-                <w:sz w:val="24"/>
-              </w:rPr>
-              <w:t xml:space="preserve">0,475</w:t>
+                <w:rFonts w:eastAsia="Times New Roman"/>
+                <w:color w:val="000000"/>
+                <w:sz w:val="24"/>
+              </w:rPr>
+              <w:t>0,475</w:t>
             </w:r>
           </w:p>
         </w:tc>
@@ -2385,17 +3940,17 @@
           </w:tcPr>
           <w:p>
             <w:pPr>
+              <w:spacing w:line="240" w:lineRule="auto"/>
               <w:ind w:firstLine="0"/>
-              <w:spacing w:before="0" w:after="0" w:line="240" w:lineRule="auto"/>
               <w:jc w:val="center"/>
             </w:pPr>
             <w:r>
               <w:rPr>
-                <w:rFonts w:ascii="Times New Roman" w:hAnsi="Times New Roman" w:eastAsia="Times New Roman"/>
-                <w:color w:val="000000"/>
-                <w:sz w:val="24"/>
-              </w:rPr>
-              <w:t xml:space="preserve">0,348</w:t>
+                <w:rFonts w:eastAsia="Times New Roman"/>
+                <w:color w:val="000000"/>
+                <w:sz w:val="24"/>
+              </w:rPr>
+              <w:t>0,348</w:t>
             </w:r>
           </w:p>
         </w:tc>
@@ -2406,17 +3961,17 @@
           </w:tcPr>
           <w:p>
             <w:pPr>
+              <w:spacing w:line="240" w:lineRule="auto"/>
               <w:ind w:firstLine="0"/>
-              <w:spacing w:before="0" w:after="0" w:line="240" w:lineRule="auto"/>
               <w:jc w:val="center"/>
             </w:pPr>
             <w:r>
               <w:rPr>
-                <w:rFonts w:ascii="Times New Roman" w:hAnsi="Times New Roman" w:eastAsia="Times New Roman"/>
-                <w:color w:val="000000"/>
-                <w:sz w:val="24"/>
-              </w:rPr>
-              <w:t xml:space="preserve">0,512</w:t>
+                <w:rFonts w:eastAsia="Times New Roman"/>
+                <w:color w:val="000000"/>
+                <w:sz w:val="24"/>
+              </w:rPr>
+              <w:t>0,512</w:t>
             </w:r>
           </w:p>
         </w:tc>
@@ -2427,17 +3982,17 @@
           </w:tcPr>
           <w:p>
             <w:pPr>
+              <w:spacing w:line="240" w:lineRule="auto"/>
               <w:ind w:firstLine="0"/>
-              <w:spacing w:before="0" w:after="0" w:line="240" w:lineRule="auto"/>
               <w:jc w:val="center"/>
             </w:pPr>
             <w:r>
               <w:rPr>
-                <w:rFonts w:ascii="Times New Roman" w:hAnsi="Times New Roman" w:eastAsia="Times New Roman"/>
-                <w:color w:val="000000"/>
-                <w:sz w:val="24"/>
-              </w:rPr>
-              <w:t xml:space="preserve">0,255</w:t>
+                <w:rFonts w:eastAsia="Times New Roman"/>
+                <w:color w:val="000000"/>
+                <w:sz w:val="24"/>
+              </w:rPr>
+              <w:t>0,255</w:t>
             </w:r>
           </w:p>
         </w:tc>
@@ -2454,17 +4009,16 @@
           </w:tcPr>
           <w:p>
             <w:pPr>
+              <w:spacing w:line="240" w:lineRule="auto"/>
               <w:ind w:firstLine="0"/>
-              <w:spacing w:before="0" w:after="0" w:line="240" w:lineRule="auto"/>
-              <w:jc w:val="left"/>
             </w:pPr>
             <w:r>
               <w:rPr>
-                <w:rFonts w:ascii="Times New Roman" w:hAnsi="Times New Roman" w:eastAsia="Times New Roman"/>
-                <w:color w:val="000000"/>
-                <w:sz w:val="24"/>
-              </w:rPr>
-              <w:t xml:space="preserve">Late fusion трёх входов</w:t>
+                <w:rFonts w:eastAsia="Times New Roman"/>
+                <w:color w:val="000000"/>
+                <w:sz w:val="24"/>
+              </w:rPr>
+              <w:t>Late fusion трёх входов</w:t>
             </w:r>
           </w:p>
         </w:tc>
@@ -2475,17 +4029,17 @@
           </w:tcPr>
           <w:p>
             <w:pPr>
+              <w:spacing w:line="240" w:lineRule="auto"/>
               <w:ind w:firstLine="0"/>
-              <w:spacing w:before="0" w:after="0" w:line="240" w:lineRule="auto"/>
               <w:jc w:val="center"/>
             </w:pPr>
             <w:r>
               <w:rPr>
-                <w:rFonts w:ascii="Times New Roman" w:hAnsi="Times New Roman" w:eastAsia="Times New Roman"/>
-                <w:color w:val="000000"/>
-                <w:sz w:val="24"/>
-              </w:rPr>
-              <w:t xml:space="preserve">0,458</w:t>
+                <w:rFonts w:eastAsia="Times New Roman"/>
+                <w:color w:val="000000"/>
+                <w:sz w:val="24"/>
+              </w:rPr>
+              <w:t>0,458</w:t>
             </w:r>
           </w:p>
         </w:tc>
@@ -2496,17 +4050,17 @@
           </w:tcPr>
           <w:p>
             <w:pPr>
+              <w:spacing w:line="240" w:lineRule="auto"/>
               <w:ind w:firstLine="0"/>
-              <w:spacing w:before="0" w:after="0" w:line="240" w:lineRule="auto"/>
               <w:jc w:val="center"/>
             </w:pPr>
             <w:r>
               <w:rPr>
-                <w:rFonts w:ascii="Times New Roman" w:hAnsi="Times New Roman" w:eastAsia="Times New Roman"/>
-                <w:color w:val="000000"/>
-                <w:sz w:val="24"/>
-              </w:rPr>
-              <w:t xml:space="preserve">0,314</w:t>
+                <w:rFonts w:eastAsia="Times New Roman"/>
+                <w:color w:val="000000"/>
+                <w:sz w:val="24"/>
+              </w:rPr>
+              <w:t>0,314</w:t>
             </w:r>
           </w:p>
         </w:tc>
@@ -2517,17 +4071,17 @@
           </w:tcPr>
           <w:p>
             <w:pPr>
+              <w:spacing w:line="240" w:lineRule="auto"/>
               <w:ind w:firstLine="0"/>
-              <w:spacing w:before="0" w:after="0" w:line="240" w:lineRule="auto"/>
               <w:jc w:val="center"/>
             </w:pPr>
             <w:r>
               <w:rPr>
-                <w:rFonts w:ascii="Times New Roman" w:hAnsi="Times New Roman" w:eastAsia="Times New Roman"/>
-                <w:color w:val="000000"/>
-                <w:sz w:val="24"/>
-              </w:rPr>
-              <w:t xml:space="preserve">0,457</w:t>
+                <w:rFonts w:eastAsia="Times New Roman"/>
+                <w:color w:val="000000"/>
+                <w:sz w:val="24"/>
+              </w:rPr>
+              <w:t>0,457</w:t>
             </w:r>
           </w:p>
         </w:tc>
@@ -2538,17 +4092,17 @@
           </w:tcPr>
           <w:p>
             <w:pPr>
+              <w:spacing w:line="240" w:lineRule="auto"/>
               <w:ind w:firstLine="0"/>
-              <w:spacing w:before="0" w:after="0" w:line="240" w:lineRule="auto"/>
               <w:jc w:val="center"/>
             </w:pPr>
             <w:r>
               <w:rPr>
-                <w:rFonts w:ascii="Times New Roman" w:hAnsi="Times New Roman" w:eastAsia="Times New Roman"/>
-                <w:color w:val="000000"/>
-                <w:sz w:val="24"/>
-              </w:rPr>
-              <w:t xml:space="preserve">0,256</w:t>
+                <w:rFonts w:eastAsia="Times New Roman"/>
+                <w:color w:val="000000"/>
+                <w:sz w:val="24"/>
+              </w:rPr>
+              <w:t>0,256</w:t>
             </w:r>
           </w:p>
         </w:tc>
@@ -2565,17 +4119,16 @@
           </w:tcPr>
           <w:p>
             <w:pPr>
+              <w:spacing w:line="240" w:lineRule="auto"/>
               <w:ind w:firstLine="0"/>
-              <w:spacing w:before="0" w:after="0" w:line="240" w:lineRule="auto"/>
-              <w:jc w:val="left"/>
             </w:pPr>
             <w:r>
               <w:rPr>
-                <w:rFonts w:ascii="Times New Roman" w:hAnsi="Times New Roman" w:eastAsia="Times New Roman"/>
-                <w:color w:val="000000"/>
-                <w:sz w:val="24"/>
-              </w:rPr>
-              <w:t xml:space="preserve">BLIP-2 OPT-2.7B</w:t>
+                <w:rFonts w:eastAsia="Times New Roman"/>
+                <w:color w:val="000000"/>
+                <w:sz w:val="24"/>
+              </w:rPr>
+              <w:t>BLIP-2 OPT-2.7B</w:t>
             </w:r>
           </w:p>
         </w:tc>
@@ -2586,17 +4139,17 @@
           </w:tcPr>
           <w:p>
             <w:pPr>
+              <w:spacing w:line="240" w:lineRule="auto"/>
               <w:ind w:firstLine="0"/>
-              <w:spacing w:before="0" w:after="0" w:line="240" w:lineRule="auto"/>
               <w:jc w:val="center"/>
             </w:pPr>
             <w:r>
               <w:rPr>
-                <w:rFonts w:ascii="Times New Roman" w:hAnsi="Times New Roman" w:eastAsia="Times New Roman"/>
-                <w:color w:val="000000"/>
-                <w:sz w:val="24"/>
-              </w:rPr>
-              <w:t xml:space="preserve">0,475</w:t>
+                <w:rFonts w:eastAsia="Times New Roman"/>
+                <w:color w:val="000000"/>
+                <w:sz w:val="24"/>
+              </w:rPr>
+              <w:t>0,475</w:t>
             </w:r>
           </w:p>
         </w:tc>
@@ -2607,17 +4160,17 @@
           </w:tcPr>
           <w:p>
             <w:pPr>
+              <w:spacing w:line="240" w:lineRule="auto"/>
               <w:ind w:firstLine="0"/>
-              <w:spacing w:before="0" w:after="0" w:line="240" w:lineRule="auto"/>
               <w:jc w:val="center"/>
             </w:pPr>
             <w:r>
               <w:rPr>
-                <w:rFonts w:ascii="Times New Roman" w:hAnsi="Times New Roman" w:eastAsia="Times New Roman"/>
-                <w:color w:val="000000"/>
-                <w:sz w:val="24"/>
-              </w:rPr>
-              <w:t xml:space="preserve">0,380</w:t>
+                <w:rFonts w:eastAsia="Times New Roman"/>
+                <w:color w:val="000000"/>
+                <w:sz w:val="24"/>
+              </w:rPr>
+              <w:t>0,380</w:t>
             </w:r>
           </w:p>
         </w:tc>
@@ -2628,17 +4181,17 @@
           </w:tcPr>
           <w:p>
             <w:pPr>
+              <w:spacing w:line="240" w:lineRule="auto"/>
               <w:ind w:firstLine="0"/>
-              <w:spacing w:before="0" w:after="0" w:line="240" w:lineRule="auto"/>
               <w:jc w:val="center"/>
             </w:pPr>
             <w:r>
               <w:rPr>
-                <w:rFonts w:ascii="Times New Roman" w:hAnsi="Times New Roman" w:eastAsia="Times New Roman"/>
-                <w:color w:val="000000"/>
-                <w:sz w:val="24"/>
-              </w:rPr>
-              <w:t xml:space="preserve">0,443</w:t>
+                <w:rFonts w:eastAsia="Times New Roman"/>
+                <w:color w:val="000000"/>
+                <w:sz w:val="24"/>
+              </w:rPr>
+              <w:t>0,443</w:t>
             </w:r>
           </w:p>
         </w:tc>
@@ -2649,17 +4202,17 @@
           </w:tcPr>
           <w:p>
             <w:pPr>
+              <w:spacing w:line="240" w:lineRule="auto"/>
               <w:ind w:firstLine="0"/>
-              <w:spacing w:before="0" w:after="0" w:line="240" w:lineRule="auto"/>
               <w:jc w:val="center"/>
             </w:pPr>
             <w:r>
               <w:rPr>
-                <w:rFonts w:ascii="Times New Roman" w:hAnsi="Times New Roman" w:eastAsia="Times New Roman"/>
-                <w:color w:val="000000"/>
-                <w:sz w:val="24"/>
-              </w:rPr>
-              <w:t xml:space="preserve">0,259</w:t>
+                <w:rFonts w:eastAsia="Times New Roman"/>
+                <w:color w:val="000000"/>
+                <w:sz w:val="24"/>
+              </w:rPr>
+              <w:t>0,259</w:t>
             </w:r>
           </w:p>
         </w:tc>
@@ -2676,17 +4229,16 @@
           </w:tcPr>
           <w:p>
             <w:pPr>
+              <w:spacing w:line="240" w:lineRule="auto"/>
               <w:ind w:firstLine="0"/>
-              <w:spacing w:before="0" w:after="0" w:line="240" w:lineRule="auto"/>
-              <w:jc w:val="left"/>
             </w:pPr>
             <w:r>
               <w:rPr>
-                <w:rFonts w:ascii="Times New Roman" w:hAnsi="Times New Roman" w:eastAsia="Times New Roman"/>
-                <w:color w:val="000000"/>
-                <w:sz w:val="24"/>
-              </w:rPr>
-              <w:t xml:space="preserve">Qwen2.5-VL-7B</w:t>
+                <w:rFonts w:eastAsia="Times New Roman"/>
+                <w:color w:val="000000"/>
+                <w:sz w:val="24"/>
+              </w:rPr>
+              <w:t>Qwen2.5-VL-7B</w:t>
             </w:r>
           </w:p>
         </w:tc>
@@ -2697,17 +4249,17 @@
           </w:tcPr>
           <w:p>
             <w:pPr>
+              <w:spacing w:line="240" w:lineRule="auto"/>
               <w:ind w:firstLine="0"/>
-              <w:spacing w:before="0" w:after="0" w:line="240" w:lineRule="auto"/>
               <w:jc w:val="center"/>
             </w:pPr>
             <w:r>
               <w:rPr>
-                <w:rFonts w:ascii="Times New Roman" w:hAnsi="Times New Roman" w:eastAsia="Times New Roman"/>
-                <w:color w:val="000000"/>
-                <w:sz w:val="24"/>
-              </w:rPr>
-              <w:t xml:space="preserve">0,458</w:t>
+                <w:rFonts w:eastAsia="Times New Roman"/>
+                <w:color w:val="000000"/>
+                <w:sz w:val="24"/>
+              </w:rPr>
+              <w:t>0,458</w:t>
             </w:r>
           </w:p>
         </w:tc>
@@ -2718,17 +4270,17 @@
           </w:tcPr>
           <w:p>
             <w:pPr>
+              <w:spacing w:line="240" w:lineRule="auto"/>
               <w:ind w:firstLine="0"/>
-              <w:spacing w:before="0" w:after="0" w:line="240" w:lineRule="auto"/>
               <w:jc w:val="center"/>
             </w:pPr>
             <w:r>
               <w:rPr>
-                <w:rFonts w:ascii="Times New Roman" w:hAnsi="Times New Roman" w:eastAsia="Times New Roman"/>
-                <w:color w:val="000000"/>
-                <w:sz w:val="24"/>
-              </w:rPr>
-              <w:t xml:space="preserve">0,314</w:t>
+                <w:rFonts w:eastAsia="Times New Roman"/>
+                <w:color w:val="000000"/>
+                <w:sz w:val="24"/>
+              </w:rPr>
+              <w:t>0,314</w:t>
             </w:r>
           </w:p>
         </w:tc>
@@ -2739,17 +4291,17 @@
           </w:tcPr>
           <w:p>
             <w:pPr>
+              <w:spacing w:line="240" w:lineRule="auto"/>
               <w:ind w:firstLine="0"/>
-              <w:spacing w:before="0" w:after="0" w:line="240" w:lineRule="auto"/>
               <w:jc w:val="center"/>
             </w:pPr>
             <w:r>
               <w:rPr>
-                <w:rFonts w:ascii="Times New Roman" w:hAnsi="Times New Roman" w:eastAsia="Times New Roman"/>
-                <w:color w:val="000000"/>
-                <w:sz w:val="24"/>
-              </w:rPr>
-              <w:t xml:space="preserve">0,510</w:t>
+                <w:rFonts w:eastAsia="Times New Roman"/>
+                <w:color w:val="000000"/>
+                <w:sz w:val="24"/>
+              </w:rPr>
+              <w:t>0,510</w:t>
             </w:r>
           </w:p>
         </w:tc>
@@ -2760,17 +4312,17 @@
           </w:tcPr>
           <w:p>
             <w:pPr>
+              <w:spacing w:line="240" w:lineRule="auto"/>
               <w:ind w:firstLine="0"/>
-              <w:spacing w:before="0" w:after="0" w:line="240" w:lineRule="auto"/>
               <w:jc w:val="center"/>
             </w:pPr>
             <w:r>
               <w:rPr>
-                <w:rFonts w:ascii="Times New Roman" w:hAnsi="Times New Roman" w:eastAsia="Times New Roman"/>
-                <w:color w:val="000000"/>
-                <w:sz w:val="24"/>
-              </w:rPr>
-              <w:t xml:space="preserve">0,255</w:t>
+                <w:rFonts w:eastAsia="Times New Roman"/>
+                <w:color w:val="000000"/>
+                <w:sz w:val="24"/>
+              </w:rPr>
+              <w:t>0,255</w:t>
             </w:r>
           </w:p>
         </w:tc>
@@ -2778,18 +4330,139 @@
     </w:tbl>
     <w:p>
       <w:pPr>
+        <w:spacing w:before="120"/>
         <w:jc w:val="both"/>
         <w:rPr>
           <w:lang w:val="ru-RU"/>
         </w:rPr>
-        <w:spacing w:before="120"/>
       </w:pPr>
       <w:r>
         <w:rPr>
-          <w:rFonts w:ascii="Times New Roman" w:hAnsi="Times New Roman" w:eastAsia="Times New Roman"/>
-          <w:color w:val="000000"/>
-        </w:rPr>
-        <w:t xml:space="preserve">На тесте числовой baseline получил наибольший Macro-F1 0,444; early fusion текста и чисел - 0,422; BLIP-2 - 0,380; Qwen - 0,314. Для числового baseline 95-процентный интервал составил [0,331; 0,569]. Использовано 500 повторных выборок блоков из пяти торговых дат с сохранением компаний одной даты вместе. Оценка различий на небольшой выборке нестабильна.</w:t>
+          <w:rFonts w:eastAsia="Times New Roman"/>
+          <w:color w:val="000000"/>
+          <w:lang w:val="ru-RU"/>
+        </w:rPr>
+        <w:t xml:space="preserve">На тесте числовой </w:t>
+      </w:r>
+      <w:r>
+        <w:rPr>
+          <w:rFonts w:eastAsia="Times New Roman"/>
+          <w:color w:val="000000"/>
+        </w:rPr>
+        <w:t>baseline</w:t>
+      </w:r>
+      <w:r>
+        <w:rPr>
+          <w:rFonts w:eastAsia="Times New Roman"/>
+          <w:color w:val="000000"/>
+          <w:lang w:val="ru-RU"/>
+        </w:rPr>
+        <w:t xml:space="preserve"> получил наибольший </w:t>
+      </w:r>
+      <w:r>
+        <w:rPr>
+          <w:rFonts w:eastAsia="Times New Roman"/>
+          <w:color w:val="000000"/>
+        </w:rPr>
+        <w:t>Macro</w:t>
+      </w:r>
+      <w:r>
+        <w:rPr>
+          <w:rFonts w:eastAsia="Times New Roman"/>
+          <w:color w:val="000000"/>
+          <w:lang w:val="ru-RU"/>
+        </w:rPr>
+        <w:t>-</w:t>
+      </w:r>
+      <w:r>
+        <w:rPr>
+          <w:rFonts w:eastAsia="Times New Roman"/>
+          <w:color w:val="000000"/>
+        </w:rPr>
+        <w:t>F</w:t>
+      </w:r>
+      <w:r>
+        <w:rPr>
+          <w:rFonts w:eastAsia="Times New Roman"/>
+          <w:color w:val="000000"/>
+          <w:lang w:val="ru-RU"/>
+        </w:rPr>
+        <w:t xml:space="preserve">1 0,444; </w:t>
+      </w:r>
+      <w:r>
+        <w:rPr>
+          <w:rFonts w:eastAsia="Times New Roman"/>
+          <w:color w:val="000000"/>
+        </w:rPr>
+        <w:t>early</w:t>
+      </w:r>
+      <w:r>
+        <w:rPr>
+          <w:rFonts w:eastAsia="Times New Roman"/>
+          <w:color w:val="000000"/>
+          <w:lang w:val="ru-RU"/>
+        </w:rPr>
+        <w:t xml:space="preserve"> </w:t>
+      </w:r>
+      <w:r>
+        <w:rPr>
+          <w:rFonts w:eastAsia="Times New Roman"/>
+          <w:color w:val="000000"/>
+        </w:rPr>
+        <w:t>fusion</w:t>
+      </w:r>
+      <w:r>
+        <w:rPr>
+          <w:rFonts w:eastAsia="Times New Roman"/>
+          <w:color w:val="000000"/>
+          <w:lang w:val="ru-RU"/>
+        </w:rPr>
+        <w:t xml:space="preserve"> текста и чисел - 0,422; </w:t>
+      </w:r>
+      <w:r>
+        <w:rPr>
+          <w:rFonts w:eastAsia="Times New Roman"/>
+          <w:color w:val="000000"/>
+        </w:rPr>
+        <w:t>BLIP</w:t>
+      </w:r>
+      <w:r>
+        <w:rPr>
+          <w:rFonts w:eastAsia="Times New Roman"/>
+          <w:color w:val="000000"/>
+          <w:lang w:val="ru-RU"/>
+        </w:rPr>
+        <w:t xml:space="preserve">-2 - 0,380; </w:t>
+      </w:r>
+      <w:r>
+        <w:rPr>
+          <w:rFonts w:eastAsia="Times New Roman"/>
+          <w:color w:val="000000"/>
+        </w:rPr>
+        <w:t>Qwen</w:t>
+      </w:r>
+      <w:r>
+        <w:rPr>
+          <w:rFonts w:eastAsia="Times New Roman"/>
+          <w:color w:val="000000"/>
+          <w:lang w:val="ru-RU"/>
+        </w:rPr>
+        <w:t xml:space="preserve"> - 0,314. Для числового </w:t>
+      </w:r>
+      <w:r>
+        <w:rPr>
+          <w:rFonts w:eastAsia="Times New Roman"/>
+          <w:color w:val="000000"/>
+        </w:rPr>
+        <w:t>baseline</w:t>
+      </w:r>
+      <w:r>
+        <w:rPr>
+          <w:rFonts w:eastAsia="Times New Roman"/>
+          <w:color w:val="000000"/>
+          <w:lang w:val="ru-RU"/>
+        </w:rPr>
+        <w:t xml:space="preserve"> 95-процентный интервал составил [0,331; 0,569]. Использовано 500 повторных выборок блоков из пяти торговых дат с сохранением компаний одной даты вместе. Оценка различий на небольшой выборке нестабильна.</w:t>
       </w:r>
     </w:p>
     <w:p>
@@ -2801,43 +4474,153 @@
       </w:pPr>
       <w:r>
         <w:rPr>
-          <w:rFonts w:ascii="Times New Roman" w:hAnsi="Times New Roman" w:eastAsia="Times New Roman"/>
-          <w:color w:val="000000"/>
-        </w:rPr>
-        <w:t xml:space="preserve">AUROC всех вариантов близок к 0,5. Визуальный baseline и Qwen после калибровки предсказывали рост для всех тестовых объектов. На буквы A/B приходится около 0,3 % вероятности BLIP-2 и 99,8 % Qwen. Эти условные оценки относятся к выбранному способу классификации, а не к свободной генерации.</w:t>
+          <w:rFonts w:eastAsia="Times New Roman"/>
+          <w:color w:val="000000"/>
+          <w:lang w:val="ru-RU"/>
+        </w:rPr>
+        <w:t>ROC-AUC</w:t>
+      </w:r>
+      <w:r>
+        <w:rPr>
+          <w:rFonts w:eastAsia="Times New Roman"/>
+          <w:color w:val="000000"/>
+          <w:lang w:val="ru-RU"/>
+        </w:rPr>
+        <w:t xml:space="preserve"> </w:t>
+      </w:r>
+      <w:r>
+        <w:rPr>
+          <w:rFonts w:eastAsia="Times New Roman"/>
+          <w:color w:val="000000"/>
+          <w:lang w:val="ru-RU"/>
+        </w:rPr>
+        <w:t xml:space="preserve">всех вариантов близок к 0,5. Визуальный </w:t>
+      </w:r>
+      <w:r>
+        <w:rPr>
+          <w:rFonts w:eastAsia="Times New Roman"/>
+          <w:color w:val="000000"/>
+        </w:rPr>
+        <w:t>baseline</w:t>
+      </w:r>
+      <w:r>
+        <w:rPr>
+          <w:rFonts w:eastAsia="Times New Roman"/>
+          <w:color w:val="000000"/>
+          <w:lang w:val="ru-RU"/>
+        </w:rPr>
+        <w:t xml:space="preserve"> и </w:t>
+      </w:r>
+      <w:r>
+        <w:rPr>
+          <w:rFonts w:eastAsia="Times New Roman"/>
+          <w:color w:val="000000"/>
+        </w:rPr>
+        <w:t>Qwen</w:t>
+      </w:r>
+      <w:r>
+        <w:rPr>
+          <w:rFonts w:eastAsia="Times New Roman"/>
+          <w:color w:val="000000"/>
+          <w:lang w:val="ru-RU"/>
+        </w:rPr>
+        <w:t xml:space="preserve"> после калибровки предсказывали рост для всех тестовых объектов. На буквы </w:t>
+      </w:r>
+      <w:r>
+        <w:rPr>
+          <w:rFonts w:eastAsia="Times New Roman"/>
+          <w:color w:val="000000"/>
+        </w:rPr>
+        <w:t>A</w:t>
+      </w:r>
+      <w:r>
+        <w:rPr>
+          <w:rFonts w:eastAsia="Times New Roman"/>
+          <w:color w:val="000000"/>
+          <w:lang w:val="ru-RU"/>
+        </w:rPr>
+        <w:t>/</w:t>
+      </w:r>
+      <w:r>
+        <w:rPr>
+          <w:rFonts w:eastAsia="Times New Roman"/>
+          <w:color w:val="000000"/>
+        </w:rPr>
+        <w:t>B</w:t>
+      </w:r>
+      <w:r>
+        <w:rPr>
+          <w:rFonts w:eastAsia="Times New Roman"/>
+          <w:color w:val="000000"/>
+          <w:lang w:val="ru-RU"/>
+        </w:rPr>
+        <w:t xml:space="preserve"> приходится около 0,3 % вероятности </w:t>
+      </w:r>
+      <w:r>
+        <w:rPr>
+          <w:rFonts w:eastAsia="Times New Roman"/>
+          <w:color w:val="000000"/>
+        </w:rPr>
+        <w:t>BLIP</w:t>
+      </w:r>
+      <w:r>
+        <w:rPr>
+          <w:rFonts w:eastAsia="Times New Roman"/>
+          <w:color w:val="000000"/>
+          <w:lang w:val="ru-RU"/>
+        </w:rPr>
+        <w:t xml:space="preserve">-2 и 99,8 % </w:t>
+      </w:r>
+      <w:r>
+        <w:rPr>
+          <w:rFonts w:eastAsia="Times New Roman"/>
+          <w:color w:val="000000"/>
+        </w:rPr>
+        <w:t>Qwen</w:t>
+      </w:r>
+      <w:r>
+        <w:rPr>
+          <w:rFonts w:eastAsia="Times New Roman"/>
+          <w:color w:val="000000"/>
+          <w:lang w:val="ru-RU"/>
+        </w:rPr>
+        <w:t>. Эти условные оценки относятся к выбранному способу классификации, а не к свободной генерации.</w:t>
       </w:r>
     </w:p>
     <w:p>
       <w:pPr>
         <w:pStyle w:val="21"/>
         <w:spacing w:before="80"/>
+        <w:rPr>
+          <w:lang w:val="ru-RU"/>
+        </w:rPr>
       </w:pPr>
       <w:r>
         <w:rPr>
-          <w:rFonts w:ascii="Times New Roman" w:hAnsi="Times New Roman" w:eastAsia="Times New Roman"/>
-          <w:color w:val="000000"/>
-          <w:b/>
-        </w:rPr>
-        <w:t xml:space="preserve">Время работы и память</w:t>
+          <w:rFonts w:ascii="Times New Roman" w:eastAsia="Times New Roman" w:hAnsi="Times New Roman"/>
+          <w:color w:val="000000"/>
+          <w:lang w:val="ru-RU"/>
+        </w:rPr>
+        <w:t>Время работы и память</w:t>
       </w:r>
     </w:p>
     <w:p>
       <w:pPr>
-        <w:jc w:val="left"/>
-        <w:rPr>
-          <w:lang w:val="ru-RU"/>
-        </w:rPr>
-        <w:spacing w:before="0" w:after="80" w:line="240" w:lineRule="auto"/>
+        <w:keepNext/>
+        <w:spacing w:after="80" w:line="240" w:lineRule="auto"/>
         <w:ind w:firstLine="0"/>
-        <w:keepNext/>
+        <w:rPr>
+          <w:lang w:val="ru-RU"/>
+        </w:rPr>
       </w:pPr>
       <w:r>
         <w:rPr>
-          <w:rFonts w:ascii="Times New Roman" w:hAnsi="Times New Roman" w:eastAsia="Times New Roman"/>
+          <w:rFonts w:eastAsia="Times New Roman"/>
           <w:color w:val="000000"/>
           <w:sz w:val="24"/>
-        </w:rPr>
-        <w:t xml:space="preserve">Таблица 4 - Задержка обработки одного объекта</w:t>
+          <w:lang w:val="ru-RU"/>
+        </w:rPr>
+        <w:t>Таблица 4 - Задержка обработки одного объекта</w:t>
       </w:r>
     </w:p>
     <w:tbl>
@@ -2853,13 +4636,13 @@
           <w:insideV w:val="single" w:sz="8" w:space="0" w:color="000000"/>
         </w:tblBorders>
         <w:tblLayout w:type="fixed"/>
-        <w:tblLook w:val="04A0" w:firstRow="1" w:lastRow="0" w:firstColumn="1" w:lastColumn="0" w:noHBand="0" w:noVBand="1"/>
         <w:tblCellMar>
           <w:top w:w="60" w:type="dxa"/>
+          <w:left w:w="90" w:type="dxa"/>
           <w:bottom w:w="60" w:type="dxa"/>
-          <w:left w:w="90" w:type="dxa"/>
           <w:right w:w="90" w:type="dxa"/>
         </w:tblCellMar>
+        <w:tblLook w:val="04A0" w:firstRow="1" w:lastRow="0" w:firstColumn="1" w:lastColumn="0" w:noHBand="0" w:noVBand="1"/>
       </w:tblPr>
       <w:tblGrid>
         <w:gridCol w:w="3877"/>
@@ -2879,19 +4662,19 @@
           </w:tcPr>
           <w:p>
             <w:pPr>
+              <w:keepNext/>
+              <w:spacing w:line="240" w:lineRule="auto"/>
               <w:ind w:firstLine="0"/>
-              <w:spacing w:before="0" w:after="0" w:line="240" w:lineRule="auto"/>
               <w:jc w:val="center"/>
-              <w:keepNext/>
             </w:pPr>
             <w:r>
               <w:rPr>
-                <w:rFonts w:ascii="Times New Roman" w:hAnsi="Times New Roman" w:eastAsia="Times New Roman"/>
-                <w:color w:val="000000"/>
+                <w:rFonts w:eastAsia="Times New Roman"/>
                 <w:b/>
-                <w:sz w:val="24"/>
-              </w:rPr>
-              <w:t xml:space="preserve">Вариант</w:t>
+                <w:color w:val="000000"/>
+                <w:sz w:val="24"/>
+              </w:rPr>
+              <w:t>Вариант</w:t>
             </w:r>
           </w:p>
         </w:tc>
@@ -2902,19 +4685,19 @@
           </w:tcPr>
           <w:p>
             <w:pPr>
+              <w:keepNext/>
+              <w:spacing w:line="240" w:lineRule="auto"/>
               <w:ind w:firstLine="0"/>
-              <w:spacing w:before="0" w:after="0" w:line="240" w:lineRule="auto"/>
               <w:jc w:val="center"/>
-              <w:keepNext/>
             </w:pPr>
             <w:r>
               <w:rPr>
-                <w:rFonts w:ascii="Times New Roman" w:hAnsi="Times New Roman" w:eastAsia="Times New Roman"/>
-                <w:color w:val="000000"/>
+                <w:rFonts w:eastAsia="Times New Roman"/>
                 <w:b/>
-                <w:sz w:val="24"/>
-              </w:rPr>
-              <w:t xml:space="preserve">Медиана, мс</w:t>
+                <w:color w:val="000000"/>
+                <w:sz w:val="24"/>
+              </w:rPr>
+              <w:t>Медиана, мс</w:t>
             </w:r>
           </w:p>
         </w:tc>
@@ -2925,19 +4708,19 @@
           </w:tcPr>
           <w:p>
             <w:pPr>
+              <w:keepNext/>
+              <w:spacing w:line="240" w:lineRule="auto"/>
               <w:ind w:firstLine="0"/>
-              <w:spacing w:before="0" w:after="0" w:line="240" w:lineRule="auto"/>
               <w:jc w:val="center"/>
-              <w:keepNext/>
             </w:pPr>
             <w:r>
               <w:rPr>
-                <w:rFonts w:ascii="Times New Roman" w:hAnsi="Times New Roman" w:eastAsia="Times New Roman"/>
-                <w:color w:val="000000"/>
+                <w:rFonts w:eastAsia="Times New Roman"/>
                 <w:b/>
-                <w:sz w:val="24"/>
-              </w:rPr>
-              <w:t xml:space="preserve">95-й процентиль, мс</w:t>
+                <w:color w:val="000000"/>
+                <w:sz w:val="24"/>
+              </w:rPr>
+              <w:t>95-й процентиль, мс</w:t>
             </w:r>
           </w:p>
         </w:tc>
@@ -2954,18 +4737,17 @@
           </w:tcPr>
           <w:p>
             <w:pPr>
+              <w:keepNext/>
+              <w:spacing w:line="240" w:lineRule="auto"/>
               <w:ind w:firstLine="0"/>
-              <w:spacing w:before="0" w:after="0" w:line="240" w:lineRule="auto"/>
-              <w:jc w:val="left"/>
-              <w:keepNext/>
             </w:pPr>
             <w:r>
               <w:rPr>
-                <w:rFonts w:ascii="Times New Roman" w:hAnsi="Times New Roman" w:eastAsia="Times New Roman"/>
-                <w:color w:val="000000"/>
-                <w:sz w:val="24"/>
-              </w:rPr>
-              <w:t xml:space="preserve">Текстовый baseline</w:t>
+                <w:rFonts w:eastAsia="Times New Roman"/>
+                <w:color w:val="000000"/>
+                <w:sz w:val="24"/>
+              </w:rPr>
+              <w:t>Текстовый baseline</w:t>
             </w:r>
           </w:p>
         </w:tc>
@@ -2976,18 +4758,18 @@
           </w:tcPr>
           <w:p>
             <w:pPr>
+              <w:keepNext/>
+              <w:spacing w:line="240" w:lineRule="auto"/>
               <w:ind w:firstLine="0"/>
-              <w:spacing w:before="0" w:after="0" w:line="240" w:lineRule="auto"/>
               <w:jc w:val="center"/>
-              <w:keepNext/>
             </w:pPr>
             <w:r>
               <w:rPr>
-                <w:rFonts w:ascii="Times New Roman" w:hAnsi="Times New Roman" w:eastAsia="Times New Roman"/>
-                <w:color w:val="000000"/>
-                <w:sz w:val="24"/>
-              </w:rPr>
-              <w:t xml:space="preserve">9,3</w:t>
+                <w:rFonts w:eastAsia="Times New Roman"/>
+                <w:color w:val="000000"/>
+                <w:sz w:val="24"/>
+              </w:rPr>
+              <w:t>9,3</w:t>
             </w:r>
           </w:p>
         </w:tc>
@@ -2998,18 +4780,18 @@
           </w:tcPr>
           <w:p>
             <w:pPr>
+              <w:keepNext/>
+              <w:spacing w:line="240" w:lineRule="auto"/>
               <w:ind w:firstLine="0"/>
-              <w:spacing w:before="0" w:after="0" w:line="240" w:lineRule="auto"/>
               <w:jc w:val="center"/>
-              <w:keepNext/>
             </w:pPr>
             <w:r>
               <w:rPr>
-                <w:rFonts w:ascii="Times New Roman" w:hAnsi="Times New Roman" w:eastAsia="Times New Roman"/>
-                <w:color w:val="000000"/>
-                <w:sz w:val="24"/>
-              </w:rPr>
-              <w:t xml:space="preserve">103,2</w:t>
+                <w:rFonts w:eastAsia="Times New Roman"/>
+                <w:color w:val="000000"/>
+                <w:sz w:val="24"/>
+              </w:rPr>
+              <w:t>103,2</w:t>
             </w:r>
           </w:p>
         </w:tc>
@@ -3026,18 +4808,17 @@
           </w:tcPr>
           <w:p>
             <w:pPr>
+              <w:keepNext/>
+              <w:spacing w:line="240" w:lineRule="auto"/>
               <w:ind w:firstLine="0"/>
-              <w:spacing w:before="0" w:after="0" w:line="240" w:lineRule="auto"/>
-              <w:jc w:val="left"/>
-              <w:keepNext/>
             </w:pPr>
             <w:r>
               <w:rPr>
-                <w:rFonts w:ascii="Times New Roman" w:hAnsi="Times New Roman" w:eastAsia="Times New Roman"/>
-                <w:color w:val="000000"/>
-                <w:sz w:val="24"/>
-              </w:rPr>
-              <w:t xml:space="preserve">Числовой baseline</w:t>
+                <w:rFonts w:eastAsia="Times New Roman"/>
+                <w:color w:val="000000"/>
+                <w:sz w:val="24"/>
+              </w:rPr>
+              <w:t>Числовой baseline</w:t>
             </w:r>
           </w:p>
         </w:tc>
@@ -3048,18 +4829,18 @@
           </w:tcPr>
           <w:p>
             <w:pPr>
+              <w:keepNext/>
+              <w:spacing w:line="240" w:lineRule="auto"/>
               <w:ind w:firstLine="0"/>
-              <w:spacing w:before="0" w:after="0" w:line="240" w:lineRule="auto"/>
               <w:jc w:val="center"/>
-              <w:keepNext/>
             </w:pPr>
             <w:r>
               <w:rPr>
-                <w:rFonts w:ascii="Times New Roman" w:hAnsi="Times New Roman" w:eastAsia="Times New Roman"/>
-                <w:color w:val="000000"/>
-                <w:sz w:val="24"/>
-              </w:rPr>
-              <w:t xml:space="preserve">1,0</w:t>
+                <w:rFonts w:eastAsia="Times New Roman"/>
+                <w:color w:val="000000"/>
+                <w:sz w:val="24"/>
+              </w:rPr>
+              <w:t>1,0</w:t>
             </w:r>
           </w:p>
         </w:tc>
@@ -3070,18 +4851,18 @@
           </w:tcPr>
           <w:p>
             <w:pPr>
+              <w:keepNext/>
+              <w:spacing w:line="240" w:lineRule="auto"/>
               <w:ind w:firstLine="0"/>
-              <w:spacing w:before="0" w:after="0" w:line="240" w:lineRule="auto"/>
               <w:jc w:val="center"/>
-              <w:keepNext/>
             </w:pPr>
             <w:r>
               <w:rPr>
-                <w:rFonts w:ascii="Times New Roman" w:hAnsi="Times New Roman" w:eastAsia="Times New Roman"/>
-                <w:color w:val="000000"/>
-                <w:sz w:val="24"/>
-              </w:rPr>
-              <w:t xml:space="preserve">1,0</w:t>
+                <w:rFonts w:eastAsia="Times New Roman"/>
+                <w:color w:val="000000"/>
+                <w:sz w:val="24"/>
+              </w:rPr>
+              <w:t>1,0</w:t>
             </w:r>
           </w:p>
         </w:tc>
@@ -3098,18 +4879,17 @@
           </w:tcPr>
           <w:p>
             <w:pPr>
+              <w:keepNext/>
+              <w:spacing w:line="240" w:lineRule="auto"/>
               <w:ind w:firstLine="0"/>
-              <w:spacing w:before="0" w:after="0" w:line="240" w:lineRule="auto"/>
-              <w:jc w:val="left"/>
-              <w:keepNext/>
             </w:pPr>
             <w:r>
               <w:rPr>
-                <w:rFonts w:ascii="Times New Roman" w:hAnsi="Times New Roman" w:eastAsia="Times New Roman"/>
-                <w:color w:val="000000"/>
-                <w:sz w:val="24"/>
-              </w:rPr>
-              <w:t xml:space="preserve">Визуальный baseline</w:t>
+                <w:rFonts w:eastAsia="Times New Roman"/>
+                <w:color w:val="000000"/>
+                <w:sz w:val="24"/>
+              </w:rPr>
+              <w:t>Визуальный baseline</w:t>
             </w:r>
           </w:p>
         </w:tc>
@@ -3120,18 +4900,18 @@
           </w:tcPr>
           <w:p>
             <w:pPr>
+              <w:keepNext/>
+              <w:spacing w:line="240" w:lineRule="auto"/>
               <w:ind w:firstLine="0"/>
-              <w:spacing w:before="0" w:after="0" w:line="240" w:lineRule="auto"/>
               <w:jc w:val="center"/>
-              <w:keepNext/>
             </w:pPr>
             <w:r>
               <w:rPr>
-                <w:rFonts w:ascii="Times New Roman" w:hAnsi="Times New Roman" w:eastAsia="Times New Roman"/>
-                <w:color w:val="000000"/>
-                <w:sz w:val="24"/>
-              </w:rPr>
-              <w:t xml:space="preserve">217,7</w:t>
+                <w:rFonts w:eastAsia="Times New Roman"/>
+                <w:color w:val="000000"/>
+                <w:sz w:val="24"/>
+              </w:rPr>
+              <w:t>217,7</w:t>
             </w:r>
           </w:p>
         </w:tc>
@@ -3142,18 +4922,18 @@
           </w:tcPr>
           <w:p>
             <w:pPr>
+              <w:keepNext/>
+              <w:spacing w:line="240" w:lineRule="auto"/>
               <w:ind w:firstLine="0"/>
-              <w:spacing w:before="0" w:after="0" w:line="240" w:lineRule="auto"/>
               <w:jc w:val="center"/>
-              <w:keepNext/>
             </w:pPr>
             <w:r>
               <w:rPr>
-                <w:rFonts w:ascii="Times New Roman" w:hAnsi="Times New Roman" w:eastAsia="Times New Roman"/>
-                <w:color w:val="000000"/>
-                <w:sz w:val="24"/>
-              </w:rPr>
-              <w:t xml:space="preserve">234,8</w:t>
+                <w:rFonts w:eastAsia="Times New Roman"/>
+                <w:color w:val="000000"/>
+                <w:sz w:val="24"/>
+              </w:rPr>
+              <w:t>234,8</w:t>
             </w:r>
           </w:p>
         </w:tc>
@@ -3170,18 +4950,46 @@
           </w:tcPr>
           <w:p>
             <w:pPr>
+              <w:keepNext/>
+              <w:spacing w:line="240" w:lineRule="auto"/>
               <w:ind w:firstLine="0"/>
-              <w:spacing w:before="0" w:after="0" w:line="240" w:lineRule="auto"/>
-              <w:jc w:val="left"/>
-              <w:keepNext/>
+              <w:rPr>
+                <w:lang w:val="ru-RU"/>
+              </w:rPr>
             </w:pPr>
             <w:r>
               <w:rPr>
-                <w:rFonts w:ascii="Times New Roman" w:hAnsi="Times New Roman" w:eastAsia="Times New Roman"/>
-                <w:color w:val="000000"/>
-                <w:sz w:val="24"/>
-              </w:rPr>
-              <w:t xml:space="preserve">Early fusion текста и чисел</w:t>
+                <w:rFonts w:eastAsia="Times New Roman"/>
+                <w:color w:val="000000"/>
+                <w:sz w:val="24"/>
+              </w:rPr>
+              <w:t>Early</w:t>
+            </w:r>
+            <w:r>
+              <w:rPr>
+                <w:rFonts w:eastAsia="Times New Roman"/>
+                <w:color w:val="000000"/>
+                <w:sz w:val="24"/>
+                <w:lang w:val="ru-RU"/>
+              </w:rPr>
+              <w:t xml:space="preserve"> </w:t>
+            </w:r>
+            <w:r>
+              <w:rPr>
+                <w:rFonts w:eastAsia="Times New Roman"/>
+                <w:color w:val="000000"/>
+                <w:sz w:val="24"/>
+              </w:rPr>
+              <w:t>fusion</w:t>
+            </w:r>
+            <w:r>
+              <w:rPr>
+                <w:rFonts w:eastAsia="Times New Roman"/>
+                <w:color w:val="000000"/>
+                <w:sz w:val="24"/>
+                <w:lang w:val="ru-RU"/>
+              </w:rPr>
+              <w:t xml:space="preserve"> текста и чисел</w:t>
             </w:r>
           </w:p>
         </w:tc>
@@ -3192,18 +5000,18 @@
           </w:tcPr>
           <w:p>
             <w:pPr>
+              <w:keepNext/>
+              <w:spacing w:line="240" w:lineRule="auto"/>
               <w:ind w:firstLine="0"/>
-              <w:spacing w:before="0" w:after="0" w:line="240" w:lineRule="auto"/>
               <w:jc w:val="center"/>
-              <w:keepNext/>
             </w:pPr>
             <w:r>
               <w:rPr>
-                <w:rFonts w:ascii="Times New Roman" w:hAnsi="Times New Roman" w:eastAsia="Times New Roman"/>
-                <w:color w:val="000000"/>
-                <w:sz w:val="24"/>
-              </w:rPr>
-              <w:t xml:space="preserve">9,1</w:t>
+                <w:rFonts w:eastAsia="Times New Roman"/>
+                <w:color w:val="000000"/>
+                <w:sz w:val="24"/>
+              </w:rPr>
+              <w:t>9,1</w:t>
             </w:r>
           </w:p>
         </w:tc>
@@ -3214,18 +5022,18 @@
           </w:tcPr>
           <w:p>
             <w:pPr>
+              <w:keepNext/>
+              <w:spacing w:line="240" w:lineRule="auto"/>
               <w:ind w:firstLine="0"/>
-              <w:spacing w:before="0" w:after="0" w:line="240" w:lineRule="auto"/>
               <w:jc w:val="center"/>
-              <w:keepNext/>
             </w:pPr>
             <w:r>
               <w:rPr>
-                <w:rFonts w:ascii="Times New Roman" w:hAnsi="Times New Roman" w:eastAsia="Times New Roman"/>
-                <w:color w:val="000000"/>
-                <w:sz w:val="24"/>
-              </w:rPr>
-              <w:t xml:space="preserve">100,3</w:t>
+                <w:rFonts w:eastAsia="Times New Roman"/>
+                <w:color w:val="000000"/>
+                <w:sz w:val="24"/>
+              </w:rPr>
+              <w:t>100,3</w:t>
             </w:r>
           </w:p>
         </w:tc>
@@ -3242,18 +5050,17 @@
           </w:tcPr>
           <w:p>
             <w:pPr>
+              <w:keepNext/>
+              <w:spacing w:line="240" w:lineRule="auto"/>
               <w:ind w:firstLine="0"/>
-              <w:spacing w:before="0" w:after="0" w:line="240" w:lineRule="auto"/>
-              <w:jc w:val="left"/>
-              <w:keepNext/>
             </w:pPr>
             <w:r>
               <w:rPr>
-                <w:rFonts w:ascii="Times New Roman" w:hAnsi="Times New Roman" w:eastAsia="Times New Roman"/>
-                <w:color w:val="000000"/>
-                <w:sz w:val="24"/>
-              </w:rPr>
-              <w:t xml:space="preserve">Early fusion трёх входов</w:t>
+                <w:rFonts w:eastAsia="Times New Roman"/>
+                <w:color w:val="000000"/>
+                <w:sz w:val="24"/>
+              </w:rPr>
+              <w:t>Early fusion трёх входов</w:t>
             </w:r>
           </w:p>
         </w:tc>
@@ -3264,18 +5071,18 @@
           </w:tcPr>
           <w:p>
             <w:pPr>
+              <w:keepNext/>
+              <w:spacing w:line="240" w:lineRule="auto"/>
               <w:ind w:firstLine="0"/>
-              <w:spacing w:before="0" w:after="0" w:line="240" w:lineRule="auto"/>
               <w:jc w:val="center"/>
-              <w:keepNext/>
             </w:pPr>
             <w:r>
               <w:rPr>
-                <w:rFonts w:ascii="Times New Roman" w:hAnsi="Times New Roman" w:eastAsia="Times New Roman"/>
-                <w:color w:val="000000"/>
-                <w:sz w:val="24"/>
-              </w:rPr>
-              <w:t xml:space="preserve">229,3</w:t>
+                <w:rFonts w:eastAsia="Times New Roman"/>
+                <w:color w:val="000000"/>
+                <w:sz w:val="24"/>
+              </w:rPr>
+              <w:t>229,3</w:t>
             </w:r>
           </w:p>
         </w:tc>
@@ -3286,18 +5093,18 @@
           </w:tcPr>
           <w:p>
             <w:pPr>
+              <w:keepNext/>
+              <w:spacing w:line="240" w:lineRule="auto"/>
               <w:ind w:firstLine="0"/>
-              <w:spacing w:before="0" w:after="0" w:line="240" w:lineRule="auto"/>
               <w:jc w:val="center"/>
-              <w:keepNext/>
             </w:pPr>
             <w:r>
               <w:rPr>
-                <w:rFonts w:ascii="Times New Roman" w:hAnsi="Times New Roman" w:eastAsia="Times New Roman"/>
-                <w:color w:val="000000"/>
-                <w:sz w:val="24"/>
-              </w:rPr>
-              <w:t xml:space="preserve">347,4</w:t>
+                <w:rFonts w:eastAsia="Times New Roman"/>
+                <w:color w:val="000000"/>
+                <w:sz w:val="24"/>
+              </w:rPr>
+              <w:t>347,4</w:t>
             </w:r>
           </w:p>
         </w:tc>
@@ -3314,18 +5121,17 @@
           </w:tcPr>
           <w:p>
             <w:pPr>
+              <w:keepNext/>
+              <w:spacing w:line="240" w:lineRule="auto"/>
               <w:ind w:firstLine="0"/>
-              <w:spacing w:before="0" w:after="0" w:line="240" w:lineRule="auto"/>
-              <w:jc w:val="left"/>
-              <w:keepNext/>
             </w:pPr>
             <w:r>
               <w:rPr>
-                <w:rFonts w:ascii="Times New Roman" w:hAnsi="Times New Roman" w:eastAsia="Times New Roman"/>
-                <w:color w:val="000000"/>
-                <w:sz w:val="24"/>
-              </w:rPr>
-              <w:t xml:space="preserve">Late fusion трёх входов</w:t>
+                <w:rFonts w:eastAsia="Times New Roman"/>
+                <w:color w:val="000000"/>
+                <w:sz w:val="24"/>
+              </w:rPr>
+              <w:t>Late fusion трёх входов</w:t>
             </w:r>
           </w:p>
         </w:tc>
@@ -3336,18 +5142,18 @@
           </w:tcPr>
           <w:p>
             <w:pPr>
+              <w:keepNext/>
+              <w:spacing w:line="240" w:lineRule="auto"/>
               <w:ind w:firstLine="0"/>
-              <w:spacing w:before="0" w:after="0" w:line="240" w:lineRule="auto"/>
               <w:jc w:val="center"/>
-              <w:keepNext/>
             </w:pPr>
             <w:r>
               <w:rPr>
-                <w:rFonts w:ascii="Times New Roman" w:hAnsi="Times New Roman" w:eastAsia="Times New Roman"/>
-                <w:color w:val="000000"/>
-                <w:sz w:val="24"/>
-              </w:rPr>
-              <w:t xml:space="preserve">230,1</w:t>
+                <w:rFonts w:eastAsia="Times New Roman"/>
+                <w:color w:val="000000"/>
+                <w:sz w:val="24"/>
+              </w:rPr>
+              <w:t>230,1</w:t>
             </w:r>
           </w:p>
         </w:tc>
@@ -3358,18 +5164,18 @@
           </w:tcPr>
           <w:p>
             <w:pPr>
+              <w:keepNext/>
+              <w:spacing w:line="240" w:lineRule="auto"/>
               <w:ind w:firstLine="0"/>
-              <w:spacing w:before="0" w:after="0" w:line="240" w:lineRule="auto"/>
               <w:jc w:val="center"/>
-              <w:keepNext/>
             </w:pPr>
             <w:r>
               <w:rPr>
-                <w:rFonts w:ascii="Times New Roman" w:hAnsi="Times New Roman" w:eastAsia="Times New Roman"/>
-                <w:color w:val="000000"/>
-                <w:sz w:val="24"/>
-              </w:rPr>
-              <w:t xml:space="preserve">352,2</w:t>
+                <w:rFonts w:eastAsia="Times New Roman"/>
+                <w:color w:val="000000"/>
+                <w:sz w:val="24"/>
+              </w:rPr>
+              <w:t>352,2</w:t>
             </w:r>
           </w:p>
         </w:tc>
@@ -3386,18 +5192,17 @@
           </w:tcPr>
           <w:p>
             <w:pPr>
+              <w:keepNext/>
+              <w:spacing w:line="240" w:lineRule="auto"/>
               <w:ind w:firstLine="0"/>
-              <w:spacing w:before="0" w:after="0" w:line="240" w:lineRule="auto"/>
-              <w:jc w:val="left"/>
-              <w:keepNext/>
             </w:pPr>
             <w:r>
               <w:rPr>
-                <w:rFonts w:ascii="Times New Roman" w:hAnsi="Times New Roman" w:eastAsia="Times New Roman"/>
-                <w:color w:val="000000"/>
-                <w:sz w:val="24"/>
-              </w:rPr>
-              <w:t xml:space="preserve">BLIP-2 OPT-2.7B</w:t>
+                <w:rFonts w:eastAsia="Times New Roman"/>
+                <w:color w:val="000000"/>
+                <w:sz w:val="24"/>
+              </w:rPr>
+              <w:t>BLIP-2 OPT-2.7B</w:t>
             </w:r>
           </w:p>
         </w:tc>
@@ -3408,18 +5213,18 @@
           </w:tcPr>
           <w:p>
             <w:pPr>
+              <w:keepNext/>
+              <w:spacing w:line="240" w:lineRule="auto"/>
               <w:ind w:firstLine="0"/>
-              <w:spacing w:before="0" w:after="0" w:line="240" w:lineRule="auto"/>
               <w:jc w:val="center"/>
-              <w:keepNext/>
             </w:pPr>
             <w:r>
               <w:rPr>
-                <w:rFonts w:ascii="Times New Roman" w:hAnsi="Times New Roman" w:eastAsia="Times New Roman"/>
-                <w:color w:val="000000"/>
-                <w:sz w:val="24"/>
-              </w:rPr>
-              <w:t xml:space="preserve">494,5</w:t>
+                <w:rFonts w:eastAsia="Times New Roman"/>
+                <w:color w:val="000000"/>
+                <w:sz w:val="24"/>
+              </w:rPr>
+              <w:t>494,5</w:t>
             </w:r>
           </w:p>
         </w:tc>
@@ -3430,18 +5235,18 @@
           </w:tcPr>
           <w:p>
             <w:pPr>
+              <w:keepNext/>
+              <w:spacing w:line="240" w:lineRule="auto"/>
               <w:ind w:firstLine="0"/>
-              <w:spacing w:before="0" w:after="0" w:line="240" w:lineRule="auto"/>
               <w:jc w:val="center"/>
-              <w:keepNext/>
             </w:pPr>
             <w:r>
               <w:rPr>
-                <w:rFonts w:ascii="Times New Roman" w:hAnsi="Times New Roman" w:eastAsia="Times New Roman"/>
-                <w:color w:val="000000"/>
-                <w:sz w:val="24"/>
-              </w:rPr>
-              <w:t xml:space="preserve">548,2</w:t>
+                <w:rFonts w:eastAsia="Times New Roman"/>
+                <w:color w:val="000000"/>
+                <w:sz w:val="24"/>
+              </w:rPr>
+              <w:t>548,2</w:t>
             </w:r>
           </w:p>
         </w:tc>
@@ -3458,17 +5263,16 @@
           </w:tcPr>
           <w:p>
             <w:pPr>
+              <w:spacing w:line="240" w:lineRule="auto"/>
               <w:ind w:firstLine="0"/>
-              <w:spacing w:before="0" w:after="0" w:line="240" w:lineRule="auto"/>
-              <w:jc w:val="left"/>
             </w:pPr>
             <w:r>
               <w:rPr>
-                <w:rFonts w:ascii="Times New Roman" w:hAnsi="Times New Roman" w:eastAsia="Times New Roman"/>
-                <w:color w:val="000000"/>
-                <w:sz w:val="24"/>
-              </w:rPr>
-              <w:t xml:space="preserve">Qwen2.5-VL-7B</w:t>
+                <w:rFonts w:eastAsia="Times New Roman"/>
+                <w:color w:val="000000"/>
+                <w:sz w:val="24"/>
+              </w:rPr>
+              <w:t>Qwen2.5-VL-7B</w:t>
             </w:r>
           </w:p>
         </w:tc>
@@ -3479,17 +5283,17 @@
           </w:tcPr>
           <w:p>
             <w:pPr>
+              <w:spacing w:line="240" w:lineRule="auto"/>
               <w:ind w:firstLine="0"/>
-              <w:spacing w:before="0" w:after="0" w:line="240" w:lineRule="auto"/>
               <w:jc w:val="center"/>
             </w:pPr>
             <w:r>
               <w:rPr>
-                <w:rFonts w:ascii="Times New Roman" w:hAnsi="Times New Roman" w:eastAsia="Times New Roman"/>
-                <w:color w:val="000000"/>
-                <w:sz w:val="24"/>
-              </w:rPr>
-              <w:t xml:space="preserve">1552,9</w:t>
+                <w:rFonts w:eastAsia="Times New Roman"/>
+                <w:color w:val="000000"/>
+                <w:sz w:val="24"/>
+              </w:rPr>
+              <w:t>1552,9</w:t>
             </w:r>
           </w:p>
         </w:tc>
@@ -3500,17 +5304,17 @@
           </w:tcPr>
           <w:p>
             <w:pPr>
+              <w:spacing w:line="240" w:lineRule="auto"/>
               <w:ind w:firstLine="0"/>
-              <w:spacing w:before="0" w:after="0" w:line="240" w:lineRule="auto"/>
               <w:jc w:val="center"/>
             </w:pPr>
             <w:r>
               <w:rPr>
-                <w:rFonts w:ascii="Times New Roman" w:hAnsi="Times New Roman" w:eastAsia="Times New Roman"/>
-                <w:color w:val="000000"/>
-                <w:sz w:val="24"/>
-              </w:rPr>
-              <w:t xml:space="preserve">1884,3</w:t>
+                <w:rFonts w:eastAsia="Times New Roman"/>
+                <w:color w:val="000000"/>
+                <w:sz w:val="24"/>
+              </w:rPr>
+              <w:t>1884,3</w:t>
             </w:r>
           </w:p>
         </w:tc>
@@ -3518,21 +5322,45 @@
     </w:tbl>
     <w:p>
       <w:pPr>
-        <w:jc w:val="left"/>
-        <w:rPr>
-          <w:lang w:val="ru-RU"/>
-        </w:rPr>
-        <w:spacing w:before="0" w:after="80" w:line="240" w:lineRule="auto"/>
+        <w:keepNext/>
+        <w:spacing w:after="80" w:line="240" w:lineRule="auto"/>
         <w:ind w:firstLine="0"/>
+        <w:rPr>
+          <w:rFonts w:eastAsia="Times New Roman"/>
+          <w:color w:val="000000"/>
+          <w:sz w:val="24"/>
+        </w:rPr>
+      </w:pPr>
+    </w:p>
+    <w:p>
+      <w:pPr>
         <w:keepNext/>
+        <w:spacing w:after="80" w:line="240" w:lineRule="auto"/>
+        <w:ind w:firstLine="0"/>
+        <w:rPr>
+          <w:rFonts w:eastAsia="Times New Roman"/>
+          <w:color w:val="000000"/>
+          <w:sz w:val="24"/>
+        </w:rPr>
       </w:pPr>
-      <w:r>
-        <w:rPr>
-          <w:rFonts w:ascii="Times New Roman" w:hAnsi="Times New Roman" w:eastAsia="Times New Roman"/>
+    </w:p>
+    <w:p>
+      <w:pPr>
+        <w:keepNext/>
+        <w:spacing w:after="80" w:line="240" w:lineRule="auto"/>
+        <w:ind w:firstLine="0"/>
+        <w:rPr>
+          <w:lang w:val="ru-RU"/>
+        </w:rPr>
+      </w:pPr>
+      <w:r>
+        <w:rPr>
+          <w:rFonts w:eastAsia="Times New Roman"/>
           <w:color w:val="000000"/>
           <w:sz w:val="24"/>
-        </w:rPr>
-        <w:t xml:space="preserve">Таблица 5 - Загрузка и пиковая память компонентов</w:t>
+          <w:lang w:val="ru-RU"/>
+        </w:rPr>
+        <w:t>Таблица 5 - Загрузка и пиковая память компонентов</w:t>
       </w:r>
     </w:p>
     <w:tbl>
@@ -3548,13 +5376,13 @@
           <w:insideV w:val="single" w:sz="8" w:space="0" w:color="000000"/>
         </w:tblBorders>
         <w:tblLayout w:type="fixed"/>
-        <w:tblLook w:val="04A0" w:firstRow="1" w:lastRow="0" w:firstColumn="1" w:lastColumn="0" w:noHBand="0" w:noVBand="1"/>
         <w:tblCellMar>
           <w:top w:w="60" w:type="dxa"/>
+          <w:left w:w="90" w:type="dxa"/>
           <w:bottom w:w="60" w:type="dxa"/>
-          <w:left w:w="90" w:type="dxa"/>
           <w:right w:w="90" w:type="dxa"/>
         </w:tblCellMar>
+        <w:tblLook w:val="04A0" w:firstRow="1" w:lastRow="0" w:firstColumn="1" w:lastColumn="0" w:noHBand="0" w:noVBand="1"/>
       </w:tblPr>
       <w:tblGrid>
         <w:gridCol w:w="3877"/>
@@ -3574,18 +5402,18 @@
           </w:tcPr>
           <w:p>
             <w:pPr>
+              <w:spacing w:line="240" w:lineRule="auto"/>
               <w:ind w:firstLine="0"/>
-              <w:spacing w:before="0" w:after="0" w:line="240" w:lineRule="auto"/>
               <w:jc w:val="center"/>
             </w:pPr>
             <w:r>
               <w:rPr>
-                <w:rFonts w:ascii="Times New Roman" w:hAnsi="Times New Roman" w:eastAsia="Times New Roman"/>
-                <w:color w:val="000000"/>
+                <w:rFonts w:eastAsia="Times New Roman"/>
                 <w:b/>
-                <w:sz w:val="24"/>
-              </w:rPr>
-              <w:t xml:space="preserve">Компонент</w:t>
+                <w:color w:val="000000"/>
+                <w:sz w:val="24"/>
+              </w:rPr>
+              <w:t>Компонент</w:t>
             </w:r>
           </w:p>
         </w:tc>
@@ -3596,18 +5424,18 @@
           </w:tcPr>
           <w:p>
             <w:pPr>
+              <w:spacing w:line="240" w:lineRule="auto"/>
               <w:ind w:firstLine="0"/>
-              <w:spacing w:before="0" w:after="0" w:line="240" w:lineRule="auto"/>
               <w:jc w:val="center"/>
             </w:pPr>
             <w:r>
               <w:rPr>
-                <w:rFonts w:ascii="Times New Roman" w:hAnsi="Times New Roman" w:eastAsia="Times New Roman"/>
-                <w:color w:val="000000"/>
+                <w:rFonts w:eastAsia="Times New Roman"/>
                 <w:b/>
-                <w:sz w:val="24"/>
-              </w:rPr>
-              <w:t xml:space="preserve">Загрузка, с</w:t>
+                <w:color w:val="000000"/>
+                <w:sz w:val="24"/>
+              </w:rPr>
+              <w:t>Загрузка, с</w:t>
             </w:r>
           </w:p>
         </w:tc>
@@ -3618,18 +5446,18 @@
           </w:tcPr>
           <w:p>
             <w:pPr>
+              <w:spacing w:line="240" w:lineRule="auto"/>
               <w:ind w:firstLine="0"/>
-              <w:spacing w:before="0" w:after="0" w:line="240" w:lineRule="auto"/>
               <w:jc w:val="center"/>
             </w:pPr>
             <w:r>
               <w:rPr>
-                <w:rFonts w:ascii="Times New Roman" w:hAnsi="Times New Roman" w:eastAsia="Times New Roman"/>
-                <w:color w:val="000000"/>
+                <w:rFonts w:eastAsia="Times New Roman"/>
                 <w:b/>
-                <w:sz w:val="24"/>
-              </w:rPr>
-              <w:t xml:space="preserve">GPU-память, ГиБ</w:t>
+                <w:color w:val="000000"/>
+                <w:sz w:val="24"/>
+              </w:rPr>
+              <w:t>GPU-память, ГиБ</w:t>
             </w:r>
           </w:p>
         </w:tc>
@@ -3646,17 +5474,16 @@
           </w:tcPr>
           <w:p>
             <w:pPr>
+              <w:spacing w:line="240" w:lineRule="auto"/>
               <w:ind w:firstLine="0"/>
-              <w:spacing w:before="0" w:after="0" w:line="240" w:lineRule="auto"/>
-              <w:jc w:val="left"/>
             </w:pPr>
             <w:r>
               <w:rPr>
-                <w:rFonts w:ascii="Times New Roman" w:hAnsi="Times New Roman" w:eastAsia="Times New Roman"/>
-                <w:color w:val="000000"/>
-                <w:sz w:val="24"/>
-              </w:rPr>
-              <w:t xml:space="preserve">FinBERT FP16</w:t>
+                <w:rFonts w:eastAsia="Times New Roman"/>
+                <w:color w:val="000000"/>
+                <w:sz w:val="24"/>
+              </w:rPr>
+              <w:t>FinBERT FP16</w:t>
             </w:r>
           </w:p>
         </w:tc>
@@ -3667,17 +5494,17 @@
           </w:tcPr>
           <w:p>
             <w:pPr>
+              <w:spacing w:line="240" w:lineRule="auto"/>
               <w:ind w:firstLine="0"/>
-              <w:spacing w:before="0" w:after="0" w:line="240" w:lineRule="auto"/>
               <w:jc w:val="center"/>
             </w:pPr>
             <w:r>
               <w:rPr>
-                <w:rFonts w:ascii="Times New Roman" w:hAnsi="Times New Roman" w:eastAsia="Times New Roman"/>
-                <w:color w:val="000000"/>
-                <w:sz w:val="24"/>
-              </w:rPr>
-              <w:t xml:space="preserve">7,4</w:t>
+                <w:rFonts w:eastAsia="Times New Roman"/>
+                <w:color w:val="000000"/>
+                <w:sz w:val="24"/>
+              </w:rPr>
+              <w:t>7,4</w:t>
             </w:r>
           </w:p>
         </w:tc>
@@ -3688,17 +5515,17 @@
           </w:tcPr>
           <w:p>
             <w:pPr>
+              <w:spacing w:line="240" w:lineRule="auto"/>
               <w:ind w:firstLine="0"/>
-              <w:spacing w:before="0" w:after="0" w:line="240" w:lineRule="auto"/>
               <w:jc w:val="center"/>
             </w:pPr>
             <w:r>
               <w:rPr>
-                <w:rFonts w:ascii="Times New Roman" w:hAnsi="Times New Roman" w:eastAsia="Times New Roman"/>
-                <w:color w:val="000000"/>
-                <w:sz w:val="24"/>
-              </w:rPr>
-              <w:t xml:space="preserve">0,28</w:t>
+                <w:rFonts w:eastAsia="Times New Roman"/>
+                <w:color w:val="000000"/>
+                <w:sz w:val="24"/>
+              </w:rPr>
+              <w:t>0,28</w:t>
             </w:r>
           </w:p>
         </w:tc>
@@ -3715,17 +5542,16 @@
           </w:tcPr>
           <w:p>
             <w:pPr>
+              <w:spacing w:line="240" w:lineRule="auto"/>
               <w:ind w:firstLine="0"/>
-              <w:spacing w:before="0" w:after="0" w:line="240" w:lineRule="auto"/>
-              <w:jc w:val="left"/>
             </w:pPr>
             <w:r>
               <w:rPr>
-                <w:rFonts w:ascii="Times New Roman" w:hAnsi="Times New Roman" w:eastAsia="Times New Roman"/>
-                <w:color w:val="000000"/>
-                <w:sz w:val="24"/>
-              </w:rPr>
-              <w:t xml:space="preserve">CLIP FP16</w:t>
+                <w:rFonts w:eastAsia="Times New Roman"/>
+                <w:color w:val="000000"/>
+                <w:sz w:val="24"/>
+              </w:rPr>
+              <w:t>CLIP FP16</w:t>
             </w:r>
           </w:p>
         </w:tc>
@@ -3736,17 +5562,17 @@
           </w:tcPr>
           <w:p>
             <w:pPr>
+              <w:spacing w:line="240" w:lineRule="auto"/>
               <w:ind w:firstLine="0"/>
-              <w:spacing w:before="0" w:after="0" w:line="240" w:lineRule="auto"/>
               <w:jc w:val="center"/>
             </w:pPr>
             <w:r>
               <w:rPr>
-                <w:rFonts w:ascii="Times New Roman" w:hAnsi="Times New Roman" w:eastAsia="Times New Roman"/>
-                <w:color w:val="000000"/>
-                <w:sz w:val="24"/>
-              </w:rPr>
-              <w:t xml:space="preserve">7,7</w:t>
+                <w:rFonts w:eastAsia="Times New Roman"/>
+                <w:color w:val="000000"/>
+                <w:sz w:val="24"/>
+              </w:rPr>
+              <w:t>7,7</w:t>
             </w:r>
           </w:p>
         </w:tc>
@@ -3757,17 +5583,17 @@
           </w:tcPr>
           <w:p>
             <w:pPr>
+              <w:spacing w:line="240" w:lineRule="auto"/>
               <w:ind w:firstLine="0"/>
-              <w:spacing w:before="0" w:after="0" w:line="240" w:lineRule="auto"/>
               <w:jc w:val="center"/>
             </w:pPr>
             <w:r>
               <w:rPr>
-                <w:rFonts w:ascii="Times New Roman" w:hAnsi="Times New Roman" w:eastAsia="Times New Roman"/>
-                <w:color w:val="000000"/>
-                <w:sz w:val="24"/>
-              </w:rPr>
-              <w:t xml:space="preserve">0,32</w:t>
+                <w:rFonts w:eastAsia="Times New Roman"/>
+                <w:color w:val="000000"/>
+                <w:sz w:val="24"/>
+              </w:rPr>
+              <w:t>0,32</w:t>
             </w:r>
           </w:p>
         </w:tc>
@@ -3784,17 +5610,16 @@
           </w:tcPr>
           <w:p>
             <w:pPr>
+              <w:spacing w:line="240" w:lineRule="auto"/>
               <w:ind w:firstLine="0"/>
-              <w:spacing w:before="0" w:after="0" w:line="240" w:lineRule="auto"/>
-              <w:jc w:val="left"/>
             </w:pPr>
             <w:r>
               <w:rPr>
-                <w:rFonts w:ascii="Times New Roman" w:hAnsi="Times New Roman" w:eastAsia="Times New Roman"/>
-                <w:color w:val="000000"/>
-                <w:sz w:val="24"/>
-              </w:rPr>
-              <w:t xml:space="preserve">BLIP-2 OPT-2.7B FP16</w:t>
+                <w:rFonts w:eastAsia="Times New Roman"/>
+                <w:color w:val="000000"/>
+                <w:sz w:val="24"/>
+              </w:rPr>
+              <w:t>BLIP-2 OPT-2.7B FP16</w:t>
             </w:r>
           </w:p>
         </w:tc>
@@ -3805,17 +5630,17 @@
           </w:tcPr>
           <w:p>
             <w:pPr>
+              <w:spacing w:line="240" w:lineRule="auto"/>
               <w:ind w:firstLine="0"/>
-              <w:spacing w:before="0" w:after="0" w:line="240" w:lineRule="auto"/>
               <w:jc w:val="center"/>
             </w:pPr>
             <w:r>
               <w:rPr>
-                <w:rFonts w:ascii="Times New Roman" w:hAnsi="Times New Roman" w:eastAsia="Times New Roman"/>
-                <w:color w:val="000000"/>
-                <w:sz w:val="24"/>
-              </w:rPr>
-              <w:t xml:space="preserve">109,3</w:t>
+                <w:rFonts w:eastAsia="Times New Roman"/>
+                <w:color w:val="000000"/>
+                <w:sz w:val="24"/>
+              </w:rPr>
+              <w:t>109,3</w:t>
             </w:r>
           </w:p>
         </w:tc>
@@ -3826,17 +5651,17 @@
           </w:tcPr>
           <w:p>
             <w:pPr>
+              <w:spacing w:line="240" w:lineRule="auto"/>
               <w:ind w:firstLine="0"/>
-              <w:spacing w:before="0" w:after="0" w:line="240" w:lineRule="auto"/>
               <w:jc w:val="center"/>
             </w:pPr>
             <w:r>
               <w:rPr>
-                <w:rFonts w:ascii="Times New Roman" w:hAnsi="Times New Roman" w:eastAsia="Times New Roman"/>
-                <w:color w:val="000000"/>
-                <w:sz w:val="24"/>
-              </w:rPr>
-              <w:t xml:space="preserve">7,57</w:t>
+                <w:rFonts w:eastAsia="Times New Roman"/>
+                <w:color w:val="000000"/>
+                <w:sz w:val="24"/>
+              </w:rPr>
+              <w:t>7,57</w:t>
             </w:r>
           </w:p>
         </w:tc>
@@ -3853,17 +5678,16 @@
           </w:tcPr>
           <w:p>
             <w:pPr>
+              <w:spacing w:line="240" w:lineRule="auto"/>
               <w:ind w:firstLine="0"/>
-              <w:spacing w:before="0" w:after="0" w:line="240" w:lineRule="auto"/>
-              <w:jc w:val="left"/>
             </w:pPr>
             <w:r>
               <w:rPr>
-                <w:rFonts w:ascii="Times New Roman" w:hAnsi="Times New Roman" w:eastAsia="Times New Roman"/>
-                <w:color w:val="000000"/>
-                <w:sz w:val="24"/>
-              </w:rPr>
-              <w:t xml:space="preserve">Qwen2.5-VL-7B NF4</w:t>
+                <w:rFonts w:eastAsia="Times New Roman"/>
+                <w:color w:val="000000"/>
+                <w:sz w:val="24"/>
+              </w:rPr>
+              <w:t>Qwen2.5-VL-7B NF4</w:t>
             </w:r>
           </w:p>
         </w:tc>
@@ -3874,17 +5698,17 @@
           </w:tcPr>
           <w:p>
             <w:pPr>
+              <w:spacing w:line="240" w:lineRule="auto"/>
               <w:ind w:firstLine="0"/>
-              <w:spacing w:before="0" w:after="0" w:line="240" w:lineRule="auto"/>
               <w:jc w:val="center"/>
             </w:pPr>
             <w:r>
               <w:rPr>
-                <w:rFonts w:ascii="Times New Roman" w:hAnsi="Times New Roman" w:eastAsia="Times New Roman"/>
-                <w:color w:val="000000"/>
-                <w:sz w:val="24"/>
-              </w:rPr>
-              <w:t xml:space="preserve">156,5</w:t>
+                <w:rFonts w:eastAsia="Times New Roman"/>
+                <w:color w:val="000000"/>
+                <w:sz w:val="24"/>
+              </w:rPr>
+              <w:t>156,5</w:t>
             </w:r>
           </w:p>
         </w:tc>
@@ -3895,17 +5719,17 @@
           </w:tcPr>
           <w:p>
             <w:pPr>
+              <w:spacing w:line="240" w:lineRule="auto"/>
               <w:ind w:firstLine="0"/>
-              <w:spacing w:before="0" w:after="0" w:line="240" w:lineRule="auto"/>
               <w:jc w:val="center"/>
             </w:pPr>
             <w:r>
               <w:rPr>
-                <w:rFonts w:ascii="Times New Roman" w:hAnsi="Times New Roman" w:eastAsia="Times New Roman"/>
-                <w:color w:val="000000"/>
-                <w:sz w:val="24"/>
-              </w:rPr>
-              <w:t xml:space="preserve">6,19</w:t>
+                <w:rFonts w:eastAsia="Times New Roman"/>
+                <w:color w:val="000000"/>
+                <w:sz w:val="24"/>
+              </w:rPr>
+              <w:t>6,19</w:t>
             </w:r>
           </w:p>
         </w:tc>
@@ -3913,18 +5737,111 @@
     </w:tbl>
     <w:p>
       <w:pPr>
+        <w:spacing w:before="120"/>
         <w:jc w:val="both"/>
         <w:rPr>
           <w:lang w:val="ru-RU"/>
         </w:rPr>
-        <w:spacing w:before="120"/>
       </w:pPr>
       <w:r>
         <w:rPr>
-          <w:rFonts w:ascii="Times New Roman" w:hAnsi="Times New Roman" w:eastAsia="Times New Roman"/>
-          <w:color w:val="000000"/>
-        </w:rPr>
-        <w:t xml:space="preserve">Для лёгких схем задержка оценена как сумма отдельно измеренных этапов на 20 объектах группы выбора. Для BLIP-2 и Qwen измерен полный запрос. В вариантах с изображением добавлено время построения графика. Поэтому 217,7 мс визуального baseline включает построение графика, а не только работу CLIP. Загрузка весов и разогрев учитываются отдельно; память отражает пик выделений PyTorch, а не весь занятый объём GPU.</w:t>
+          <w:rFonts w:eastAsia="Times New Roman"/>
+          <w:color w:val="000000"/>
+          <w:lang w:val="ru-RU"/>
+        </w:rPr>
+        <w:t xml:space="preserve">Для лёгких схем задержка оценена как сумма отдельно измеренных этапов на 20 объектах группы выбора. Для </w:t>
+      </w:r>
+      <w:r>
+        <w:rPr>
+          <w:rFonts w:eastAsia="Times New Roman"/>
+          <w:color w:val="000000"/>
+        </w:rPr>
+        <w:t>BLIP</w:t>
+      </w:r>
+      <w:r>
+        <w:rPr>
+          <w:rFonts w:eastAsia="Times New Roman"/>
+          <w:color w:val="000000"/>
+          <w:lang w:val="ru-RU"/>
+        </w:rPr>
+        <w:t xml:space="preserve">-2 и </w:t>
+      </w:r>
+      <w:r>
+        <w:rPr>
+          <w:rFonts w:eastAsia="Times New Roman"/>
+          <w:color w:val="000000"/>
+        </w:rPr>
+        <w:t>Qwen</w:t>
+      </w:r>
+      <w:r>
+        <w:rPr>
+          <w:rFonts w:eastAsia="Times New Roman"/>
+          <w:color w:val="000000"/>
+          <w:lang w:val="ru-RU"/>
+        </w:rPr>
+        <w:t xml:space="preserve"> измерен полный запрос. В вариантах с изображением добавлено время построения графика. Поэтому 217,7 мс визуального </w:t>
+      </w:r>
+      <w:r>
+        <w:rPr>
+          <w:rFonts w:eastAsia="Times New Roman"/>
+          <w:color w:val="000000"/>
+        </w:rPr>
+        <w:t>baseline</w:t>
+      </w:r>
+      <w:r>
+        <w:rPr>
+          <w:rFonts w:eastAsia="Times New Roman"/>
+          <w:color w:val="000000"/>
+          <w:lang w:val="ru-RU"/>
+        </w:rPr>
+        <w:t xml:space="preserve"> включает построение графика, а не только работу </w:t>
+      </w:r>
+      <w:r>
+        <w:rPr>
+          <w:rFonts w:eastAsia="Times New Roman"/>
+          <w:color w:val="000000"/>
+        </w:rPr>
+        <w:t>CLIP</w:t>
+      </w:r>
+      <w:r>
+        <w:rPr>
+          <w:rFonts w:eastAsia="Times New Roman"/>
+          <w:color w:val="000000"/>
+          <w:lang w:val="ru-RU"/>
+        </w:rPr>
+        <w:t xml:space="preserve">. Загрузка весов и разогрев учитываются отдельно; память отражает пик выделений </w:t>
+      </w:r>
+      <w:proofErr w:type="spellStart"/>
+      <w:r>
+        <w:rPr>
+          <w:rFonts w:eastAsia="Times New Roman"/>
+          <w:color w:val="000000"/>
+        </w:rPr>
+        <w:t>PyTorch</w:t>
+      </w:r>
+      <w:proofErr w:type="spellEnd"/>
+      <w:r>
+        <w:rPr>
+          <w:rFonts w:eastAsia="Times New Roman"/>
+          <w:color w:val="000000"/>
+          <w:lang w:val="ru-RU"/>
+        </w:rPr>
+        <w:t xml:space="preserve">, а не весь занятый объём </w:t>
+      </w:r>
+      <w:r>
+        <w:rPr>
+          <w:rFonts w:eastAsia="Times New Roman"/>
+          <w:color w:val="000000"/>
+        </w:rPr>
+        <w:t>GPU</w:t>
+      </w:r>
+      <w:r>
+        <w:rPr>
+          <w:rFonts w:eastAsia="Times New Roman"/>
+          <w:color w:val="000000"/>
+          <w:lang w:val="ru-RU"/>
+        </w:rPr>
+        <w:t>.</w:t>
       </w:r>
     </w:p>
     <w:p>
@@ -3936,24 +5853,118 @@
       </w:pPr>
       <w:r>
         <w:rPr>
-          <w:rFonts w:ascii="Times New Roman" w:hAnsi="Times New Roman" w:eastAsia="Times New Roman"/>
-          <w:color w:val="000000"/>
-        </w:rPr>
-        <w:t xml:space="preserve">Числовой baseline обрабатывает объект примерно за 0,95 мс на CPU. BLIP-2 требует около 494 мс, Qwen - 1 553 мс. Полный расчёт после установки библиотек занял 16,9 мин, включая подготовку данных, загрузки и итоговые проверки. BLIP-2 и Qwen оценили по 232 объекта. Измерения относятся к этому запуску и зависят от среды и сети.</w:t>
+          <w:rFonts w:eastAsia="Times New Roman"/>
+          <w:color w:val="000000"/>
+          <w:lang w:val="ru-RU"/>
+        </w:rPr>
+        <w:t xml:space="preserve">Числовой </w:t>
+      </w:r>
+      <w:r>
+        <w:rPr>
+          <w:rFonts w:eastAsia="Times New Roman"/>
+          <w:color w:val="000000"/>
+        </w:rPr>
+        <w:t>baseline</w:t>
+      </w:r>
+      <w:r>
+        <w:rPr>
+          <w:rFonts w:eastAsia="Times New Roman"/>
+          <w:color w:val="000000"/>
+          <w:lang w:val="ru-RU"/>
+        </w:rPr>
+        <w:t xml:space="preserve"> обрабатывает объект примерно за 0,95 мс на </w:t>
+      </w:r>
+      <w:r>
+        <w:rPr>
+          <w:rFonts w:eastAsia="Times New Roman"/>
+          <w:color w:val="000000"/>
+        </w:rPr>
+        <w:t>CPU</w:t>
+      </w:r>
+      <w:r>
+        <w:rPr>
+          <w:rFonts w:eastAsia="Times New Roman"/>
+          <w:color w:val="000000"/>
+          <w:lang w:val="ru-RU"/>
+        </w:rPr>
+        <w:t xml:space="preserve">. </w:t>
+      </w:r>
+      <w:r>
+        <w:rPr>
+          <w:rFonts w:eastAsia="Times New Roman"/>
+          <w:color w:val="000000"/>
+        </w:rPr>
+        <w:t>BLIP</w:t>
+      </w:r>
+      <w:r>
+        <w:rPr>
+          <w:rFonts w:eastAsia="Times New Roman"/>
+          <w:color w:val="000000"/>
+          <w:lang w:val="ru-RU"/>
+        </w:rPr>
+        <w:t xml:space="preserve">-2 требует около 494 мс, </w:t>
+      </w:r>
+      <w:r>
+        <w:rPr>
+          <w:rFonts w:eastAsia="Times New Roman"/>
+          <w:color w:val="000000"/>
+        </w:rPr>
+        <w:t>Qwen</w:t>
+      </w:r>
+      <w:r>
+        <w:rPr>
+          <w:rFonts w:eastAsia="Times New Roman"/>
+          <w:color w:val="000000"/>
+          <w:lang w:val="ru-RU"/>
+        </w:rPr>
+        <w:t xml:space="preserve"> - 1 553 мс. Полный расчёт после установки библиотек занял 16,9 мин, включая подготовку данных, загрузки и итоговые проверки. </w:t>
+      </w:r>
+      <w:r>
+        <w:rPr>
+          <w:rFonts w:eastAsia="Times New Roman"/>
+          <w:color w:val="000000"/>
+        </w:rPr>
+        <w:t>BLIP</w:t>
+      </w:r>
+      <w:r>
+        <w:rPr>
+          <w:rFonts w:eastAsia="Times New Roman"/>
+          <w:color w:val="000000"/>
+          <w:lang w:val="ru-RU"/>
+        </w:rPr>
+        <w:t xml:space="preserve">-2 и </w:t>
+      </w:r>
+      <w:r>
+        <w:rPr>
+          <w:rFonts w:eastAsia="Times New Roman"/>
+          <w:color w:val="000000"/>
+        </w:rPr>
+        <w:t>Qwen</w:t>
+      </w:r>
+      <w:r>
+        <w:rPr>
+          <w:rFonts w:eastAsia="Times New Roman"/>
+          <w:color w:val="000000"/>
+          <w:lang w:val="ru-RU"/>
+        </w:rPr>
+        <w:t xml:space="preserve"> оценили по 232 объекта. Измерения относятся к этому запуску и зависят от среды и сети.</w:t>
       </w:r>
     </w:p>
     <w:p>
       <w:pPr>
         <w:pStyle w:val="21"/>
         <w:spacing w:before="80"/>
+        <w:rPr>
+          <w:lang w:val="ru-RU"/>
+        </w:rPr>
       </w:pPr>
       <w:r>
         <w:rPr>
-          <w:rFonts w:ascii="Times New Roman" w:hAnsi="Times New Roman" w:eastAsia="Times New Roman"/>
-          <w:color w:val="000000"/>
-          <w:b/>
-        </w:rPr>
-        <w:t xml:space="preserve">Выбор модели</w:t>
+          <w:rFonts w:ascii="Times New Roman" w:eastAsia="Times New Roman" w:hAnsi="Times New Roman"/>
+          <w:color w:val="000000"/>
+          <w:lang w:val="ru-RU"/>
+        </w:rPr>
+        <w:t>Выбор модели</w:t>
       </w:r>
     </w:p>
     <w:p>
@@ -3965,29 +5976,154 @@
       </w:pPr>
       <w:r>
         <w:rPr>
-          <w:rFonts w:ascii="Times New Roman" w:hAnsi="Times New Roman" w:eastAsia="Times New Roman"/>
-          <w:color w:val="000000"/>
-        </w:rPr>
-        <w:t xml:space="preserve">Выбор выполняется только на группе из 64 объектов. Сначала определяется лучший unimodal baseline по Macro-F1, затем сравнивается с мультимодальными вариантами. Прирост допускается к выбору при положительной нижней границе 95-процентного интервала и p-value не выше 0,05 после поправки Холма на пять сравнений.</w:t>
+          <w:rFonts w:eastAsia="Times New Roman"/>
+          <w:color w:val="000000"/>
+          <w:lang w:val="ru-RU"/>
+        </w:rPr>
+        <w:t xml:space="preserve">Выбор выполняется только на группе из 64 объектов. Сначала определяется лучший </w:t>
+      </w:r>
+      <w:r>
+        <w:rPr>
+          <w:rFonts w:eastAsia="Times New Roman"/>
+          <w:color w:val="000000"/>
+        </w:rPr>
+        <w:t>unimodal</w:t>
+      </w:r>
+      <w:r>
+        <w:rPr>
+          <w:rFonts w:eastAsia="Times New Roman"/>
+          <w:color w:val="000000"/>
+          <w:lang w:val="ru-RU"/>
+        </w:rPr>
+        <w:t xml:space="preserve"> </w:t>
+      </w:r>
+      <w:r>
+        <w:rPr>
+          <w:rFonts w:eastAsia="Times New Roman"/>
+          <w:color w:val="000000"/>
+        </w:rPr>
+        <w:t>baseline</w:t>
+      </w:r>
+      <w:r>
+        <w:rPr>
+          <w:rFonts w:eastAsia="Times New Roman"/>
+          <w:color w:val="000000"/>
+          <w:lang w:val="ru-RU"/>
+        </w:rPr>
+        <w:t xml:space="preserve"> по </w:t>
+      </w:r>
+      <w:r>
+        <w:rPr>
+          <w:rFonts w:eastAsia="Times New Roman"/>
+          <w:color w:val="000000"/>
+        </w:rPr>
+        <w:t>Macro</w:t>
+      </w:r>
+      <w:r>
+        <w:rPr>
+          <w:rFonts w:eastAsia="Times New Roman"/>
+          <w:color w:val="000000"/>
+          <w:lang w:val="ru-RU"/>
+        </w:rPr>
+        <w:t>-</w:t>
+      </w:r>
+      <w:r>
+        <w:rPr>
+          <w:rFonts w:eastAsia="Times New Roman"/>
+          <w:color w:val="000000"/>
+        </w:rPr>
+        <w:t>F</w:t>
+      </w:r>
+      <w:r>
+        <w:rPr>
+          <w:rFonts w:eastAsia="Times New Roman"/>
+          <w:color w:val="000000"/>
+          <w:lang w:val="ru-RU"/>
+        </w:rPr>
+        <w:t xml:space="preserve">1, затем сравнивается с мультимодальными вариантами. Прирост допускается к выбору при положительной нижней границе 95-процентного интервала и </w:t>
+      </w:r>
+      <w:r>
+        <w:rPr>
+          <w:rFonts w:eastAsia="Times New Roman"/>
+          <w:color w:val="000000"/>
+        </w:rPr>
+        <w:t>p</w:t>
+      </w:r>
+      <w:r>
+        <w:rPr>
+          <w:rFonts w:eastAsia="Times New Roman"/>
+          <w:color w:val="000000"/>
+          <w:lang w:val="ru-RU"/>
+        </w:rPr>
+        <w:t>-</w:t>
+      </w:r>
+      <w:r>
+        <w:rPr>
+          <w:rFonts w:eastAsia="Times New Roman"/>
+          <w:color w:val="000000"/>
+        </w:rPr>
+        <w:t>value</w:t>
+      </w:r>
+      <w:r>
+        <w:rPr>
+          <w:rFonts w:eastAsia="Times New Roman"/>
+          <w:color w:val="000000"/>
+          <w:lang w:val="ru-RU"/>
+        </w:rPr>
+        <w:t xml:space="preserve"> не выше 0,05 после поправки Холма на пять сравнений.</w:t>
       </w:r>
     </w:p>
     <w:p>
       <w:pPr>
-        <w:jc w:val="left"/>
-        <w:rPr>
-          <w:lang w:val="ru-RU"/>
-        </w:rPr>
-        <w:spacing w:before="0" w:after="80" w:line="240" w:lineRule="auto"/>
+        <w:keepNext/>
+        <w:spacing w:after="80" w:line="240" w:lineRule="auto"/>
         <w:ind w:firstLine="0"/>
-        <w:keepNext/>
+        <w:rPr>
+          <w:lang w:val="ru-RU"/>
+        </w:rPr>
       </w:pPr>
       <w:r>
         <w:rPr>
-          <w:rFonts w:ascii="Times New Roman" w:hAnsi="Times New Roman" w:eastAsia="Times New Roman"/>
+          <w:rFonts w:eastAsia="Times New Roman"/>
           <w:color w:val="000000"/>
           <w:sz w:val="24"/>
-        </w:rPr>
-        <w:t xml:space="preserve">Таблица 6 - Прирост Macro-F1 на группе выбора</w:t>
+          <w:lang w:val="ru-RU"/>
+        </w:rPr>
+        <w:t xml:space="preserve">Таблица 6 - Прирост </w:t>
+      </w:r>
+      <w:r>
+        <w:rPr>
+          <w:rFonts w:eastAsia="Times New Roman"/>
+          <w:color w:val="000000"/>
+          <w:sz w:val="24"/>
+        </w:rPr>
+        <w:t>Macro</w:t>
+      </w:r>
+      <w:r>
+        <w:rPr>
+          <w:rFonts w:eastAsia="Times New Roman"/>
+          <w:color w:val="000000"/>
+          <w:sz w:val="24"/>
+          <w:lang w:val="ru-RU"/>
+        </w:rPr>
+        <w:t>-</w:t>
+      </w:r>
+      <w:r>
+        <w:rPr>
+          <w:rFonts w:eastAsia="Times New Roman"/>
+          <w:color w:val="000000"/>
+          <w:sz w:val="24"/>
+        </w:rPr>
+        <w:t>F</w:t>
+      </w:r>
+      <w:r>
+        <w:rPr>
+          <w:rFonts w:eastAsia="Times New Roman"/>
+          <w:color w:val="000000"/>
+          <w:sz w:val="24"/>
+          <w:lang w:val="ru-RU"/>
+        </w:rPr>
+        <w:t>1 на группе выбора</w:t>
       </w:r>
     </w:p>
     <w:tbl>
@@ -4003,13 +6139,13 @@
           <w:insideV w:val="single" w:sz="8" w:space="0" w:color="000000"/>
         </w:tblBorders>
         <w:tblLayout w:type="fixed"/>
-        <w:tblLook w:val="04A0" w:firstRow="1" w:lastRow="0" w:firstColumn="1" w:lastColumn="0" w:noHBand="0" w:noVBand="1"/>
         <w:tblCellMar>
           <w:top w:w="60" w:type="dxa"/>
+          <w:left w:w="90" w:type="dxa"/>
           <w:bottom w:w="60" w:type="dxa"/>
-          <w:left w:w="90" w:type="dxa"/>
           <w:right w:w="90" w:type="dxa"/>
         </w:tblCellMar>
+        <w:tblLook w:val="04A0" w:firstRow="1" w:lastRow="0" w:firstColumn="1" w:lastColumn="0" w:noHBand="0" w:noVBand="1"/>
       </w:tblPr>
       <w:tblGrid>
         <w:gridCol w:w="3000"/>
@@ -4030,19 +6166,19 @@
           </w:tcPr>
           <w:p>
             <w:pPr>
+              <w:keepNext/>
+              <w:spacing w:line="240" w:lineRule="auto"/>
               <w:ind w:firstLine="0"/>
-              <w:spacing w:before="0" w:after="0" w:line="240" w:lineRule="auto"/>
               <w:jc w:val="center"/>
-              <w:keepNext/>
             </w:pPr>
             <w:r>
               <w:rPr>
-                <w:rFonts w:ascii="Times New Roman" w:hAnsi="Times New Roman" w:eastAsia="Times New Roman"/>
-                <w:color w:val="000000"/>
+                <w:rFonts w:eastAsia="Times New Roman"/>
                 <w:b/>
-                <w:sz w:val="24"/>
-              </w:rPr>
-              <w:t xml:space="preserve">Вариант</w:t>
+                <w:color w:val="000000"/>
+                <w:sz w:val="24"/>
+              </w:rPr>
+              <w:t>Вариант</w:t>
             </w:r>
           </w:p>
         </w:tc>
@@ -4053,19 +6189,19 @@
           </w:tcPr>
           <w:p>
             <w:pPr>
+              <w:keepNext/>
+              <w:spacing w:line="240" w:lineRule="auto"/>
               <w:ind w:firstLine="0"/>
-              <w:spacing w:before="0" w:after="0" w:line="240" w:lineRule="auto"/>
               <w:jc w:val="center"/>
-              <w:keepNext/>
             </w:pPr>
             <w:r>
               <w:rPr>
-                <w:rFonts w:ascii="Times New Roman" w:hAnsi="Times New Roman" w:eastAsia="Times New Roman"/>
-                <w:color w:val="000000"/>
+                <w:rFonts w:eastAsia="Times New Roman"/>
                 <w:b/>
-                <w:sz w:val="24"/>
-              </w:rPr>
-              <w:t xml:space="preserve">Прирост</w:t>
+                <w:color w:val="000000"/>
+                <w:sz w:val="24"/>
+              </w:rPr>
+              <w:t>Прирост</w:t>
             </w:r>
           </w:p>
         </w:tc>
@@ -4076,19 +6212,19 @@
           </w:tcPr>
           <w:p>
             <w:pPr>
+              <w:keepNext/>
+              <w:spacing w:line="240" w:lineRule="auto"/>
               <w:ind w:firstLine="0"/>
-              <w:spacing w:before="0" w:after="0" w:line="240" w:lineRule="auto"/>
               <w:jc w:val="center"/>
-              <w:keepNext/>
             </w:pPr>
             <w:r>
               <w:rPr>
-                <w:rFonts w:ascii="Times New Roman" w:hAnsi="Times New Roman" w:eastAsia="Times New Roman"/>
-                <w:color w:val="000000"/>
+                <w:rFonts w:eastAsia="Times New Roman"/>
                 <w:b/>
-                <w:sz w:val="24"/>
-              </w:rPr>
-              <w:t xml:space="preserve">95 % интервал</w:t>
+                <w:color w:val="000000"/>
+                <w:sz w:val="24"/>
+              </w:rPr>
+              <w:t>95 % интервал</w:t>
             </w:r>
           </w:p>
         </w:tc>
@@ -4099,19 +6235,19 @@
           </w:tcPr>
           <w:p>
             <w:pPr>
+              <w:keepNext/>
+              <w:spacing w:line="240" w:lineRule="auto"/>
               <w:ind w:firstLine="0"/>
-              <w:spacing w:before="0" w:after="0" w:line="240" w:lineRule="auto"/>
               <w:jc w:val="center"/>
-              <w:keepNext/>
             </w:pPr>
             <w:r>
               <w:rPr>
-                <w:rFonts w:ascii="Times New Roman" w:hAnsi="Times New Roman" w:eastAsia="Times New Roman"/>
-                <w:color w:val="000000"/>
+                <w:rFonts w:eastAsia="Times New Roman"/>
                 <w:b/>
-                <w:sz w:val="24"/>
-              </w:rPr>
-              <w:t xml:space="preserve">p-value Холма</w:t>
+                <w:color w:val="000000"/>
+                <w:sz w:val="24"/>
+              </w:rPr>
+              <w:t>p-value Холма</w:t>
             </w:r>
           </w:p>
         </w:tc>
@@ -4128,18 +6264,46 @@
           </w:tcPr>
           <w:p>
             <w:pPr>
+              <w:keepNext/>
+              <w:spacing w:line="240" w:lineRule="auto"/>
               <w:ind w:firstLine="0"/>
-              <w:spacing w:before="0" w:after="0" w:line="240" w:lineRule="auto"/>
-              <w:jc w:val="left"/>
-              <w:keepNext/>
+              <w:rPr>
+                <w:lang w:val="ru-RU"/>
+              </w:rPr>
             </w:pPr>
             <w:r>
               <w:rPr>
-                <w:rFonts w:ascii="Times New Roman" w:hAnsi="Times New Roman" w:eastAsia="Times New Roman"/>
-                <w:color w:val="000000"/>
-                <w:sz w:val="24"/>
-              </w:rPr>
-              <w:t xml:space="preserve">Early fusion текста и чисел</w:t>
+                <w:rFonts w:eastAsia="Times New Roman"/>
+                <w:color w:val="000000"/>
+                <w:sz w:val="24"/>
+              </w:rPr>
+              <w:t>Early</w:t>
+            </w:r>
+            <w:r>
+              <w:rPr>
+                <w:rFonts w:eastAsia="Times New Roman"/>
+                <w:color w:val="000000"/>
+                <w:sz w:val="24"/>
+                <w:lang w:val="ru-RU"/>
+              </w:rPr>
+              <w:t xml:space="preserve"> </w:t>
+            </w:r>
+            <w:r>
+              <w:rPr>
+                <w:rFonts w:eastAsia="Times New Roman"/>
+                <w:color w:val="000000"/>
+                <w:sz w:val="24"/>
+              </w:rPr>
+              <w:t>fusion</w:t>
+            </w:r>
+            <w:r>
+              <w:rPr>
+                <w:rFonts w:eastAsia="Times New Roman"/>
+                <w:color w:val="000000"/>
+                <w:sz w:val="24"/>
+                <w:lang w:val="ru-RU"/>
+              </w:rPr>
+              <w:t xml:space="preserve"> текста и чисел</w:t>
             </w:r>
           </w:p>
         </w:tc>
@@ -4150,18 +6314,18 @@
           </w:tcPr>
           <w:p>
             <w:pPr>
+              <w:keepNext/>
+              <w:spacing w:line="240" w:lineRule="auto"/>
               <w:ind w:firstLine="0"/>
-              <w:spacing w:before="0" w:after="0" w:line="240" w:lineRule="auto"/>
               <w:jc w:val="center"/>
-              <w:keepNext/>
             </w:pPr>
             <w:r>
               <w:rPr>
-                <w:rFonts w:ascii="Times New Roman" w:hAnsi="Times New Roman" w:eastAsia="Times New Roman"/>
-                <w:color w:val="000000"/>
-                <w:sz w:val="24"/>
-              </w:rPr>
-              <w:t xml:space="preserve">0,065</w:t>
+                <w:rFonts w:eastAsia="Times New Roman"/>
+                <w:color w:val="000000"/>
+                <w:sz w:val="24"/>
+              </w:rPr>
+              <w:t>0,065</w:t>
             </w:r>
           </w:p>
         </w:tc>
@@ -4172,18 +6336,18 @@
           </w:tcPr>
           <w:p>
             <w:pPr>
+              <w:keepNext/>
+              <w:spacing w:line="240" w:lineRule="auto"/>
               <w:ind w:firstLine="0"/>
-              <w:spacing w:before="0" w:after="0" w:line="240" w:lineRule="auto"/>
               <w:jc w:val="center"/>
-              <w:keepNext/>
             </w:pPr>
             <w:r>
               <w:rPr>
-                <w:rFonts w:ascii="Times New Roman" w:hAnsi="Times New Roman" w:eastAsia="Times New Roman"/>
-                <w:color w:val="000000"/>
-                <w:sz w:val="24"/>
-              </w:rPr>
-              <w:t xml:space="preserve">[-0,071; 0,192]</w:t>
+                <w:rFonts w:eastAsia="Times New Roman"/>
+                <w:color w:val="000000"/>
+                <w:sz w:val="24"/>
+              </w:rPr>
+              <w:t>[-0,071; 0,192]</w:t>
             </w:r>
           </w:p>
         </w:tc>
@@ -4194,18 +6358,18 @@
           </w:tcPr>
           <w:p>
             <w:pPr>
+              <w:keepNext/>
+              <w:spacing w:line="240" w:lineRule="auto"/>
               <w:ind w:firstLine="0"/>
-              <w:spacing w:before="0" w:after="0" w:line="240" w:lineRule="auto"/>
               <w:jc w:val="center"/>
-              <w:keepNext/>
             </w:pPr>
             <w:r>
               <w:rPr>
-                <w:rFonts w:ascii="Times New Roman" w:hAnsi="Times New Roman" w:eastAsia="Times New Roman"/>
-                <w:color w:val="000000"/>
-                <w:sz w:val="24"/>
-              </w:rPr>
-              <w:t xml:space="preserve">1,000</w:t>
+                <w:rFonts w:eastAsia="Times New Roman"/>
+                <w:color w:val="000000"/>
+                <w:sz w:val="24"/>
+              </w:rPr>
+              <w:t>1,000</w:t>
             </w:r>
           </w:p>
         </w:tc>
@@ -4222,18 +6386,17 @@
           </w:tcPr>
           <w:p>
             <w:pPr>
+              <w:keepNext/>
+              <w:spacing w:line="240" w:lineRule="auto"/>
               <w:ind w:firstLine="0"/>
-              <w:spacing w:before="0" w:after="0" w:line="240" w:lineRule="auto"/>
-              <w:jc w:val="left"/>
-              <w:keepNext/>
             </w:pPr>
             <w:r>
               <w:rPr>
-                <w:rFonts w:ascii="Times New Roman" w:hAnsi="Times New Roman" w:eastAsia="Times New Roman"/>
-                <w:color w:val="000000"/>
-                <w:sz w:val="24"/>
-              </w:rPr>
-              <w:t xml:space="preserve">Early fusion трёх входов</w:t>
+                <w:rFonts w:eastAsia="Times New Roman"/>
+                <w:color w:val="000000"/>
+                <w:sz w:val="24"/>
+              </w:rPr>
+              <w:t>Early fusion трёх входов</w:t>
             </w:r>
           </w:p>
         </w:tc>
@@ -4244,18 +6407,18 @@
           </w:tcPr>
           <w:p>
             <w:pPr>
+              <w:keepNext/>
+              <w:spacing w:line="240" w:lineRule="auto"/>
               <w:ind w:firstLine="0"/>
-              <w:spacing w:before="0" w:after="0" w:line="240" w:lineRule="auto"/>
               <w:jc w:val="center"/>
-              <w:keepNext/>
             </w:pPr>
             <w:r>
               <w:rPr>
-                <w:rFonts w:ascii="Times New Roman" w:hAnsi="Times New Roman" w:eastAsia="Times New Roman"/>
-                <w:color w:val="000000"/>
-                <w:sz w:val="24"/>
-              </w:rPr>
-              <w:t xml:space="preserve">-0,082</w:t>
+                <w:rFonts w:eastAsia="Times New Roman"/>
+                <w:color w:val="000000"/>
+                <w:sz w:val="24"/>
+              </w:rPr>
+              <w:t>-0,082</w:t>
             </w:r>
           </w:p>
         </w:tc>
@@ -4266,18 +6429,18 @@
           </w:tcPr>
           <w:p>
             <w:pPr>
+              <w:keepNext/>
+              <w:spacing w:line="240" w:lineRule="auto"/>
               <w:ind w:firstLine="0"/>
-              <w:spacing w:before="0" w:after="0" w:line="240" w:lineRule="auto"/>
               <w:jc w:val="center"/>
-              <w:keepNext/>
             </w:pPr>
             <w:r>
               <w:rPr>
-                <w:rFonts w:ascii="Times New Roman" w:hAnsi="Times New Roman" w:eastAsia="Times New Roman"/>
-                <w:color w:val="000000"/>
-                <w:sz w:val="24"/>
-              </w:rPr>
-              <w:t xml:space="preserve">[-0,161; 0,004]</w:t>
+                <w:rFonts w:eastAsia="Times New Roman"/>
+                <w:color w:val="000000"/>
+                <w:sz w:val="24"/>
+              </w:rPr>
+              <w:t>[-0,161; 0,004]</w:t>
             </w:r>
           </w:p>
         </w:tc>
@@ -4288,18 +6451,18 @@
           </w:tcPr>
           <w:p>
             <w:pPr>
+              <w:keepNext/>
+              <w:spacing w:line="240" w:lineRule="auto"/>
               <w:ind w:firstLine="0"/>
-              <w:spacing w:before="0" w:after="0" w:line="240" w:lineRule="auto"/>
               <w:jc w:val="center"/>
-              <w:keepNext/>
             </w:pPr>
             <w:r>
               <w:rPr>
-                <w:rFonts w:ascii="Times New Roman" w:hAnsi="Times New Roman" w:eastAsia="Times New Roman"/>
-                <w:color w:val="000000"/>
-                <w:sz w:val="24"/>
-              </w:rPr>
-              <w:t xml:space="preserve">1,000</w:t>
+                <w:rFonts w:eastAsia="Times New Roman"/>
+                <w:color w:val="000000"/>
+                <w:sz w:val="24"/>
+              </w:rPr>
+              <w:t>1,000</w:t>
             </w:r>
           </w:p>
         </w:tc>
@@ -4316,18 +6479,17 @@
           </w:tcPr>
           <w:p>
             <w:pPr>
+              <w:keepNext/>
+              <w:spacing w:line="240" w:lineRule="auto"/>
               <w:ind w:firstLine="0"/>
-              <w:spacing w:before="0" w:after="0" w:line="240" w:lineRule="auto"/>
-              <w:jc w:val="left"/>
-              <w:keepNext/>
             </w:pPr>
             <w:r>
               <w:rPr>
-                <w:rFonts w:ascii="Times New Roman" w:hAnsi="Times New Roman" w:eastAsia="Times New Roman"/>
-                <w:color w:val="000000"/>
-                <w:sz w:val="24"/>
-              </w:rPr>
-              <w:t xml:space="preserve">Late fusion трёх входов</w:t>
+                <w:rFonts w:eastAsia="Times New Roman"/>
+                <w:color w:val="000000"/>
+                <w:sz w:val="24"/>
+              </w:rPr>
+              <w:t>Late fusion трёх входов</w:t>
             </w:r>
           </w:p>
         </w:tc>
@@ -4338,18 +6500,18 @@
           </w:tcPr>
           <w:p>
             <w:pPr>
+              <w:keepNext/>
+              <w:spacing w:line="240" w:lineRule="auto"/>
               <w:ind w:firstLine="0"/>
-              <w:spacing w:before="0" w:after="0" w:line="240" w:lineRule="auto"/>
               <w:jc w:val="center"/>
-              <w:keepNext/>
             </w:pPr>
             <w:r>
               <w:rPr>
-                <w:rFonts w:ascii="Times New Roman" w:hAnsi="Times New Roman" w:eastAsia="Times New Roman"/>
-                <w:color w:val="000000"/>
-                <w:sz w:val="24"/>
-              </w:rPr>
-              <w:t xml:space="preserve">-0,047</w:t>
+                <w:rFonts w:eastAsia="Times New Roman"/>
+                <w:color w:val="000000"/>
+                <w:sz w:val="24"/>
+              </w:rPr>
+              <w:t>-0,047</w:t>
             </w:r>
           </w:p>
         </w:tc>
@@ -4360,18 +6522,18 @@
           </w:tcPr>
           <w:p>
             <w:pPr>
+              <w:keepNext/>
+              <w:spacing w:line="240" w:lineRule="auto"/>
               <w:ind w:firstLine="0"/>
-              <w:spacing w:before="0" w:after="0" w:line="240" w:lineRule="auto"/>
               <w:jc w:val="center"/>
-              <w:keepNext/>
             </w:pPr>
             <w:r>
               <w:rPr>
-                <w:rFonts w:ascii="Times New Roman" w:hAnsi="Times New Roman" w:eastAsia="Times New Roman"/>
-                <w:color w:val="000000"/>
-                <w:sz w:val="24"/>
-              </w:rPr>
-              <w:t xml:space="preserve">[-0,119; 0,038]</w:t>
+                <w:rFonts w:eastAsia="Times New Roman"/>
+                <w:color w:val="000000"/>
+                <w:sz w:val="24"/>
+              </w:rPr>
+              <w:t>[-0,119; 0,038]</w:t>
             </w:r>
           </w:p>
         </w:tc>
@@ -4382,18 +6544,18 @@
           </w:tcPr>
           <w:p>
             <w:pPr>
+              <w:keepNext/>
+              <w:spacing w:line="240" w:lineRule="auto"/>
               <w:ind w:firstLine="0"/>
-              <w:spacing w:before="0" w:after="0" w:line="240" w:lineRule="auto"/>
               <w:jc w:val="center"/>
-              <w:keepNext/>
             </w:pPr>
             <w:r>
               <w:rPr>
-                <w:rFonts w:ascii="Times New Roman" w:hAnsi="Times New Roman" w:eastAsia="Times New Roman"/>
-                <w:color w:val="000000"/>
-                <w:sz w:val="24"/>
-              </w:rPr>
-              <w:t xml:space="preserve">1,000</w:t>
+                <w:rFonts w:eastAsia="Times New Roman"/>
+                <w:color w:val="000000"/>
+                <w:sz w:val="24"/>
+              </w:rPr>
+              <w:t>1,000</w:t>
             </w:r>
           </w:p>
         </w:tc>
@@ -4410,18 +6572,17 @@
           </w:tcPr>
           <w:p>
             <w:pPr>
+              <w:keepNext/>
+              <w:spacing w:line="240" w:lineRule="auto"/>
               <w:ind w:firstLine="0"/>
-              <w:spacing w:before="0" w:after="0" w:line="240" w:lineRule="auto"/>
-              <w:jc w:val="left"/>
-              <w:keepNext/>
             </w:pPr>
             <w:r>
               <w:rPr>
-                <w:rFonts w:ascii="Times New Roman" w:hAnsi="Times New Roman" w:eastAsia="Times New Roman"/>
-                <w:color w:val="000000"/>
-                <w:sz w:val="24"/>
-              </w:rPr>
-              <w:t xml:space="preserve">BLIP-2 OPT-2.7B</w:t>
+                <w:rFonts w:eastAsia="Times New Roman"/>
+                <w:color w:val="000000"/>
+                <w:sz w:val="24"/>
+              </w:rPr>
+              <w:t>BLIP-2 OPT-2.7B</w:t>
             </w:r>
           </w:p>
         </w:tc>
@@ -4432,18 +6593,18 @@
           </w:tcPr>
           <w:p>
             <w:pPr>
+              <w:keepNext/>
+              <w:spacing w:line="240" w:lineRule="auto"/>
               <w:ind w:firstLine="0"/>
-              <w:spacing w:before="0" w:after="0" w:line="240" w:lineRule="auto"/>
               <w:jc w:val="center"/>
-              <w:keepNext/>
             </w:pPr>
             <w:r>
               <w:rPr>
-                <w:rFonts w:ascii="Times New Roman" w:hAnsi="Times New Roman" w:eastAsia="Times New Roman"/>
-                <w:color w:val="000000"/>
-                <w:sz w:val="24"/>
-              </w:rPr>
-              <w:t xml:space="preserve">-0,079</w:t>
+                <w:rFonts w:eastAsia="Times New Roman"/>
+                <w:color w:val="000000"/>
+                <w:sz w:val="24"/>
+              </w:rPr>
+              <w:t>-0,079</w:t>
             </w:r>
           </w:p>
         </w:tc>
@@ -4454,18 +6615,18 @@
           </w:tcPr>
           <w:p>
             <w:pPr>
+              <w:keepNext/>
+              <w:spacing w:line="240" w:lineRule="auto"/>
               <w:ind w:firstLine="0"/>
-              <w:spacing w:before="0" w:after="0" w:line="240" w:lineRule="auto"/>
               <w:jc w:val="center"/>
-              <w:keepNext/>
             </w:pPr>
             <w:r>
               <w:rPr>
-                <w:rFonts w:ascii="Times New Roman" w:hAnsi="Times New Roman" w:eastAsia="Times New Roman"/>
-                <w:color w:val="000000"/>
-                <w:sz w:val="24"/>
-              </w:rPr>
-              <w:t xml:space="preserve">[-0,165; 0,007]</w:t>
+                <w:rFonts w:eastAsia="Times New Roman"/>
+                <w:color w:val="000000"/>
+                <w:sz w:val="24"/>
+              </w:rPr>
+              <w:t>[-0,165; 0,007]</w:t>
             </w:r>
           </w:p>
         </w:tc>
@@ -4476,18 +6637,18 @@
           </w:tcPr>
           <w:p>
             <w:pPr>
+              <w:keepNext/>
+              <w:spacing w:line="240" w:lineRule="auto"/>
               <w:ind w:firstLine="0"/>
-              <w:spacing w:before="0" w:after="0" w:line="240" w:lineRule="auto"/>
               <w:jc w:val="center"/>
-              <w:keepNext/>
             </w:pPr>
             <w:r>
               <w:rPr>
-                <w:rFonts w:ascii="Times New Roman" w:hAnsi="Times New Roman" w:eastAsia="Times New Roman"/>
-                <w:color w:val="000000"/>
-                <w:sz w:val="24"/>
-              </w:rPr>
-              <w:t xml:space="preserve">1,000</w:t>
+                <w:rFonts w:eastAsia="Times New Roman"/>
+                <w:color w:val="000000"/>
+                <w:sz w:val="24"/>
+              </w:rPr>
+              <w:t>1,000</w:t>
             </w:r>
           </w:p>
         </w:tc>
@@ -4504,17 +6665,16 @@
           </w:tcPr>
           <w:p>
             <w:pPr>
+              <w:spacing w:line="240" w:lineRule="auto"/>
               <w:ind w:firstLine="0"/>
-              <w:spacing w:before="0" w:after="0" w:line="240" w:lineRule="auto"/>
-              <w:jc w:val="left"/>
             </w:pPr>
             <w:r>
               <w:rPr>
-                <w:rFonts w:ascii="Times New Roman" w:hAnsi="Times New Roman" w:eastAsia="Times New Roman"/>
-                <w:color w:val="000000"/>
-                <w:sz w:val="24"/>
-              </w:rPr>
-              <w:t xml:space="preserve">Qwen2.5-VL-7B</w:t>
+                <w:rFonts w:eastAsia="Times New Roman"/>
+                <w:color w:val="000000"/>
+                <w:sz w:val="24"/>
+              </w:rPr>
+              <w:t>Qwen2.5-VL-7B</w:t>
             </w:r>
           </w:p>
         </w:tc>
@@ -4525,17 +6685,17 @@
           </w:tcPr>
           <w:p>
             <w:pPr>
+              <w:spacing w:line="240" w:lineRule="auto"/>
               <w:ind w:firstLine="0"/>
-              <w:spacing w:before="0" w:after="0" w:line="240" w:lineRule="auto"/>
               <w:jc w:val="center"/>
             </w:pPr>
             <w:r>
               <w:rPr>
-                <w:rFonts w:ascii="Times New Roman" w:hAnsi="Times New Roman" w:eastAsia="Times New Roman"/>
-                <w:color w:val="000000"/>
-                <w:sz w:val="24"/>
-              </w:rPr>
-              <w:t xml:space="preserve">-0,082</w:t>
+                <w:rFonts w:eastAsia="Times New Roman"/>
+                <w:color w:val="000000"/>
+                <w:sz w:val="24"/>
+              </w:rPr>
+              <w:t>-0,082</w:t>
             </w:r>
           </w:p>
         </w:tc>
@@ -4546,17 +6706,17 @@
           </w:tcPr>
           <w:p>
             <w:pPr>
+              <w:spacing w:line="240" w:lineRule="auto"/>
               <w:ind w:firstLine="0"/>
-              <w:spacing w:before="0" w:after="0" w:line="240" w:lineRule="auto"/>
               <w:jc w:val="center"/>
             </w:pPr>
             <w:r>
               <w:rPr>
-                <w:rFonts w:ascii="Times New Roman" w:hAnsi="Times New Roman" w:eastAsia="Times New Roman"/>
-                <w:color w:val="000000"/>
-                <w:sz w:val="24"/>
-              </w:rPr>
-              <w:t xml:space="preserve">[-0,161; 0,004]</w:t>
+                <w:rFonts w:eastAsia="Times New Roman"/>
+                <w:color w:val="000000"/>
+                <w:sz w:val="24"/>
+              </w:rPr>
+              <w:t>[-0,161; 0,004]</w:t>
             </w:r>
           </w:p>
         </w:tc>
@@ -4567,17 +6727,17 @@
           </w:tcPr>
           <w:p>
             <w:pPr>
+              <w:spacing w:line="240" w:lineRule="auto"/>
               <w:ind w:firstLine="0"/>
-              <w:spacing w:before="0" w:after="0" w:line="240" w:lineRule="auto"/>
               <w:jc w:val="center"/>
             </w:pPr>
             <w:r>
               <w:rPr>
-                <w:rFonts w:ascii="Times New Roman" w:hAnsi="Times New Roman" w:eastAsia="Times New Roman"/>
-                <w:color w:val="000000"/>
-                <w:sz w:val="24"/>
-              </w:rPr>
-              <w:t xml:space="preserve">1,000</w:t>
+                <w:rFonts w:eastAsia="Times New Roman"/>
+                <w:color w:val="000000"/>
+                <w:sz w:val="24"/>
+              </w:rPr>
+              <w:t>1,000</w:t>
             </w:r>
           </w:p>
         </w:tc>
@@ -4585,32 +6745,188 @@
     </w:tbl>
     <w:p>
       <w:pPr>
+        <w:spacing w:before="120"/>
         <w:jc w:val="both"/>
         <w:rPr>
           <w:lang w:val="ru-RU"/>
         </w:rPr>
-        <w:spacing w:before="120"/>
       </w:pPr>
       <w:r>
         <w:rPr>
-          <w:rFonts w:ascii="Times New Roman" w:hAnsi="Times New Roman" w:eastAsia="Times New Roman"/>
-          <w:color w:val="000000"/>
-        </w:rPr>
-        <w:t xml:space="preserve">Числовой baseline получил Macro-F1 0,4222. У early fusion текста и чисел показатель выше: 0,4868, но интервал прироста включает ноль. Ни один мультимодальный вариант не прошёл проверку. Поэтому выбран числовой baseline. Сводный балл учитывает Macro-F1 с весом 55 %, AUROC - 20 %, величину 1 - Brier - 15 % и относительную скорость - 10 %. Он применяется после проверки допустимости. Итоговый тест не меняет выбор победителя.</w:t>
+          <w:rFonts w:eastAsia="Times New Roman"/>
+          <w:color w:val="000000"/>
+          <w:lang w:val="ru-RU"/>
+        </w:rPr>
+        <w:lastRenderedPageBreak/>
+        <w:t xml:space="preserve">Числовой </w:t>
+      </w:r>
+      <w:r>
+        <w:rPr>
+          <w:rFonts w:eastAsia="Times New Roman"/>
+          <w:color w:val="000000"/>
+        </w:rPr>
+        <w:t>baseline</w:t>
+      </w:r>
+      <w:r>
+        <w:rPr>
+          <w:rFonts w:eastAsia="Times New Roman"/>
+          <w:color w:val="000000"/>
+          <w:lang w:val="ru-RU"/>
+        </w:rPr>
+        <w:t xml:space="preserve"> получил </w:t>
+      </w:r>
+      <w:r>
+        <w:rPr>
+          <w:rFonts w:eastAsia="Times New Roman"/>
+          <w:color w:val="000000"/>
+        </w:rPr>
+        <w:t>Macro</w:t>
+      </w:r>
+      <w:r>
+        <w:rPr>
+          <w:rFonts w:eastAsia="Times New Roman"/>
+          <w:color w:val="000000"/>
+          <w:lang w:val="ru-RU"/>
+        </w:rPr>
+        <w:t>-</w:t>
+      </w:r>
+      <w:r>
+        <w:rPr>
+          <w:rFonts w:eastAsia="Times New Roman"/>
+          <w:color w:val="000000"/>
+        </w:rPr>
+        <w:t>F</w:t>
+      </w:r>
+      <w:r>
+        <w:rPr>
+          <w:rFonts w:eastAsia="Times New Roman"/>
+          <w:color w:val="000000"/>
+          <w:lang w:val="ru-RU"/>
+        </w:rPr>
+        <w:t xml:space="preserve">1 0,4222. У </w:t>
+      </w:r>
+      <w:r>
+        <w:rPr>
+          <w:rFonts w:eastAsia="Times New Roman"/>
+          <w:color w:val="000000"/>
+        </w:rPr>
+        <w:t>early</w:t>
+      </w:r>
+      <w:r>
+        <w:rPr>
+          <w:rFonts w:eastAsia="Times New Roman"/>
+          <w:color w:val="000000"/>
+          <w:lang w:val="ru-RU"/>
+        </w:rPr>
+        <w:t xml:space="preserve"> </w:t>
+      </w:r>
+      <w:r>
+        <w:rPr>
+          <w:rFonts w:eastAsia="Times New Roman"/>
+          <w:color w:val="000000"/>
+        </w:rPr>
+        <w:t>fusion</w:t>
+      </w:r>
+      <w:r>
+        <w:rPr>
+          <w:rFonts w:eastAsia="Times New Roman"/>
+          <w:color w:val="000000"/>
+          <w:lang w:val="ru-RU"/>
+        </w:rPr>
+        <w:t xml:space="preserve"> текста и чисел показатель выше: 0,4868, но интервал прироста включает ноль. Ни один мультимодальный вариант не прошёл проверку. Поэтому выбран числовой </w:t>
+      </w:r>
+      <w:r>
+        <w:rPr>
+          <w:rFonts w:eastAsia="Times New Roman"/>
+          <w:color w:val="000000"/>
+        </w:rPr>
+        <w:t>baseline</w:t>
+      </w:r>
+      <w:r>
+        <w:rPr>
+          <w:rFonts w:eastAsia="Times New Roman"/>
+          <w:color w:val="000000"/>
+          <w:lang w:val="ru-RU"/>
+        </w:rPr>
+        <w:t xml:space="preserve">. Сводный балл учитывает </w:t>
+      </w:r>
+      <w:r>
+        <w:rPr>
+          <w:rFonts w:eastAsia="Times New Roman"/>
+          <w:color w:val="000000"/>
+        </w:rPr>
+        <w:t>Macro</w:t>
+      </w:r>
+      <w:r>
+        <w:rPr>
+          <w:rFonts w:eastAsia="Times New Roman"/>
+          <w:color w:val="000000"/>
+          <w:lang w:val="ru-RU"/>
+        </w:rPr>
+        <w:t>-</w:t>
+      </w:r>
+      <w:r>
+        <w:rPr>
+          <w:rFonts w:eastAsia="Times New Roman"/>
+          <w:color w:val="000000"/>
+        </w:rPr>
+        <w:t>F</w:t>
+      </w:r>
+      <w:r>
+        <w:rPr>
+          <w:rFonts w:eastAsia="Times New Roman"/>
+          <w:color w:val="000000"/>
+          <w:lang w:val="ru-RU"/>
+        </w:rPr>
+        <w:t xml:space="preserve">1 с весом 55 %, </w:t>
+      </w:r>
+      <w:r>
+        <w:rPr>
+          <w:rFonts w:eastAsia="Times New Roman"/>
+          <w:color w:val="000000"/>
+          <w:lang w:val="ru-RU"/>
+        </w:rPr>
+        <w:t>ROC-AUC</w:t>
+      </w:r>
+      <w:r>
+        <w:rPr>
+          <w:rFonts w:eastAsia="Times New Roman"/>
+          <w:color w:val="000000"/>
+          <w:lang w:val="ru-RU"/>
+        </w:rPr>
+        <w:t xml:space="preserve">- 20 %, величину 1 - </w:t>
+      </w:r>
+      <w:r>
+        <w:rPr>
+          <w:rFonts w:eastAsia="Times New Roman"/>
+          <w:color w:val="000000"/>
+        </w:rPr>
+        <w:t>Brier</w:t>
+      </w:r>
+      <w:r>
+        <w:rPr>
+          <w:rFonts w:eastAsia="Times New Roman"/>
+          <w:color w:val="000000"/>
+          <w:lang w:val="ru-RU"/>
+        </w:rPr>
+        <w:t xml:space="preserve"> - 15 % и относительную скорость - 10 %. Он применяется после проверки допустимости. Итоговый тест не меняет выбор победителя.</w:t>
       </w:r>
     </w:p>
     <w:p>
       <w:pPr>
         <w:pStyle w:val="21"/>
         <w:spacing w:before="80"/>
+        <w:rPr>
+          <w:lang w:val="ru-RU"/>
+        </w:rPr>
       </w:pPr>
       <w:r>
         <w:rPr>
-          <w:rFonts w:ascii="Times New Roman" w:hAnsi="Times New Roman" w:eastAsia="Times New Roman"/>
-          <w:color w:val="000000"/>
-          <w:b/>
-        </w:rPr>
-        <w:t xml:space="preserve">Отдельная проверка выбранного варианта</w:t>
+          <w:rFonts w:ascii="Times New Roman" w:eastAsia="Times New Roman" w:hAnsi="Times New Roman"/>
+          <w:color w:val="000000"/>
+          <w:lang w:val="ru-RU"/>
+        </w:rPr>
+        <w:t>Отдельная проверка выбранного варианта</w:t>
       </w:r>
     </w:p>
     <w:p>
@@ -4622,29 +6938,92 @@
       </w:pPr>
       <w:r>
         <w:rPr>
-          <w:rFonts w:ascii="Times New Roman" w:hAnsi="Times New Roman" w:eastAsia="Times New Roman"/>
-          <w:color w:val="000000"/>
-        </w:rPr>
-        <w:t xml:space="preserve">Числовой baseline проверен на 27 объектах Facebook и Oracle за май 2015 года. Эти компании исключены из обучения, калибровки и выбора; период проверки также более поздний. Это отдельная подвыборка StockNet, а не независимый внешний источник. Параметры модели после просмотра результатов не изменялись.</w:t>
+          <w:rFonts w:eastAsia="Times New Roman"/>
+          <w:color w:val="000000"/>
+          <w:lang w:val="ru-RU"/>
+        </w:rPr>
+        <w:t xml:space="preserve">Числовой </w:t>
+      </w:r>
+      <w:r>
+        <w:rPr>
+          <w:rFonts w:eastAsia="Times New Roman"/>
+          <w:color w:val="000000"/>
+        </w:rPr>
+        <w:t>baseline</w:t>
+      </w:r>
+      <w:r>
+        <w:rPr>
+          <w:rFonts w:eastAsia="Times New Roman"/>
+          <w:color w:val="000000"/>
+          <w:lang w:val="ru-RU"/>
+        </w:rPr>
+        <w:t xml:space="preserve"> проверен на 27 объектах </w:t>
+      </w:r>
+      <w:r>
+        <w:rPr>
+          <w:rFonts w:eastAsia="Times New Roman"/>
+          <w:color w:val="000000"/>
+        </w:rPr>
+        <w:t>Facebook</w:t>
+      </w:r>
+      <w:r>
+        <w:rPr>
+          <w:rFonts w:eastAsia="Times New Roman"/>
+          <w:color w:val="000000"/>
+          <w:lang w:val="ru-RU"/>
+        </w:rPr>
+        <w:t xml:space="preserve"> и </w:t>
+      </w:r>
+      <w:r>
+        <w:rPr>
+          <w:rFonts w:eastAsia="Times New Roman"/>
+          <w:color w:val="000000"/>
+        </w:rPr>
+        <w:t>Oracle</w:t>
+      </w:r>
+      <w:r>
+        <w:rPr>
+          <w:rFonts w:eastAsia="Times New Roman"/>
+          <w:color w:val="000000"/>
+          <w:lang w:val="ru-RU"/>
+        </w:rPr>
+        <w:t xml:space="preserve"> за май 2015 года. Эти компании исключены из обучения, калибровки и выбора; период проверки также более поздний. Это отдельная </w:t>
+      </w:r>
+      <w:proofErr w:type="spellStart"/>
+      <w:r>
+        <w:rPr>
+          <w:rFonts w:eastAsia="Times New Roman"/>
+          <w:color w:val="000000"/>
+          <w:lang w:val="ru-RU"/>
+        </w:rPr>
+        <w:t>подвыборка</w:t>
+      </w:r>
+      <w:proofErr w:type="spellEnd"/>
+      <w:r>
+        <w:rPr>
+          <w:rFonts w:eastAsia="Times New Roman"/>
+          <w:color w:val="000000"/>
+          <w:lang w:val="ru-RU"/>
+        </w:rPr>
+        <w:t>, а не независимый внешний источник. Параметры модели после просмотра результатов не изменялись.</w:t>
       </w:r>
     </w:p>
     <w:p>
       <w:pPr>
-        <w:jc w:val="left"/>
-        <w:rPr>
-          <w:lang w:val="ru-RU"/>
-        </w:rPr>
-        <w:spacing w:before="0" w:after="80" w:line="240" w:lineRule="auto"/>
+        <w:keepNext/>
+        <w:spacing w:after="80" w:line="240" w:lineRule="auto"/>
         <w:ind w:firstLine="0"/>
-        <w:keepNext/>
+        <w:rPr>
+          <w:lang w:val="ru-RU"/>
+        </w:rPr>
       </w:pPr>
       <w:r>
         <w:rPr>
-          <w:rFonts w:ascii="Times New Roman" w:hAnsi="Times New Roman" w:eastAsia="Times New Roman"/>
+          <w:rFonts w:eastAsia="Times New Roman"/>
           <w:color w:val="000000"/>
           <w:sz w:val="24"/>
         </w:rPr>
-        <w:t xml:space="preserve">Таблица 7 - Результаты выбранного baseline</w:t>
+        <w:t>Таблица 7 - Результаты выбранного baseline</w:t>
       </w:r>
     </w:p>
     <w:tbl>
@@ -4660,13 +7039,13 @@
           <w:insideV w:val="single" w:sz="8" w:space="0" w:color="000000"/>
         </w:tblBorders>
         <w:tblLayout w:type="fixed"/>
-        <w:tblLook w:val="04A0" w:firstRow="1" w:lastRow="0" w:firstColumn="1" w:lastColumn="0" w:noHBand="0" w:noVBand="1"/>
         <w:tblCellMar>
           <w:top w:w="60" w:type="dxa"/>
+          <w:left w:w="90" w:type="dxa"/>
           <w:bottom w:w="60" w:type="dxa"/>
-          <w:left w:w="90" w:type="dxa"/>
           <w:right w:w="90" w:type="dxa"/>
         </w:tblCellMar>
+        <w:tblLook w:val="04A0" w:firstRow="1" w:lastRow="0" w:firstColumn="1" w:lastColumn="0" w:noHBand="0" w:noVBand="1"/>
       </w:tblPr>
       <w:tblGrid>
         <w:gridCol w:w="3877"/>
@@ -4686,18 +7065,18 @@
           </w:tcPr>
           <w:p>
             <w:pPr>
+              <w:spacing w:line="240" w:lineRule="auto"/>
               <w:ind w:firstLine="0"/>
-              <w:spacing w:before="0" w:after="0" w:line="240" w:lineRule="auto"/>
               <w:jc w:val="center"/>
             </w:pPr>
             <w:r>
               <w:rPr>
-                <w:rFonts w:ascii="Times New Roman" w:hAnsi="Times New Roman" w:eastAsia="Times New Roman"/>
-                <w:color w:val="000000"/>
+                <w:rFonts w:eastAsia="Times New Roman"/>
                 <w:b/>
-                <w:sz w:val="24"/>
-              </w:rPr>
-              <w:t xml:space="preserve">Показатель</w:t>
+                <w:color w:val="000000"/>
+                <w:sz w:val="24"/>
+              </w:rPr>
+              <w:t>Показатель</w:t>
             </w:r>
           </w:p>
         </w:tc>
@@ -4708,18 +7087,18 @@
           </w:tcPr>
           <w:p>
             <w:pPr>
+              <w:spacing w:line="240" w:lineRule="auto"/>
               <w:ind w:firstLine="0"/>
-              <w:spacing w:before="0" w:after="0" w:line="240" w:lineRule="auto"/>
               <w:jc w:val="center"/>
             </w:pPr>
             <w:r>
               <w:rPr>
-                <w:rFonts w:ascii="Times New Roman" w:hAnsi="Times New Roman" w:eastAsia="Times New Roman"/>
-                <w:color w:val="000000"/>
+                <w:rFonts w:eastAsia="Times New Roman"/>
                 <w:b/>
-                <w:sz w:val="24"/>
-              </w:rPr>
-              <w:t xml:space="preserve">Итоговый тест</w:t>
+                <w:color w:val="000000"/>
+                <w:sz w:val="24"/>
+              </w:rPr>
+              <w:t>Итоговый тест</w:t>
             </w:r>
           </w:p>
         </w:tc>
@@ -4730,18 +7109,18 @@
           </w:tcPr>
           <w:p>
             <w:pPr>
+              <w:spacing w:line="240" w:lineRule="auto"/>
               <w:ind w:firstLine="0"/>
-              <w:spacing w:before="0" w:after="0" w:line="240" w:lineRule="auto"/>
               <w:jc w:val="center"/>
             </w:pPr>
             <w:r>
               <w:rPr>
-                <w:rFonts w:ascii="Times New Roman" w:hAnsi="Times New Roman" w:eastAsia="Times New Roman"/>
-                <w:color w:val="000000"/>
+                <w:rFonts w:eastAsia="Times New Roman"/>
                 <w:b/>
-                <w:sz w:val="24"/>
-              </w:rPr>
-              <w:t xml:space="preserve">Новые компании</w:t>
+                <w:color w:val="000000"/>
+                <w:sz w:val="24"/>
+              </w:rPr>
+              <w:t>Новые компании</w:t>
             </w:r>
           </w:p>
         </w:tc>
@@ -4758,17 +7137,16 @@
           </w:tcPr>
           <w:p>
             <w:pPr>
+              <w:spacing w:line="240" w:lineRule="auto"/>
               <w:ind w:firstLine="0"/>
-              <w:spacing w:before="0" w:after="0" w:line="240" w:lineRule="auto"/>
-              <w:jc w:val="left"/>
             </w:pPr>
             <w:r>
               <w:rPr>
-                <w:rFonts w:ascii="Times New Roman" w:hAnsi="Times New Roman" w:eastAsia="Times New Roman"/>
-                <w:color w:val="000000"/>
-                <w:sz w:val="24"/>
-              </w:rPr>
-              <w:t xml:space="preserve">Accuracy</w:t>
+                <w:rFonts w:eastAsia="Times New Roman"/>
+                <w:color w:val="000000"/>
+                <w:sz w:val="24"/>
+              </w:rPr>
+              <w:t>Accuracy</w:t>
             </w:r>
           </w:p>
         </w:tc>
@@ -4779,17 +7157,17 @@
           </w:tcPr>
           <w:p>
             <w:pPr>
+              <w:spacing w:line="240" w:lineRule="auto"/>
               <w:ind w:firstLine="0"/>
-              <w:spacing w:before="0" w:after="0" w:line="240" w:lineRule="auto"/>
               <w:jc w:val="center"/>
             </w:pPr>
             <w:r>
               <w:rPr>
-                <w:rFonts w:ascii="Times New Roman" w:hAnsi="Times New Roman" w:eastAsia="Times New Roman"/>
-                <w:color w:val="000000"/>
-                <w:sz w:val="24"/>
-              </w:rPr>
-              <w:t xml:space="preserve">0,467</w:t>
+                <w:rFonts w:eastAsia="Times New Roman"/>
+                <w:color w:val="000000"/>
+                <w:sz w:val="24"/>
+              </w:rPr>
+              <w:t>0,467</w:t>
             </w:r>
           </w:p>
         </w:tc>
@@ -4800,17 +7178,17 @@
           </w:tcPr>
           <w:p>
             <w:pPr>
+              <w:spacing w:line="240" w:lineRule="auto"/>
               <w:ind w:firstLine="0"/>
-              <w:spacing w:before="0" w:after="0" w:line="240" w:lineRule="auto"/>
               <w:jc w:val="center"/>
             </w:pPr>
             <w:r>
               <w:rPr>
-                <w:rFonts w:ascii="Times New Roman" w:hAnsi="Times New Roman" w:eastAsia="Times New Roman"/>
-                <w:color w:val="000000"/>
-                <w:sz w:val="24"/>
-              </w:rPr>
-              <w:t xml:space="preserve">0,481</w:t>
+                <w:rFonts w:eastAsia="Times New Roman"/>
+                <w:color w:val="000000"/>
+                <w:sz w:val="24"/>
+              </w:rPr>
+              <w:t>0,481</w:t>
             </w:r>
           </w:p>
         </w:tc>
@@ -4827,17 +7205,16 @@
           </w:tcPr>
           <w:p>
             <w:pPr>
+              <w:spacing w:line="240" w:lineRule="auto"/>
               <w:ind w:firstLine="0"/>
-              <w:spacing w:before="0" w:after="0" w:line="240" w:lineRule="auto"/>
-              <w:jc w:val="left"/>
             </w:pPr>
             <w:r>
               <w:rPr>
-                <w:rFonts w:ascii="Times New Roman" w:hAnsi="Times New Roman" w:eastAsia="Times New Roman"/>
-                <w:color w:val="000000"/>
-                <w:sz w:val="24"/>
-              </w:rPr>
-              <w:t xml:space="preserve">Macro-F1</w:t>
+                <w:rFonts w:eastAsia="Times New Roman"/>
+                <w:color w:val="000000"/>
+                <w:sz w:val="24"/>
+              </w:rPr>
+              <w:t>Macro-F1</w:t>
             </w:r>
           </w:p>
         </w:tc>
@@ -4848,17 +7225,17 @@
           </w:tcPr>
           <w:p>
             <w:pPr>
+              <w:spacing w:line="240" w:lineRule="auto"/>
               <w:ind w:firstLine="0"/>
-              <w:spacing w:before="0" w:after="0" w:line="240" w:lineRule="auto"/>
               <w:jc w:val="center"/>
             </w:pPr>
             <w:r>
               <w:rPr>
-                <w:rFonts w:ascii="Times New Roman" w:hAnsi="Times New Roman" w:eastAsia="Times New Roman"/>
-                <w:color w:val="000000"/>
-                <w:sz w:val="24"/>
-              </w:rPr>
-              <w:t xml:space="preserve">0,444</w:t>
+                <w:rFonts w:eastAsia="Times New Roman"/>
+                <w:color w:val="000000"/>
+                <w:sz w:val="24"/>
+              </w:rPr>
+              <w:t>0,444</w:t>
             </w:r>
           </w:p>
         </w:tc>
@@ -4869,17 +7246,17 @@
           </w:tcPr>
           <w:p>
             <w:pPr>
+              <w:spacing w:line="240" w:lineRule="auto"/>
               <w:ind w:firstLine="0"/>
-              <w:spacing w:before="0" w:after="0" w:line="240" w:lineRule="auto"/>
               <w:jc w:val="center"/>
             </w:pPr>
             <w:r>
               <w:rPr>
-                <w:rFonts w:ascii="Times New Roman" w:hAnsi="Times New Roman" w:eastAsia="Times New Roman"/>
-                <w:color w:val="000000"/>
-                <w:sz w:val="24"/>
-              </w:rPr>
-              <w:t xml:space="preserve">0,417</w:t>
+                <w:rFonts w:eastAsia="Times New Roman"/>
+                <w:color w:val="000000"/>
+                <w:sz w:val="24"/>
+              </w:rPr>
+              <w:t>0,417</w:t>
             </w:r>
           </w:p>
         </w:tc>
@@ -4896,17 +7273,16 @@
           </w:tcPr>
           <w:p>
             <w:pPr>
+              <w:spacing w:line="240" w:lineRule="auto"/>
               <w:ind w:firstLine="0"/>
-              <w:spacing w:before="0" w:after="0" w:line="240" w:lineRule="auto"/>
-              <w:jc w:val="left"/>
             </w:pPr>
             <w:r>
               <w:rPr>
-                <w:rFonts w:ascii="Times New Roman" w:hAnsi="Times New Roman" w:eastAsia="Times New Roman"/>
-                <w:color w:val="000000"/>
-                <w:sz w:val="24"/>
-              </w:rPr>
-              <w:t xml:space="preserve">MCC</w:t>
+                <w:rFonts w:eastAsia="Times New Roman"/>
+                <w:color w:val="000000"/>
+                <w:sz w:val="24"/>
+              </w:rPr>
+              <w:t>MCC</w:t>
             </w:r>
           </w:p>
         </w:tc>
@@ -4917,17 +7293,17 @@
           </w:tcPr>
           <w:p>
             <w:pPr>
+              <w:spacing w:line="240" w:lineRule="auto"/>
               <w:ind w:firstLine="0"/>
-              <w:spacing w:before="0" w:after="0" w:line="240" w:lineRule="auto"/>
               <w:jc w:val="center"/>
             </w:pPr>
             <w:r>
               <w:rPr>
-                <w:rFonts w:ascii="Times New Roman" w:hAnsi="Times New Roman" w:eastAsia="Times New Roman"/>
-                <w:color w:val="000000"/>
-                <w:sz w:val="24"/>
-              </w:rPr>
-              <w:t xml:space="preserve">-0,030</w:t>
+                <w:rFonts w:eastAsia="Times New Roman"/>
+                <w:color w:val="000000"/>
+                <w:sz w:val="24"/>
+              </w:rPr>
+              <w:t>-0,030</w:t>
             </w:r>
           </w:p>
         </w:tc>
@@ -4938,17 +7314,17 @@
           </w:tcPr>
           <w:p>
             <w:pPr>
+              <w:spacing w:line="240" w:lineRule="auto"/>
               <w:ind w:firstLine="0"/>
-              <w:spacing w:before="0" w:after="0" w:line="240" w:lineRule="auto"/>
               <w:jc w:val="center"/>
             </w:pPr>
             <w:r>
               <w:rPr>
-                <w:rFonts w:ascii="Times New Roman" w:hAnsi="Times New Roman" w:eastAsia="Times New Roman"/>
-                <w:color w:val="000000"/>
-                <w:sz w:val="24"/>
-              </w:rPr>
-              <w:t xml:space="preserve">-0,078</w:t>
+                <w:rFonts w:eastAsia="Times New Roman"/>
+                <w:color w:val="000000"/>
+                <w:sz w:val="24"/>
+              </w:rPr>
+              <w:t>-0,078</w:t>
             </w:r>
           </w:p>
         </w:tc>
@@ -4965,17 +7341,16 @@
           </w:tcPr>
           <w:p>
             <w:pPr>
+              <w:spacing w:line="240" w:lineRule="auto"/>
               <w:ind w:firstLine="0"/>
-              <w:spacing w:before="0" w:after="0" w:line="240" w:lineRule="auto"/>
-              <w:jc w:val="left"/>
             </w:pPr>
             <w:r>
               <w:rPr>
-                <w:rFonts w:ascii="Times New Roman" w:hAnsi="Times New Roman" w:eastAsia="Times New Roman"/>
-                <w:color w:val="000000"/>
-                <w:sz w:val="24"/>
-              </w:rPr>
-              <w:t xml:space="preserve">AUROC</w:t>
+                <w:rFonts w:eastAsia="Times New Roman"/>
+                <w:color w:val="000000"/>
+                <w:sz w:val="24"/>
+              </w:rPr>
+              <w:t>ROC-AUC</w:t>
             </w:r>
           </w:p>
         </w:tc>
@@ -4986,17 +7361,17 @@
           </w:tcPr>
           <w:p>
             <w:pPr>
+              <w:spacing w:line="240" w:lineRule="auto"/>
               <w:ind w:firstLine="0"/>
-              <w:spacing w:before="0" w:after="0" w:line="240" w:lineRule="auto"/>
               <w:jc w:val="center"/>
             </w:pPr>
             <w:r>
               <w:rPr>
-                <w:rFonts w:ascii="Times New Roman" w:hAnsi="Times New Roman" w:eastAsia="Times New Roman"/>
-                <w:color w:val="000000"/>
-                <w:sz w:val="24"/>
-              </w:rPr>
-              <w:t xml:space="preserve">0,480</w:t>
+                <w:rFonts w:eastAsia="Times New Roman"/>
+                <w:color w:val="000000"/>
+                <w:sz w:val="24"/>
+              </w:rPr>
+              <w:t>0,480</w:t>
             </w:r>
           </w:p>
         </w:tc>
@@ -5007,17 +7382,17 @@
           </w:tcPr>
           <w:p>
             <w:pPr>
+              <w:spacing w:line="240" w:lineRule="auto"/>
               <w:ind w:firstLine="0"/>
-              <w:spacing w:before="0" w:after="0" w:line="240" w:lineRule="auto"/>
               <w:jc w:val="center"/>
             </w:pPr>
             <w:r>
               <w:rPr>
-                <w:rFonts w:ascii="Times New Roman" w:hAnsi="Times New Roman" w:eastAsia="Times New Roman"/>
-                <w:color w:val="000000"/>
-                <w:sz w:val="24"/>
-              </w:rPr>
-              <w:t xml:space="preserve">0,385</w:t>
+                <w:rFonts w:eastAsia="Times New Roman"/>
+                <w:color w:val="000000"/>
+                <w:sz w:val="24"/>
+              </w:rPr>
+              <w:t>0,385</w:t>
             </w:r>
           </w:p>
         </w:tc>
@@ -5034,17 +7409,16 @@
           </w:tcPr>
           <w:p>
             <w:pPr>
+              <w:spacing w:line="240" w:lineRule="auto"/>
               <w:ind w:firstLine="0"/>
-              <w:spacing w:before="0" w:after="0" w:line="240" w:lineRule="auto"/>
-              <w:jc w:val="left"/>
             </w:pPr>
             <w:r>
               <w:rPr>
-                <w:rFonts w:ascii="Times New Roman" w:hAnsi="Times New Roman" w:eastAsia="Times New Roman"/>
-                <w:color w:val="000000"/>
-                <w:sz w:val="24"/>
-              </w:rPr>
-              <w:t xml:space="preserve">Brier</w:t>
+                <w:rFonts w:eastAsia="Times New Roman"/>
+                <w:color w:val="000000"/>
+                <w:sz w:val="24"/>
+              </w:rPr>
+              <w:t>Brier</w:t>
             </w:r>
           </w:p>
         </w:tc>
@@ -5055,17 +7429,17 @@
           </w:tcPr>
           <w:p>
             <w:pPr>
+              <w:spacing w:line="240" w:lineRule="auto"/>
               <w:ind w:firstLine="0"/>
-              <w:spacing w:before="0" w:after="0" w:line="240" w:lineRule="auto"/>
               <w:jc w:val="center"/>
             </w:pPr>
             <w:r>
               <w:rPr>
-                <w:rFonts w:ascii="Times New Roman" w:hAnsi="Times New Roman" w:eastAsia="Times New Roman"/>
-                <w:color w:val="000000"/>
-                <w:sz w:val="24"/>
-              </w:rPr>
-              <w:t xml:space="preserve">0,265</w:t>
+                <w:rFonts w:eastAsia="Times New Roman"/>
+                <w:color w:val="000000"/>
+                <w:sz w:val="24"/>
+              </w:rPr>
+              <w:t>0,265</w:t>
             </w:r>
           </w:p>
         </w:tc>
@@ -5076,17 +7450,17 @@
           </w:tcPr>
           <w:p>
             <w:pPr>
+              <w:spacing w:line="240" w:lineRule="auto"/>
               <w:ind w:firstLine="0"/>
-              <w:spacing w:before="0" w:after="0" w:line="240" w:lineRule="auto"/>
               <w:jc w:val="center"/>
             </w:pPr>
             <w:r>
               <w:rPr>
-                <w:rFonts w:ascii="Times New Roman" w:hAnsi="Times New Roman" w:eastAsia="Times New Roman"/>
-                <w:color w:val="000000"/>
-                <w:sz w:val="24"/>
-              </w:rPr>
-              <w:t xml:space="preserve">0,262</w:t>
+                <w:rFonts w:eastAsia="Times New Roman"/>
+                <w:color w:val="000000"/>
+                <w:sz w:val="24"/>
+              </w:rPr>
+              <w:t>0,262</w:t>
             </w:r>
           </w:p>
         </w:tc>
@@ -5103,17 +7477,16 @@
           </w:tcPr>
           <w:p>
             <w:pPr>
+              <w:spacing w:line="240" w:lineRule="auto"/>
               <w:ind w:firstLine="0"/>
-              <w:spacing w:before="0" w:after="0" w:line="240" w:lineRule="auto"/>
-              <w:jc w:val="left"/>
             </w:pPr>
             <w:r>
               <w:rPr>
-                <w:rFonts w:ascii="Times New Roman" w:hAnsi="Times New Roman" w:eastAsia="Times New Roman"/>
-                <w:color w:val="000000"/>
-                <w:sz w:val="24"/>
-              </w:rPr>
-              <w:t xml:space="preserve">ECE</w:t>
+                <w:rFonts w:eastAsia="Times New Roman"/>
+                <w:color w:val="000000"/>
+                <w:sz w:val="24"/>
+              </w:rPr>
+              <w:t>ECE</w:t>
             </w:r>
           </w:p>
         </w:tc>
@@ -5124,17 +7497,17 @@
           </w:tcPr>
           <w:p>
             <w:pPr>
+              <w:spacing w:line="240" w:lineRule="auto"/>
               <w:ind w:firstLine="0"/>
-              <w:spacing w:before="0" w:after="0" w:line="240" w:lineRule="auto"/>
               <w:jc w:val="center"/>
             </w:pPr>
             <w:r>
               <w:rPr>
-                <w:rFonts w:ascii="Times New Roman" w:hAnsi="Times New Roman" w:eastAsia="Times New Roman"/>
-                <w:color w:val="000000"/>
-                <w:sz w:val="24"/>
-              </w:rPr>
-              <w:t xml:space="preserve">0,117</w:t>
+                <w:rFonts w:eastAsia="Times New Roman"/>
+                <w:color w:val="000000"/>
+                <w:sz w:val="24"/>
+              </w:rPr>
+              <w:t>0,117</w:t>
             </w:r>
           </w:p>
         </w:tc>
@@ -5145,17 +7518,17 @@
           </w:tcPr>
           <w:p>
             <w:pPr>
+              <w:spacing w:line="240" w:lineRule="auto"/>
               <w:ind w:firstLine="0"/>
-              <w:spacing w:before="0" w:after="0" w:line="240" w:lineRule="auto"/>
               <w:jc w:val="center"/>
             </w:pPr>
             <w:r>
               <w:rPr>
-                <w:rFonts w:ascii="Times New Roman" w:hAnsi="Times New Roman" w:eastAsia="Times New Roman"/>
-                <w:color w:val="000000"/>
-                <w:sz w:val="24"/>
-              </w:rPr>
-              <w:t xml:space="preserve">0,074</w:t>
+                <w:rFonts w:eastAsia="Times New Roman"/>
+                <w:color w:val="000000"/>
+                <w:sz w:val="24"/>
+              </w:rPr>
+              <w:t>0,074</w:t>
             </w:r>
           </w:p>
         </w:tc>
@@ -5163,21 +7536,20 @@
     </w:tbl>
     <w:p>
       <w:pPr>
-        <w:jc w:val="left"/>
-        <w:rPr>
-          <w:lang w:val="ru-RU"/>
-        </w:rPr>
-        <w:spacing w:before="0" w:after="80" w:line="240" w:lineRule="auto"/>
+        <w:keepNext/>
+        <w:spacing w:after="80" w:line="240" w:lineRule="auto"/>
         <w:ind w:firstLine="0"/>
-        <w:keepNext/>
+        <w:rPr>
+          <w:lang w:val="ru-RU"/>
+        </w:rPr>
       </w:pPr>
       <w:r>
         <w:rPr>
-          <w:rFonts w:ascii="Times New Roman" w:hAnsi="Times New Roman" w:eastAsia="Times New Roman"/>
+          <w:rFonts w:eastAsia="Times New Roman"/>
           <w:color w:val="000000"/>
           <w:sz w:val="24"/>
         </w:rPr>
-        <w:t xml:space="preserve">Таблица 8 - Ошибки на новых компаниях</w:t>
+        <w:t>Таблица 8 - Ошибки на новых компаниях</w:t>
       </w:r>
     </w:p>
     <w:tbl>
@@ -5193,13 +7565,13 @@
           <w:insideV w:val="single" w:sz="8" w:space="0" w:color="000000"/>
         </w:tblBorders>
         <w:tblLayout w:type="fixed"/>
-        <w:tblLook w:val="04A0" w:firstRow="1" w:lastRow="0" w:firstColumn="1" w:lastColumn="0" w:noHBand="0" w:noVBand="1"/>
         <w:tblCellMar>
           <w:top w:w="60" w:type="dxa"/>
+          <w:left w:w="90" w:type="dxa"/>
           <w:bottom w:w="60" w:type="dxa"/>
-          <w:left w:w="90" w:type="dxa"/>
           <w:right w:w="90" w:type="dxa"/>
         </w:tblCellMar>
+        <w:tblLook w:val="04A0" w:firstRow="1" w:lastRow="0" w:firstColumn="1" w:lastColumn="0" w:noHBand="0" w:noVBand="1"/>
       </w:tblPr>
       <w:tblGrid>
         <w:gridCol w:w="3877"/>
@@ -5219,19 +7591,19 @@
           </w:tcPr>
           <w:p>
             <w:pPr>
+              <w:keepNext/>
+              <w:spacing w:line="240" w:lineRule="auto"/>
               <w:ind w:firstLine="0"/>
-              <w:spacing w:before="0" w:after="0" w:line="240" w:lineRule="auto"/>
               <w:jc w:val="center"/>
-              <w:keepNext/>
             </w:pPr>
             <w:r>
               <w:rPr>
-                <w:rFonts w:ascii="Times New Roman" w:hAnsi="Times New Roman" w:eastAsia="Times New Roman"/>
-                <w:color w:val="000000"/>
+                <w:rFonts w:eastAsia="Times New Roman"/>
                 <w:b/>
-                <w:sz w:val="24"/>
-              </w:rPr>
-              <w:t xml:space="preserve">Фактическое движение</w:t>
+                <w:color w:val="000000"/>
+                <w:sz w:val="24"/>
+              </w:rPr>
+              <w:t>Фактическое движение</w:t>
             </w:r>
           </w:p>
         </w:tc>
@@ -5242,19 +7614,19 @@
           </w:tcPr>
           <w:p>
             <w:pPr>
+              <w:keepNext/>
+              <w:spacing w:line="240" w:lineRule="auto"/>
               <w:ind w:firstLine="0"/>
-              <w:spacing w:before="0" w:after="0" w:line="240" w:lineRule="auto"/>
               <w:jc w:val="center"/>
-              <w:keepNext/>
             </w:pPr>
             <w:r>
               <w:rPr>
-                <w:rFonts w:ascii="Times New Roman" w:hAnsi="Times New Roman" w:eastAsia="Times New Roman"/>
-                <w:color w:val="000000"/>
+                <w:rFonts w:eastAsia="Times New Roman"/>
                 <w:b/>
-                <w:sz w:val="24"/>
-              </w:rPr>
-              <w:t xml:space="preserve">Прогноз падение</w:t>
+                <w:color w:val="000000"/>
+                <w:sz w:val="24"/>
+              </w:rPr>
+              <w:t>Прогноз падение</w:t>
             </w:r>
           </w:p>
         </w:tc>
@@ -5265,19 +7637,19 @@
           </w:tcPr>
           <w:p>
             <w:pPr>
+              <w:keepNext/>
+              <w:spacing w:line="240" w:lineRule="auto"/>
               <w:ind w:firstLine="0"/>
-              <w:spacing w:before="0" w:after="0" w:line="240" w:lineRule="auto"/>
               <w:jc w:val="center"/>
-              <w:keepNext/>
             </w:pPr>
             <w:r>
               <w:rPr>
-                <w:rFonts w:ascii="Times New Roman" w:hAnsi="Times New Roman" w:eastAsia="Times New Roman"/>
-                <w:color w:val="000000"/>
+                <w:rFonts w:eastAsia="Times New Roman"/>
                 <w:b/>
-                <w:sz w:val="24"/>
-              </w:rPr>
-              <w:t xml:space="preserve">Прогноз рост</w:t>
+                <w:color w:val="000000"/>
+                <w:sz w:val="24"/>
+              </w:rPr>
+              <w:t>Прогноз рост</w:t>
             </w:r>
           </w:p>
         </w:tc>
@@ -5294,18 +7666,17 @@
           </w:tcPr>
           <w:p>
             <w:pPr>
+              <w:keepNext/>
+              <w:spacing w:line="240" w:lineRule="auto"/>
               <w:ind w:firstLine="0"/>
-              <w:spacing w:before="0" w:after="0" w:line="240" w:lineRule="auto"/>
-              <w:jc w:val="left"/>
-              <w:keepNext/>
             </w:pPr>
             <w:r>
               <w:rPr>
-                <w:rFonts w:ascii="Times New Roman" w:hAnsi="Times New Roman" w:eastAsia="Times New Roman"/>
-                <w:color w:val="000000"/>
-                <w:sz w:val="24"/>
-              </w:rPr>
-              <w:t xml:space="preserve">Фактически падение</w:t>
+                <w:rFonts w:eastAsia="Times New Roman"/>
+                <w:color w:val="000000"/>
+                <w:sz w:val="24"/>
+              </w:rPr>
+              <w:t>Фактически падение</w:t>
             </w:r>
           </w:p>
         </w:tc>
@@ -5316,18 +7687,18 @@
           </w:tcPr>
           <w:p>
             <w:pPr>
+              <w:keepNext/>
+              <w:spacing w:line="240" w:lineRule="auto"/>
               <w:ind w:firstLine="0"/>
-              <w:spacing w:before="0" w:after="0" w:line="240" w:lineRule="auto"/>
               <w:jc w:val="center"/>
-              <w:keepNext/>
             </w:pPr>
             <w:r>
               <w:rPr>
-                <w:rFonts w:ascii="Times New Roman" w:hAnsi="Times New Roman" w:eastAsia="Times New Roman"/>
-                <w:color w:val="000000"/>
-                <w:sz w:val="24"/>
-              </w:rPr>
-              <w:t xml:space="preserve">2</w:t>
+                <w:rFonts w:eastAsia="Times New Roman"/>
+                <w:color w:val="000000"/>
+                <w:sz w:val="24"/>
+              </w:rPr>
+              <w:t>2</w:t>
             </w:r>
           </w:p>
         </w:tc>
@@ -5338,18 +7709,18 @@
           </w:tcPr>
           <w:p>
             <w:pPr>
+              <w:keepNext/>
+              <w:spacing w:line="240" w:lineRule="auto"/>
               <w:ind w:firstLine="0"/>
-              <w:spacing w:before="0" w:after="0" w:line="240" w:lineRule="auto"/>
               <w:jc w:val="center"/>
-              <w:keepNext/>
             </w:pPr>
             <w:r>
               <w:rPr>
-                <w:rFonts w:ascii="Times New Roman" w:hAnsi="Times New Roman" w:eastAsia="Times New Roman"/>
-                <w:color w:val="000000"/>
-                <w:sz w:val="24"/>
-              </w:rPr>
-              <w:t xml:space="preserve">11</w:t>
+                <w:rFonts w:eastAsia="Times New Roman"/>
+                <w:color w:val="000000"/>
+                <w:sz w:val="24"/>
+              </w:rPr>
+              <w:t>11</w:t>
             </w:r>
           </w:p>
         </w:tc>
@@ -5366,17 +7737,16 @@
           </w:tcPr>
           <w:p>
             <w:pPr>
+              <w:spacing w:line="240" w:lineRule="auto"/>
               <w:ind w:firstLine="0"/>
-              <w:spacing w:before="0" w:after="0" w:line="240" w:lineRule="auto"/>
-              <w:jc w:val="left"/>
             </w:pPr>
             <w:r>
               <w:rPr>
-                <w:rFonts w:ascii="Times New Roman" w:hAnsi="Times New Roman" w:eastAsia="Times New Roman"/>
-                <w:color w:val="000000"/>
-                <w:sz w:val="24"/>
-              </w:rPr>
-              <w:t xml:space="preserve">Фактически рост</w:t>
+                <w:rFonts w:eastAsia="Times New Roman"/>
+                <w:color w:val="000000"/>
+                <w:sz w:val="24"/>
+              </w:rPr>
+              <w:t>Фактически рост</w:t>
             </w:r>
           </w:p>
         </w:tc>
@@ -5387,17 +7757,17 @@
           </w:tcPr>
           <w:p>
             <w:pPr>
+              <w:spacing w:line="240" w:lineRule="auto"/>
               <w:ind w:firstLine="0"/>
-              <w:spacing w:before="0" w:after="0" w:line="240" w:lineRule="auto"/>
               <w:jc w:val="center"/>
             </w:pPr>
             <w:r>
               <w:rPr>
-                <w:rFonts w:ascii="Times New Roman" w:hAnsi="Times New Roman" w:eastAsia="Times New Roman"/>
-                <w:color w:val="000000"/>
-                <w:sz w:val="24"/>
-              </w:rPr>
-              <w:t xml:space="preserve">3</w:t>
+                <w:rFonts w:eastAsia="Times New Roman"/>
+                <w:color w:val="000000"/>
+                <w:sz w:val="24"/>
+              </w:rPr>
+              <w:t>3</w:t>
             </w:r>
           </w:p>
         </w:tc>
@@ -5408,17 +7778,17 @@
           </w:tcPr>
           <w:p>
             <w:pPr>
+              <w:spacing w:line="240" w:lineRule="auto"/>
               <w:ind w:firstLine="0"/>
-              <w:spacing w:before="0" w:after="0" w:line="240" w:lineRule="auto"/>
               <w:jc w:val="center"/>
             </w:pPr>
             <w:r>
               <w:rPr>
-                <w:rFonts w:ascii="Times New Roman" w:hAnsi="Times New Roman" w:eastAsia="Times New Roman"/>
-                <w:color w:val="000000"/>
-                <w:sz w:val="24"/>
-              </w:rPr>
-              <w:t xml:space="preserve">11</w:t>
+                <w:rFonts w:eastAsia="Times New Roman"/>
+                <w:color w:val="000000"/>
+                <w:sz w:val="24"/>
+              </w:rPr>
+              <w:t>11</w:t>
             </w:r>
           </w:p>
         </w:tc>
@@ -5426,18 +7796,210 @@
     </w:tbl>
     <w:p>
       <w:pPr>
+        <w:spacing w:before="120"/>
         <w:jc w:val="both"/>
         <w:rPr>
           <w:lang w:val="ru-RU"/>
         </w:rPr>
-        <w:spacing w:before="120"/>
       </w:pPr>
       <w:r>
         <w:rPr>
-          <w:rFonts w:ascii="Times New Roman" w:hAnsi="Times New Roman" w:eastAsia="Times New Roman"/>
-          <w:color w:val="000000"/>
-        </w:rPr>
-        <w:t xml:space="preserve">Верно классифицированы 13 из 27 объектов, допущено 14 ошибок. Модель часто прогнозирует рост: 22 случая, из которых 11 ошибочны. Например, 4 мая 2015 года она предсказала рост для Facebook и Oracle, хотя следующая доходность составила около -1,59 % и -1,50 %. Macro-F1 снизился с 0,444 на тесте до 0,417 на новых компаниях. Размер этой группы не позволяет надёжно оценить перенос на другие компании.</w:t>
+          <w:rFonts w:eastAsia="Times New Roman"/>
+          <w:color w:val="000000"/>
+          <w:lang w:val="ru-RU"/>
+        </w:rPr>
+        <w:t xml:space="preserve">В итоге, </w:t>
+      </w:r>
+      <w:proofErr w:type="gramStart"/>
+      <w:r>
+        <w:rPr>
+          <w:rFonts w:eastAsia="Times New Roman"/>
+          <w:color w:val="000000"/>
+          <w:lang w:val="ru-RU"/>
+        </w:rPr>
+        <w:t>верно</w:t>
+      </w:r>
+      <w:proofErr w:type="gramEnd"/>
+      <w:r>
+        <w:rPr>
+          <w:rFonts w:eastAsia="Times New Roman"/>
+          <w:color w:val="000000"/>
+          <w:lang w:val="ru-RU"/>
+        </w:rPr>
+        <w:t xml:space="preserve"> классифицированы 13 из 27 объектов, допущено 14 ошибок. Модель часто прогнозирует рост: 22 случая, из которых 11 ошибочны. Например, 4 мая 2015 года она предсказала рост для </w:t>
+      </w:r>
+      <w:r>
+        <w:rPr>
+          <w:rFonts w:eastAsia="Times New Roman"/>
+          <w:color w:val="000000"/>
+        </w:rPr>
+        <w:t>Facebook</w:t>
+      </w:r>
+      <w:r>
+        <w:rPr>
+          <w:rFonts w:eastAsia="Times New Roman"/>
+          <w:color w:val="000000"/>
+          <w:lang w:val="ru-RU"/>
+        </w:rPr>
+        <w:t xml:space="preserve"> и </w:t>
+      </w:r>
+      <w:r>
+        <w:rPr>
+          <w:rFonts w:eastAsia="Times New Roman"/>
+          <w:color w:val="000000"/>
+        </w:rPr>
+        <w:t>Oracle</w:t>
+      </w:r>
+      <w:r>
+        <w:rPr>
+          <w:rFonts w:eastAsia="Times New Roman"/>
+          <w:color w:val="000000"/>
+          <w:lang w:val="ru-RU"/>
+        </w:rPr>
+        <w:t xml:space="preserve">, хотя следующая доходность составила около -1,59 % и -1,50 %. </w:t>
+      </w:r>
+      <w:r>
+        <w:rPr>
+          <w:rFonts w:eastAsia="Times New Roman"/>
+          <w:color w:val="000000"/>
+        </w:rPr>
+        <w:t>Macro</w:t>
+      </w:r>
+      <w:r>
+        <w:rPr>
+          <w:rFonts w:eastAsia="Times New Roman"/>
+          <w:color w:val="000000"/>
+          <w:lang w:val="ru-RU"/>
+        </w:rPr>
+        <w:t>-</w:t>
+      </w:r>
+      <w:r>
+        <w:rPr>
+          <w:rFonts w:eastAsia="Times New Roman"/>
+          <w:color w:val="000000"/>
+        </w:rPr>
+        <w:t>F</w:t>
+      </w:r>
+      <w:r>
+        <w:rPr>
+          <w:rFonts w:eastAsia="Times New Roman"/>
+          <w:color w:val="000000"/>
+          <w:lang w:val="ru-RU"/>
+        </w:rPr>
+        <w:t>1 снизился с 0,444 на тесте до 0,417 на новых компаниях. Размер этой группы не позволяет надёжно оценить перенос на другие компании.</w:t>
+      </w:r>
+    </w:p>
+    <w:p>
+      <w:pPr>
+        <w:pStyle w:val="21"/>
+        <w:spacing w:before="80"/>
+        <w:rPr>
+          <w:lang w:val="ru-RU"/>
+        </w:rPr>
+      </w:pPr>
+      <w:r>
+        <w:rPr>
+          <w:rFonts w:ascii="Times New Roman" w:eastAsia="Times New Roman" w:hAnsi="Times New Roman"/>
+          <w:color w:val="000000"/>
+          <w:lang w:val="ru-RU"/>
+        </w:rPr>
+        <w:lastRenderedPageBreak/>
+        <w:t>Ограничения и вывод</w:t>
+      </w:r>
+    </w:p>
+    <w:p>
+      <w:pPr>
+        <w:jc w:val="both"/>
+        <w:rPr>
+          <w:lang w:val="ru-RU"/>
+        </w:rPr>
+      </w:pPr>
+      <w:r>
+        <w:rPr>
+          <w:rFonts w:eastAsia="Times New Roman"/>
+          <w:color w:val="000000"/>
+          <w:lang w:val="ru-RU"/>
+        </w:rPr>
+        <w:t xml:space="preserve">Эксперимент ограничен небольшой исторической выборкой технологических компаний и днями с доступным текстом. Котировки из архива могут содержать поздние корректировки. </w:t>
+      </w:r>
+      <w:proofErr w:type="spellStart"/>
+      <w:r>
+        <w:rPr>
+          <w:rFonts w:eastAsia="Times New Roman"/>
+          <w:color w:val="000000"/>
+          <w:lang w:val="ru-RU"/>
+        </w:rPr>
+        <w:t>Предобученные</w:t>
+      </w:r>
+      <w:proofErr w:type="spellEnd"/>
+      <w:r>
+        <w:rPr>
+          <w:rFonts w:eastAsia="Times New Roman"/>
+          <w:color w:val="000000"/>
+          <w:lang w:val="ru-RU"/>
+        </w:rPr>
+        <w:t xml:space="preserve"> модели могли видеть исторические события; скрытие названий и годов не исключает этого риска. График и числа основаны на одном источнике. Качество относится к выбранным представлениям, подсказкам и калибровке, а не ко всем возможным настройкам моделей.</w:t>
+      </w:r>
+    </w:p>
+    <w:p>
+      <w:pPr>
+        <w:jc w:val="both"/>
+        <w:rPr>
+          <w:lang w:val="ru-RU"/>
+        </w:rPr>
+      </w:pPr>
+      <w:r>
+        <w:rPr>
+          <w:rFonts w:eastAsia="Times New Roman"/>
+          <w:color w:val="000000"/>
+          <w:lang w:val="ru-RU"/>
+        </w:rPr>
+        <w:t xml:space="preserve">Гипотеза о подтверждённом приросте от объединения входов на этой выборке не подтверждена. По принятому правилу выбран быстрый числовой </w:t>
+      </w:r>
+      <w:r>
+        <w:rPr>
+          <w:rFonts w:eastAsia="Times New Roman"/>
+          <w:color w:val="000000"/>
+        </w:rPr>
+        <w:t>baseline</w:t>
+      </w:r>
+      <w:r>
+        <w:rPr>
+          <w:rFonts w:eastAsia="Times New Roman"/>
+          <w:color w:val="000000"/>
+          <w:lang w:val="ru-RU"/>
+        </w:rPr>
+        <w:t xml:space="preserve">, но его качество на отдельных компаниях также невысоко. </w:t>
+      </w:r>
+      <w:r>
+        <w:rPr>
+          <w:rFonts w:eastAsia="Times New Roman"/>
+          <w:color w:val="000000"/>
+        </w:rPr>
+        <w:t>BLIP</w:t>
+      </w:r>
+      <w:r>
+        <w:rPr>
+          <w:rFonts w:eastAsia="Times New Roman"/>
+          <w:color w:val="000000"/>
+          <w:lang w:val="ru-RU"/>
+        </w:rPr>
+        <w:t xml:space="preserve">-2 и </w:t>
+      </w:r>
+      <w:r>
+        <w:rPr>
+          <w:rFonts w:eastAsia="Times New Roman"/>
+          <w:color w:val="000000"/>
+        </w:rPr>
+        <w:t>Qwen</w:t>
+      </w:r>
+      <w:r>
+        <w:rPr>
+          <w:rFonts w:eastAsia="Times New Roman"/>
+          <w:color w:val="000000"/>
+          <w:lang w:val="ru-RU"/>
+        </w:rPr>
+        <w:t xml:space="preserve"> требуют значительно больше вычислений и не дают выигрыша по основной метрике. Практический результат работы - воспроизводимый протокол сравнения и выявленные ограничения моделей. Для дальнейшей проверки нужна более крупная выборка других компаний и периодов.</w:t>
       </w:r>
     </w:p>
     <w:p>
@@ -5447,351 +8009,320 @@
       </w:pPr>
       <w:r>
         <w:rPr>
-          <w:rFonts w:ascii="Times New Roman" w:hAnsi="Times New Roman" w:eastAsia="Times New Roman"/>
-          <w:color w:val="000000"/>
-          <w:b/>
-        </w:rPr>
-        <w:t xml:space="preserve">Ограничения и вывод</w:t>
+          <w:rFonts w:ascii="Times New Roman" w:eastAsia="Times New Roman" w:hAnsi="Times New Roman"/>
+          <w:color w:val="000000"/>
+        </w:rPr>
+        <w:t>Источники и материалы эксперимента</w:t>
       </w:r>
     </w:p>
     <w:p>
       <w:pPr>
-        <w:jc w:val="both"/>
-        <w:rPr>
-          <w:lang w:val="ru-RU"/>
-        </w:rPr>
-      </w:pPr>
-      <w:r>
-        <w:rPr>
-          <w:rFonts w:ascii="Times New Roman" w:hAnsi="Times New Roman" w:eastAsia="Times New Roman"/>
-          <w:color w:val="000000"/>
-        </w:rPr>
-        <w:t xml:space="preserve">Эксперимент ограничен небольшой исторической выборкой технологических компаний и днями с доступным текстом. Котировки из архива могут содержать поздние корректировки. Предобученные модели могли видеть исторические события; скрытие названий и годов не исключает этого риска. График и числа основаны на одном источнике. Качество относится к выбранным представлениям, подсказкам и калибровке, а не ко всем возможным настройкам моделей.</w:t>
-      </w:r>
-    </w:p>
-    <w:p>
-      <w:pPr>
-        <w:jc w:val="both"/>
-        <w:rPr>
-          <w:lang w:val="ru-RU"/>
-        </w:rPr>
-      </w:pPr>
-      <w:r>
-        <w:rPr>
-          <w:rFonts w:ascii="Times New Roman" w:hAnsi="Times New Roman" w:eastAsia="Times New Roman"/>
-          <w:color w:val="000000"/>
-        </w:rPr>
-        <w:t xml:space="preserve">Гипотеза о подтверждённом приросте от объединения входов на этой выборке не подтверждена. По принятому правилу выбран быстрый числовой baseline, но его качество на отдельных компаниях также невысоко. BLIP-2 и Qwen требуют значительно больше вычислений и не дают выигрыша по основной метрике. Практический результат работы - воспроизводимый протокол сравнения и выявленные ограничения моделей. Для дальнейшей проверки нужна более крупная выборка других компаний и периодов.</w:t>
-      </w:r>
-    </w:p>
-    <w:p>
-      <w:pPr>
-        <w:pStyle w:val="21"/>
-        <w:spacing w:before="80"/>
-      </w:pPr>
-      <w:r>
-        <w:rPr>
-          <w:rFonts w:ascii="Times New Roman" w:hAnsi="Times New Roman" w:eastAsia="Times New Roman"/>
-          <w:color w:val="000000"/>
-          <w:b/>
-        </w:rPr>
-        <w:t xml:space="preserve">Источники и материалы эксперимента</w:t>
-      </w:r>
-    </w:p>
-    <w:p>
-      <w:pPr>
-        <w:jc w:val="left"/>
-        <w:rPr>
-          <w:lang w:val="ru-RU"/>
-        </w:rPr>
-        <w:spacing w:before="0" w:after="80" w:line="240" w:lineRule="auto"/>
+        <w:spacing w:after="80" w:line="240" w:lineRule="auto"/>
         <w:ind w:firstLine="0"/>
       </w:pPr>
       <w:r>
         <w:rPr>
-          <w:rFonts w:ascii="Times New Roman" w:hAnsi="Times New Roman" w:eastAsia="Times New Roman"/>
+          <w:rFonts w:eastAsia="Times New Roman"/>
           <w:color w:val="000000"/>
           <w:sz w:val="24"/>
         </w:rPr>
-        <w:t xml:space="preserve">[1] Xu Y., Cohen S. B. Stock Movement Prediction from Tweets and Historical Prices. ACL. 2018. P. 1970-1979.</w:t>
-      </w:r>
-      <w:r>
-        <w:rPr>
-          <w:rFonts w:ascii="Times New Roman" w:hAnsi="Times New Roman" w:eastAsia="Times New Roman"/>
-          <w:color w:val="000000"/>
-          <w:sz w:val="24"/>
-        </w:rPr>
-        <w:t xml:space="preserve"> </w:t>
-      </w:r>
-      <w:hyperlink r:id="rIdReport1">
+        <w:t xml:space="preserve">[1] Xu Y., Cohen S. B. Stock Movement Prediction from Tweets and Historical Prices. ACL. 2018. P. 1970-1979. </w:t>
+      </w:r>
+      <w:hyperlink r:id="rId6">
         <w:r>
           <w:rPr>
-            <w:rFonts w:ascii="Times New Roman" w:hAnsi="Times New Roman" w:eastAsia="Times New Roman"/>
+            <w:rFonts w:eastAsia="Times New Roman"/>
             <w:color w:val="0000FF"/>
             <w:sz w:val="24"/>
             <w:u w:val="single"/>
           </w:rPr>
-          <w:t xml:space="preserve">Источник</w:t>
+          <w:t>Источник</w:t>
         </w:r>
       </w:hyperlink>
     </w:p>
     <w:p>
       <w:pPr>
-        <w:jc w:val="left"/>
-        <w:rPr>
-          <w:lang w:val="ru-RU"/>
-        </w:rPr>
-        <w:spacing w:before="0" w:after="80" w:line="240" w:lineRule="auto"/>
+        <w:spacing w:after="80" w:line="240" w:lineRule="auto"/>
         <w:ind w:firstLine="0"/>
       </w:pPr>
       <w:r>
         <w:rPr>
-          <w:rFonts w:ascii="Times New Roman" w:hAnsi="Times New Roman" w:eastAsia="Times New Roman"/>
+          <w:rFonts w:eastAsia="Times New Roman"/>
           <w:color w:val="000000"/>
           <w:sz w:val="24"/>
         </w:rPr>
-        <w:t xml:space="preserve">[2] Araci D. FinBERT Financial Sentiment Analysis with Pre-trained Language Models. 2019. arXiv:1908.10063.</w:t>
-      </w:r>
-      <w:r>
-        <w:rPr>
-          <w:rFonts w:ascii="Times New Roman" w:hAnsi="Times New Roman" w:eastAsia="Times New Roman"/>
-          <w:color w:val="000000"/>
-          <w:sz w:val="24"/>
-        </w:rPr>
-        <w:t xml:space="preserve"> </w:t>
-      </w:r>
-      <w:hyperlink r:id="rIdReport2">
+        <w:t xml:space="preserve">[2] Araci D. FinBERT Financial Sentiment Analysis with Pre-trained Language Models. 2019. arXiv:1908.10063. </w:t>
+      </w:r>
+      <w:hyperlink r:id="rId7">
         <w:r>
           <w:rPr>
-            <w:rFonts w:ascii="Times New Roman" w:hAnsi="Times New Roman" w:eastAsia="Times New Roman"/>
+            <w:rFonts w:eastAsia="Times New Roman"/>
             <w:color w:val="0000FF"/>
             <w:sz w:val="24"/>
             <w:u w:val="single"/>
           </w:rPr>
-          <w:t xml:space="preserve">Источник</w:t>
+          <w:t>Источник</w:t>
         </w:r>
       </w:hyperlink>
     </w:p>
     <w:p>
       <w:pPr>
-        <w:jc w:val="left"/>
-        <w:rPr>
-          <w:lang w:val="ru-RU"/>
-        </w:rPr>
-        <w:spacing w:before="0" w:after="80" w:line="240" w:lineRule="auto"/>
+        <w:spacing w:after="80" w:line="240" w:lineRule="auto"/>
         <w:ind w:firstLine="0"/>
       </w:pPr>
       <w:r>
         <w:rPr>
-          <w:rFonts w:ascii="Times New Roman" w:hAnsi="Times New Roman" w:eastAsia="Times New Roman"/>
+          <w:rFonts w:eastAsia="Times New Roman"/>
           <w:color w:val="000000"/>
           <w:sz w:val="24"/>
         </w:rPr>
-        <w:t xml:space="preserve">[3] Radford A. et al. Learning Transferable Visual Models From Natural Language Supervision. ICML. 2021.</w:t>
-      </w:r>
-      <w:r>
-        <w:rPr>
-          <w:rFonts w:ascii="Times New Roman" w:hAnsi="Times New Roman" w:eastAsia="Times New Roman"/>
+        <w:t xml:space="preserve">[3] Radford A. et al. Learning Transferable Visual Models </w:t>
+      </w:r>
+      <w:proofErr w:type="gramStart"/>
+      <w:r>
+        <w:rPr>
+          <w:rFonts w:eastAsia="Times New Roman"/>
           <w:color w:val="000000"/>
           <w:sz w:val="24"/>
         </w:rPr>
-        <w:t xml:space="preserve"> </w:t>
-      </w:r>
-      <w:hyperlink r:id="rIdReport3">
+        <w:t>From</w:t>
+      </w:r>
+      <w:proofErr w:type="gramEnd"/>
+      <w:r>
+        <w:rPr>
+          <w:rFonts w:eastAsia="Times New Roman"/>
+          <w:color w:val="000000"/>
+          <w:sz w:val="24"/>
+        </w:rPr>
+        <w:t xml:space="preserve"> Natural Language Supervision. ICML. 2021. </w:t>
+      </w:r>
+      <w:hyperlink r:id="rId8">
         <w:r>
           <w:rPr>
-            <w:rFonts w:ascii="Times New Roman" w:hAnsi="Times New Roman" w:eastAsia="Times New Roman"/>
+            <w:rFonts w:eastAsia="Times New Roman"/>
             <w:color w:val="0000FF"/>
             <w:sz w:val="24"/>
             <w:u w:val="single"/>
           </w:rPr>
-          <w:t xml:space="preserve">Источник</w:t>
+          <w:t>Источник</w:t>
         </w:r>
       </w:hyperlink>
     </w:p>
     <w:p>
       <w:pPr>
-        <w:jc w:val="left"/>
-        <w:rPr>
-          <w:lang w:val="ru-RU"/>
-        </w:rPr>
-        <w:spacing w:before="0" w:after="80" w:line="240" w:lineRule="auto"/>
+        <w:spacing w:after="80" w:line="240" w:lineRule="auto"/>
         <w:ind w:firstLine="0"/>
       </w:pPr>
       <w:r>
         <w:rPr>
-          <w:rFonts w:ascii="Times New Roman" w:hAnsi="Times New Roman" w:eastAsia="Times New Roman"/>
+          <w:rFonts w:eastAsia="Times New Roman"/>
           <w:color w:val="000000"/>
           <w:sz w:val="24"/>
         </w:rPr>
-        <w:t xml:space="preserve">[4] Bhatia G. et al. FinTral A Family of GPT-4 Level Multimodal Financial Large Language Models. Findings of ACL. 2024. P. 13064-13087.</w:t>
-      </w:r>
-      <w:r>
-        <w:rPr>
-          <w:rFonts w:ascii="Times New Roman" w:hAnsi="Times New Roman" w:eastAsia="Times New Roman"/>
-          <w:color w:val="000000"/>
-          <w:sz w:val="24"/>
-        </w:rPr>
-        <w:t xml:space="preserve"> </w:t>
-      </w:r>
-      <w:hyperlink r:id="rIdReport4">
+        <w:t xml:space="preserve">[4] Bhatia G. et al. FinTral A Family of GPT-4 Level Multimodal Financial Large Language Models. Findings of ACL. 2024. P. 13064-13087. </w:t>
+      </w:r>
+      <w:hyperlink r:id="rId9">
         <w:r>
           <w:rPr>
-            <w:rFonts w:ascii="Times New Roman" w:hAnsi="Times New Roman" w:eastAsia="Times New Roman"/>
+            <w:rFonts w:eastAsia="Times New Roman"/>
             <w:color w:val="0000FF"/>
             <w:sz w:val="24"/>
             <w:u w:val="single"/>
           </w:rPr>
-          <w:t xml:space="preserve">Источник</w:t>
+          <w:t>Источник</w:t>
         </w:r>
       </w:hyperlink>
     </w:p>
     <w:p>
       <w:pPr>
-        <w:jc w:val="left"/>
-        <w:rPr>
-          <w:lang w:val="ru-RU"/>
-        </w:rPr>
-        <w:spacing w:before="0" w:after="80" w:line="240" w:lineRule="auto"/>
+        <w:spacing w:after="80" w:line="240" w:lineRule="auto"/>
         <w:ind w:firstLine="0"/>
       </w:pPr>
       <w:r>
         <w:rPr>
-          <w:rFonts w:ascii="Times New Roman" w:hAnsi="Times New Roman" w:eastAsia="Times New Roman"/>
+          <w:rFonts w:eastAsia="Times New Roman"/>
           <w:color w:val="000000"/>
           <w:sz w:val="24"/>
         </w:rPr>
-        <w:t xml:space="preserve">[5] Bai S. et al. Qwen2.5-VL Technical Report. 2025. arXiv:2502.13923.</w:t>
-      </w:r>
-      <w:r>
-        <w:rPr>
-          <w:rFonts w:ascii="Times New Roman" w:hAnsi="Times New Roman" w:eastAsia="Times New Roman"/>
-          <w:color w:val="000000"/>
-          <w:sz w:val="24"/>
-        </w:rPr>
-        <w:t xml:space="preserve"> </w:t>
-      </w:r>
-      <w:hyperlink r:id="rIdReport5">
+        <w:t xml:space="preserve">[5] Bai S. et al. Qwen2.5-VL Technical Report. 2025. arXiv:2502.13923. </w:t>
+      </w:r>
+      <w:hyperlink r:id="rId10">
         <w:r>
           <w:rPr>
-            <w:rFonts w:ascii="Times New Roman" w:hAnsi="Times New Roman" w:eastAsia="Times New Roman"/>
+            <w:rFonts w:eastAsia="Times New Roman"/>
             <w:color w:val="0000FF"/>
             <w:sz w:val="24"/>
             <w:u w:val="single"/>
           </w:rPr>
-          <w:t xml:space="preserve">Источник</w:t>
+          <w:t>Источник</w:t>
         </w:r>
       </w:hyperlink>
     </w:p>
     <w:p>
       <w:pPr>
-        <w:jc w:val="left"/>
-        <w:rPr>
-          <w:lang w:val="ru-RU"/>
-        </w:rPr>
-        <w:spacing w:before="0" w:after="80" w:line="240" w:lineRule="auto"/>
+        <w:spacing w:after="80" w:line="240" w:lineRule="auto"/>
         <w:ind w:firstLine="0"/>
+        <w:rPr>
+          <w:lang w:val="ru-RU"/>
+        </w:rPr>
       </w:pPr>
       <w:r>
         <w:rPr>
-          <w:rFonts w:ascii="Times New Roman" w:hAnsi="Times New Roman" w:eastAsia="Times New Roman"/>
+          <w:rFonts w:eastAsia="Times New Roman"/>
           <w:color w:val="000000"/>
           <w:sz w:val="24"/>
         </w:rPr>
-        <w:t xml:space="preserve">[6] Xu Y., Cohen S. B. StockNet dataset. Открытый архив сообщений и котировок.</w:t>
-      </w:r>
-      <w:r>
-        <w:rPr>
-          <w:rFonts w:ascii="Times New Roman" w:hAnsi="Times New Roman" w:eastAsia="Times New Roman"/>
+        <w:t xml:space="preserve">[6] Xu Y., Cohen S. B. StockNet dataset. </w:t>
+      </w:r>
+      <w:r>
+        <w:rPr>
+          <w:rFonts w:eastAsia="Times New Roman"/>
           <w:color w:val="000000"/>
           <w:sz w:val="24"/>
-        </w:rPr>
-        <w:t xml:space="preserve"> </w:t>
-      </w:r>
-      <w:hyperlink r:id="rIdReport6">
+          <w:lang w:val="ru-RU"/>
+        </w:rPr>
+        <w:t xml:space="preserve">Открытый архив сообщений и котировок. </w:t>
+      </w:r>
+      <w:hyperlink r:id="rId11">
         <w:r>
           <w:rPr>
-            <w:rFonts w:ascii="Times New Roman" w:hAnsi="Times New Roman" w:eastAsia="Times New Roman"/>
+            <w:rFonts w:eastAsia="Times New Roman"/>
             <w:color w:val="0000FF"/>
             <w:sz w:val="24"/>
             <w:u w:val="single"/>
+            <w:lang w:val="ru-RU"/>
           </w:rPr>
-          <w:t xml:space="preserve">Источник</w:t>
+          <w:t>Источник</w:t>
         </w:r>
       </w:hyperlink>
     </w:p>
     <w:p>
       <w:pPr>
-        <w:jc w:val="left"/>
-        <w:rPr>
-          <w:lang w:val="ru-RU"/>
-        </w:rPr>
-        <w:spacing w:before="0" w:after="80" w:line="240" w:lineRule="auto"/>
+        <w:spacing w:after="80" w:line="240" w:lineRule="auto"/>
         <w:ind w:firstLine="0"/>
+        <w:rPr>
+          <w:lang w:val="ru-RU"/>
+        </w:rPr>
       </w:pPr>
       <w:r>
         <w:rPr>
-          <w:rFonts w:ascii="Times New Roman" w:hAnsi="Times New Roman" w:eastAsia="Times New Roman"/>
+          <w:rFonts w:eastAsia="Times New Roman"/>
           <w:color w:val="000000"/>
           <w:sz w:val="24"/>
-        </w:rPr>
-        <w:t xml:space="preserve">[7] Salesforce. BLIP-2 OPT-2.7B. Карточка модели, веса и примеры запуска.</w:t>
-      </w:r>
-      <w:r>
-        <w:rPr>
-          <w:rFonts w:ascii="Times New Roman" w:hAnsi="Times New Roman" w:eastAsia="Times New Roman"/>
+          <w:lang w:val="ru-RU"/>
+        </w:rPr>
+        <w:t xml:space="preserve">[7] </w:t>
+      </w:r>
+      <w:r>
+        <w:rPr>
+          <w:rFonts w:eastAsia="Times New Roman"/>
           <w:color w:val="000000"/>
           <w:sz w:val="24"/>
         </w:rPr>
-        <w:t xml:space="preserve"> </w:t>
-      </w:r>
-      <w:hyperlink r:id="rIdReport7">
+        <w:t>Salesforce</w:t>
+      </w:r>
+      <w:r>
+        <w:rPr>
+          <w:rFonts w:eastAsia="Times New Roman"/>
+          <w:color w:val="000000"/>
+          <w:sz w:val="24"/>
+          <w:lang w:val="ru-RU"/>
+        </w:rPr>
+        <w:t xml:space="preserve">. </w:t>
+      </w:r>
+      <w:r>
+        <w:rPr>
+          <w:rFonts w:eastAsia="Times New Roman"/>
+          <w:color w:val="000000"/>
+          <w:sz w:val="24"/>
+        </w:rPr>
+        <w:t>BLIP</w:t>
+      </w:r>
+      <w:r>
+        <w:rPr>
+          <w:rFonts w:eastAsia="Times New Roman"/>
+          <w:color w:val="000000"/>
+          <w:sz w:val="24"/>
+          <w:lang w:val="ru-RU"/>
+        </w:rPr>
+        <w:t xml:space="preserve">-2 </w:t>
+      </w:r>
+      <w:r>
+        <w:rPr>
+          <w:rFonts w:eastAsia="Times New Roman"/>
+          <w:color w:val="000000"/>
+          <w:sz w:val="24"/>
+        </w:rPr>
+        <w:t>OPT</w:t>
+      </w:r>
+      <w:r>
+        <w:rPr>
+          <w:rFonts w:eastAsia="Times New Roman"/>
+          <w:color w:val="000000"/>
+          <w:sz w:val="24"/>
+          <w:lang w:val="ru-RU"/>
+        </w:rPr>
+        <w:t>-2.7</w:t>
+      </w:r>
+      <w:r>
+        <w:rPr>
+          <w:rFonts w:eastAsia="Times New Roman"/>
+          <w:color w:val="000000"/>
+          <w:sz w:val="24"/>
+        </w:rPr>
+        <w:t>B</w:t>
+      </w:r>
+      <w:r>
+        <w:rPr>
+          <w:rFonts w:eastAsia="Times New Roman"/>
+          <w:color w:val="000000"/>
+          <w:sz w:val="24"/>
+          <w:lang w:val="ru-RU"/>
+        </w:rPr>
+        <w:t xml:space="preserve">. Карточка модели, веса и примеры запуска. </w:t>
+      </w:r>
+      <w:hyperlink r:id="rId12">
         <w:r>
           <w:rPr>
-            <w:rFonts w:ascii="Times New Roman" w:hAnsi="Times New Roman" w:eastAsia="Times New Roman"/>
+            <w:rFonts w:eastAsia="Times New Roman"/>
             <w:color w:val="0000FF"/>
             <w:sz w:val="24"/>
             <w:u w:val="single"/>
+            <w:lang w:val="ru-RU"/>
           </w:rPr>
-          <w:t xml:space="preserve">Источник</w:t>
+          <w:t>Источник</w:t>
         </w:r>
       </w:hyperlink>
     </w:p>
     <w:p>
       <w:pPr>
-        <w:jc w:val="left"/>
-        <w:rPr>
-          <w:lang w:val="ru-RU"/>
-        </w:rPr>
-        <w:spacing w:before="0" w:after="80" w:line="240" w:lineRule="auto"/>
+        <w:spacing w:after="80" w:line="240" w:lineRule="auto"/>
         <w:ind w:firstLine="0"/>
+        <w:rPr>
+          <w:lang w:val="ru-RU"/>
+        </w:rPr>
       </w:pPr>
       <w:r>
         <w:rPr>
-          <w:rFonts w:ascii="Times New Roman" w:hAnsi="Times New Roman" w:eastAsia="Times New Roman"/>
+          <w:rFonts w:eastAsia="Times New Roman"/>
           <w:color w:val="000000"/>
           <w:sz w:val="24"/>
-        </w:rPr>
-        <w:t xml:space="preserve">[8] Репозиторий лабораторных работ. Раздел второй работы содержит код и сохранённые результаты эксперимента.</w:t>
-      </w:r>
-      <w:r>
-        <w:rPr>
-          <w:rFonts w:ascii="Times New Roman" w:hAnsi="Times New Roman" w:eastAsia="Times New Roman"/>
-          <w:color w:val="000000"/>
-          <w:sz w:val="24"/>
-        </w:rPr>
-        <w:t xml:space="preserve"> </w:t>
-      </w:r>
-      <w:hyperlink r:id="rIdReport8">
+          <w:lang w:val="ru-RU"/>
+        </w:rPr>
+        <w:t xml:space="preserve">[8] Репозиторий лабораторных работ. Раздел второй работы содержит код и сохранённые результаты эксперимента. </w:t>
+      </w:r>
+      <w:hyperlink r:id="rId13">
+        <w:proofErr w:type="spellStart"/>
         <w:r>
           <w:rPr>
-            <w:rFonts w:ascii="Times New Roman" w:hAnsi="Times New Roman" w:eastAsia="Times New Roman"/>
+            <w:rFonts w:eastAsia="Times New Roman"/>
             <w:color w:val="0000FF"/>
             <w:sz w:val="24"/>
             <w:u w:val="single"/>
           </w:rPr>
-          <w:t xml:space="preserve">Источник</w:t>
+          <w:t>Источник</w:t>
         </w:r>
+        <w:proofErr w:type="spellEnd"/>
       </w:hyperlink>
     </w:p>
     <w:sectPr>
@@ -6616,7 +9147,6 @@
   <w:style w:type="character" w:default="1" w:styleId="a2">
     <w:name w:val="Default Paragraph Font"/>
     <w:uiPriority w:val="1"/>
-    <w:semiHidden/>
     <w:unhideWhenUsed/>
   </w:style>
   <w:style w:type="table" w:default="1" w:styleId="a3">

--- a/lab-2/Отчёт_ЛР2_Мультимодальные_модели.docx
+++ b/lab-2/Отчёт_ЛР2_Мультимодальные_модели.docx
@@ -27,6 +27,25 @@
         </w:rPr>
         <w:br/>
         <w:t>Мультимодальные модели для прогноза движения акций</w:t>
+      </w:r>
+    </w:p>
+    <w:p>
+      <w:pPr>
+        <w:pStyle w:val="a1"/>
+        <w:keepNext/>
+        <w:spacing w:before="0" w:after="120" w:line="240" w:lineRule="auto"/>
+        <w:ind w:firstLine="0"/>
+        <w:jc w:val="right"/>
+      </w:pPr>
+      <w:r>
+        <w:rPr>
+          <w:rFonts w:ascii="Times New Roman" w:hAnsi="Times New Roman" w:cs="Times New Roman"/>
+          <w:color w:val="000000"/>
+          <w:sz w:val="28"/>
+          <w:szCs w:val="28"/>
+          <w:lang w:val="ru-RU"/>
+        </w:rPr>
+        <w:t>Кириченко Даниил</w:t>
       </w:r>
     </w:p>
     <w:p>
